--- a/output/education/2026-03-29_availability-bias/availability-bias_guide_facilitator.docx
+++ b/output/education/2026-03-29_availability-bias/availability-bias_guide_facilitator.docx
@@ -4,36 +4,23 @@
   <w:body>
     <w:p>
       <w:pPr>
-        <w:pStyle w:val="Title"/>
+        <w:pStyle w:val="Heading1"/>
       </w:pPr>
       <w:r>
-        <w:rPr>
-          <w:color w:val="333333"/>
-          <w:sz w:val="44"/>
-        </w:rPr>
-        <w:t>ファシリテーターガイド</w:t>
+        <w:t>ファシリテーターガイド: 利用可能性バイアスと診断推論</w:t>
+      </w:r>
+    </w:p>
+    <w:p>
+      <w:pPr>
+        <w:pStyle w:val="Heading2"/>
+      </w:pPr>
+      <w:r>
+        <w:t>2026-03-29 | item-006</w:t>
       </w:r>
     </w:p>
     <w:p>
       <w:r>
-        <w:rPr>
-          <w:rFonts w:ascii="Calibri" w:hAnsi="Calibri"/>
-          <w:b/>
-          <w:i w:val="0"/>
-          <w:sz w:val="28"/>
-        </w:rPr>
-        <w:t>利用可能性バイアスと診断推論</w:t>
-      </w:r>
-    </w:p>
-    <w:p>
-      <w:r>
-        <w:rPr>
-          <w:rFonts w:ascii="Calibri" w:hAnsi="Calibri"/>
-          <w:b w:val="0"/>
-          <w:i/>
-          <w:sz w:val="20"/>
-        </w:rPr>
-        <w:t>研修医版 15分 + 全スタッフ版 10分 | 2026-03-29 | ガニェの9教授事象</w:t>
+        <w:br w:type="page"/>
       </w:r>
     </w:p>
     <w:p>
@@ -42,6 +29,11 @@
       </w:pPr>
       <w:r>
         <w:t>Part 1: チートシート（印刷して手元に持つ用）</w:t>
+      </w:r>
+    </w:p>
+    <w:p>
+      <w:r>
+        <w:br w:type="page"/>
       </w:r>
     </w:p>
     <w:p>
@@ -56,27 +48,24 @@
       <w:tblPr>
         <w:tblStyle w:val="TableGrid"/>
         <w:tblW w:type="auto" w:w="0"/>
-        <w:jc w:val="center"/>
         <w:tblLook w:firstColumn="1" w:firstRow="1" w:lastColumn="0" w:lastRow="0" w:noHBand="0" w:noVBand="1" w:val="04A0"/>
       </w:tblPr>
       <w:tblGrid>
-        <w:gridCol w:w="2835"/>
-        <w:gridCol w:w="2835"/>
-        <w:gridCol w:w="3402"/>
+        <w:gridCol w:w="2880"/>
+        <w:gridCol w:w="2880"/>
+        <w:gridCol w:w="2880"/>
       </w:tblGrid>
       <w:tr>
         <w:tc>
           <w:tcPr>
             <w:tcW w:type="dxa" w:w="2880"/>
-            <w:shd w:fill="0D2B3E" w:val="clear"/>
           </w:tcPr>
           <w:p>
             <w:r>
               <w:rPr>
-                <w:rFonts w:ascii="Calibri" w:hAnsi="Calibri"/>
+                <w:rFonts w:ascii="Noto Sans CJK JP" w:hAnsi="Noto Sans CJK JP"/>
                 <w:b/>
-                <w:color w:val="FFFFFF"/>
-                <w:sz w:val="18"/>
+                <w:sz w:val="20"/>
               </w:rPr>
               <w:t>物品</w:t>
             </w:r>
@@ -85,15 +74,13 @@
         <w:tc>
           <w:tcPr>
             <w:tcW w:type="dxa" w:w="2880"/>
-            <w:shd w:fill="0D2B3E" w:val="clear"/>
           </w:tcPr>
           <w:p>
             <w:r>
               <w:rPr>
-                <w:rFonts w:ascii="Calibri" w:hAnsi="Calibri"/>
+                <w:rFonts w:ascii="Noto Sans CJK JP" w:hAnsi="Noto Sans CJK JP"/>
                 <w:b/>
-                <w:color w:val="FFFFFF"/>
-                <w:sz w:val="18"/>
+                <w:sz w:val="20"/>
               </w:rPr>
               <w:t>用途</w:t>
             </w:r>
@@ -102,15 +89,13 @@
         <w:tc>
           <w:tcPr>
             <w:tcW w:type="dxa" w:w="2880"/>
-            <w:shd w:fill="0D2B3E" w:val="clear"/>
           </w:tcPr>
           <w:p>
             <w:r>
               <w:rPr>
-                <w:rFonts w:ascii="Calibri" w:hAnsi="Calibri"/>
+                <w:rFonts w:ascii="Noto Sans CJK JP" w:hAnsi="Noto Sans CJK JP"/>
                 <w:b/>
-                <w:color w:val="FFFFFF"/>
-                <w:sz w:val="18"/>
+                <w:sz w:val="20"/>
               </w:rPr>
               <w:t>備考</w:t>
             </w:r>
@@ -121,13 +106,12 @@
         <w:tc>
           <w:tcPr>
             <w:tcW w:type="dxa" w:w="2880"/>
-            <w:shd w:fill="E8F0F0" w:val="clear"/>
           </w:tcPr>
           <w:p>
             <w:r>
               <w:rPr>
-                <w:rFonts w:ascii="Calibri" w:hAnsi="Calibri"/>
-                <w:sz w:val="18"/>
+                <w:rFonts w:ascii="Noto Sans CJK JP" w:hAnsi="Noto Sans CJK JP"/>
+                <w:sz w:val="20"/>
               </w:rPr>
               <w:t>スライド投影環境（PC + プロジェクタ）</w:t>
             </w:r>
@@ -136,13 +120,12 @@
         <w:tc>
           <w:tcPr>
             <w:tcW w:type="dxa" w:w="2880"/>
-            <w:shd w:fill="E8F0F0" w:val="clear"/>
           </w:tcPr>
           <w:p>
             <w:r>
               <w:rPr>
-                <w:rFonts w:ascii="Calibri" w:hAnsi="Calibri"/>
-                <w:sz w:val="18"/>
+                <w:rFonts w:ascii="Noto Sans CJK JP" w:hAnsi="Noto Sans CJK JP"/>
+                <w:sz w:val="20"/>
               </w:rPr>
               <w:t>メインスライド表示</w:t>
             </w:r>
@@ -151,13 +134,12 @@
         <w:tc>
           <w:tcPr>
             <w:tcW w:type="dxa" w:w="2880"/>
-            <w:shd w:fill="E8F0F0" w:val="clear"/>
           </w:tcPr>
           <w:p>
             <w:r>
               <w:rPr>
-                <w:rFonts w:ascii="Calibri" w:hAnsi="Calibri"/>
-                <w:sz w:val="18"/>
+                <w:rFonts w:ascii="Noto Sans CJK JP" w:hAnsi="Noto Sans CJK JP"/>
+                <w:sz w:val="20"/>
               </w:rPr>
               <w:t>研修医版15分 or 全スタッフ版10分</w:t>
             </w:r>
@@ -168,13 +150,12 @@
         <w:tc>
           <w:tcPr>
             <w:tcW w:type="dxa" w:w="2880"/>
-            <w:shd w:fill="FFFFFF" w:val="clear"/>
           </w:tcPr>
           <w:p>
             <w:r>
               <w:rPr>
-                <w:rFonts w:ascii="Calibri" w:hAnsi="Calibri"/>
-                <w:sz w:val="18"/>
+                <w:rFonts w:ascii="Noto Sans CJK JP" w:hAnsi="Noto Sans CJK JP"/>
+                <w:sz w:val="20"/>
               </w:rPr>
               <w:t>タイマー（スマホ可）</w:t>
             </w:r>
@@ -183,13 +164,12 @@
         <w:tc>
           <w:tcPr>
             <w:tcW w:type="dxa" w:w="2880"/>
-            <w:shd w:fill="FFFFFF" w:val="clear"/>
           </w:tcPr>
           <w:p>
             <w:r>
               <w:rPr>
-                <w:rFonts w:ascii="Calibri" w:hAnsi="Calibri"/>
-                <w:sz w:val="18"/>
+                <w:rFonts w:ascii="Noto Sans CJK JP" w:hAnsi="Noto Sans CJK JP"/>
+                <w:sz w:val="20"/>
               </w:rPr>
               <w:t>ディスカッション時間管理</w:t>
             </w:r>
@@ -198,13 +178,12 @@
         <w:tc>
           <w:tcPr>
             <w:tcW w:type="dxa" w:w="2880"/>
-            <w:shd w:fill="FFFFFF" w:val="clear"/>
           </w:tcPr>
           <w:p>
             <w:r>
               <w:rPr>
-                <w:rFonts w:ascii="Calibri" w:hAnsi="Calibri"/>
-                <w:sz w:val="18"/>
+                <w:rFonts w:ascii="Noto Sans CJK JP" w:hAnsi="Noto Sans CJK JP"/>
+                <w:sz w:val="20"/>
               </w:rPr>
               <w:t>研修医版: 4分、全スタッフ版: 3分</w:t>
             </w:r>
@@ -215,13 +194,12 @@
         <w:tc>
           <w:tcPr>
             <w:tcW w:type="dxa" w:w="2880"/>
-            <w:shd w:fill="E8F0F0" w:val="clear"/>
           </w:tcPr>
           <w:p>
             <w:r>
               <w:rPr>
-                <w:rFonts w:ascii="Calibri" w:hAnsi="Calibri"/>
-                <w:sz w:val="18"/>
+                <w:rFonts w:ascii="Noto Sans CJK JP" w:hAnsi="Noto Sans CJK JP"/>
+                <w:sz w:val="20"/>
               </w:rPr>
               <w:t>付箋 + ペン（任意）</w:t>
             </w:r>
@@ -230,13 +208,12 @@
         <w:tc>
           <w:tcPr>
             <w:tcW w:type="dxa" w:w="2880"/>
-            <w:shd w:fill="E8F0F0" w:val="clear"/>
           </w:tcPr>
           <w:p>
             <w:r>
               <w:rPr>
-                <w:rFonts w:ascii="Calibri" w:hAnsi="Calibri"/>
-                <w:sz w:val="18"/>
+                <w:rFonts w:ascii="Noto Sans CJK JP" w:hAnsi="Noto Sans CJK JP"/>
+                <w:sz w:val="20"/>
               </w:rPr>
               <w:t>グループワークでの書き出し用</w:t>
             </w:r>
@@ -245,15 +222,14 @@
         <w:tc>
           <w:tcPr>
             <w:tcW w:type="dxa" w:w="2880"/>
-            <w:shd w:fill="E8F0F0" w:val="clear"/>
           </w:tcPr>
           <w:p>
             <w:r>
               <w:rPr>
-                <w:rFonts w:ascii="Calibri" w:hAnsi="Calibri"/>
-                <w:sz w:val="18"/>
+                <w:rFonts w:ascii="Noto Sans CJK JP" w:hAnsi="Noto Sans CJK JP"/>
+                <w:sz w:val="20"/>
               </w:rPr>
-              <w:t>口頭ディスカッションで代替可</w:t>
+              <w:t>なくても口頭ディスカッションで代替可</w:t>
             </w:r>
           </w:p>
         </w:tc>
@@ -262,13 +238,12 @@
         <w:tc>
           <w:tcPr>
             <w:tcW w:type="dxa" w:w="2880"/>
-            <w:shd w:fill="FFFFFF" w:val="clear"/>
           </w:tcPr>
           <w:p>
             <w:r>
               <w:rPr>
-                <w:rFonts w:ascii="Calibri" w:hAnsi="Calibri"/>
-                <w:sz w:val="18"/>
+                <w:rFonts w:ascii="Noto Sans CJK JP" w:hAnsi="Noto Sans CJK JP"/>
+                <w:sz w:val="20"/>
               </w:rPr>
               <w:t>配布資料（任意）</w:t>
             </w:r>
@@ -277,13 +252,12 @@
         <w:tc>
           <w:tcPr>
             <w:tcW w:type="dxa" w:w="2880"/>
-            <w:shd w:fill="FFFFFF" w:val="clear"/>
           </w:tcPr>
           <w:p>
             <w:r>
               <w:rPr>
-                <w:rFonts w:ascii="Calibri" w:hAnsi="Calibri"/>
-                <w:sz w:val="18"/>
+                <w:rFonts w:ascii="Noto Sans CJK JP" w:hAnsi="Noto Sans CJK JP"/>
+                <w:sz w:val="20"/>
               </w:rPr>
               <w:t>参考文献リスト（Part 3）</w:t>
             </w:r>
@@ -292,13 +266,12 @@
         <w:tc>
           <w:tcPr>
             <w:tcW w:type="dxa" w:w="2880"/>
-            <w:shd w:fill="FFFFFF" w:val="clear"/>
           </w:tcPr>
           <w:p>
             <w:r>
               <w:rPr>
-                <w:rFonts w:ascii="Calibri" w:hAnsi="Calibri"/>
-                <w:sz w:val="18"/>
+                <w:rFonts w:ascii="Noto Sans CJK JP" w:hAnsi="Noto Sans CJK JP"/>
+                <w:sz w:val="20"/>
               </w:rPr>
               <w:t>印刷またはQRコードで共有</w:t>
             </w:r>
@@ -306,7 +279,1127 @@
         </w:tc>
       </w:tr>
     </w:tbl>
-    <w:p/>
+    <w:p>
+      <w:r>
+        <w:br w:type="page"/>
+      </w:r>
+    </w:p>
+    <w:p>
+      <w:pPr>
+        <w:pStyle w:val="Heading2"/>
+      </w:pPr>
+      <w:r>
+        <w:t>ファシリテーターが頭に入れておく知識</w:t>
+      </w:r>
+    </w:p>
+    <w:p>
+      <w:r>
+        <w:rPr>
+          <w:rFonts w:ascii="Noto Sans CJK JP" w:hAnsi="Noto Sans CJK JP"/>
+          <w:b w:val="0"/>
+          <w:sz w:val="22"/>
+        </w:rPr>
+        <w:t>スライドには載っていないが、質問されたとき・話を膨らませたいときに使える背景知識です。全部暗記する必要はありません。「ああ、そういえば」と引き出せるレベルで十分です。</w:t>
+      </w:r>
+    </w:p>
+    <w:p>
+      <w:pPr>
+        <w:pStyle w:val="Heading3"/>
+      </w:pPr>
+      <w:r>
+        <w:t>今回の論文（Moura et al. 2026）のポイント</w:t>
+      </w:r>
+    </w:p>
+    <w:tbl>
+      <w:tblPr>
+        <w:tblStyle w:val="TableGrid"/>
+        <w:tblW w:type="auto" w:w="0"/>
+        <w:tblLook w:firstColumn="1" w:firstRow="1" w:lastColumn="0" w:lastRow="0" w:noHBand="0" w:noVBand="1" w:val="04A0"/>
+      </w:tblPr>
+      <w:tblGrid>
+        <w:gridCol w:w="4320"/>
+        <w:gridCol w:w="4320"/>
+      </w:tblGrid>
+      <w:tr>
+        <w:tc>
+          <w:tcPr>
+            <w:tcW w:type="dxa" w:w="4320"/>
+          </w:tcPr>
+          <w:p>
+            <w:r>
+              <w:rPr>
+                <w:rFonts w:ascii="Noto Sans CJK JP" w:hAnsi="Noto Sans CJK JP"/>
+                <w:b/>
+                <w:sz w:val="20"/>
+              </w:rPr>
+              <w:t>項目</w:t>
+            </w:r>
+          </w:p>
+        </w:tc>
+        <w:tc>
+          <w:tcPr>
+            <w:tcW w:type="dxa" w:w="4320"/>
+          </w:tcPr>
+          <w:p>
+            <w:r>
+              <w:rPr>
+                <w:rFonts w:ascii="Noto Sans CJK JP" w:hAnsi="Noto Sans CJK JP"/>
+                <w:b/>
+                <w:sz w:val="20"/>
+              </w:rPr>
+              <w:t>内容</w:t>
+            </w:r>
+          </w:p>
+        </w:tc>
+      </w:tr>
+      <w:tr>
+        <w:tc>
+          <w:tcPr>
+            <w:tcW w:type="dxa" w:w="4320"/>
+          </w:tcPr>
+          <w:p>
+            <w:r>
+              <w:rPr>
+                <w:rFonts w:ascii="Noto Sans CJK JP" w:hAnsi="Noto Sans CJK JP"/>
+                <w:sz w:val="20"/>
+              </w:rPr>
+              <w:t>著者・雑誌</w:t>
+            </w:r>
+          </w:p>
+        </w:tc>
+        <w:tc>
+          <w:tcPr>
+            <w:tcW w:type="dxa" w:w="4320"/>
+          </w:tcPr>
+          <w:p>
+            <w:r>
+              <w:rPr>
+                <w:rFonts w:ascii="Noto Sans CJK JP" w:hAnsi="Noto Sans CJK JP"/>
+                <w:sz w:val="20"/>
+              </w:rPr>
+              <w:t>Moura EC et al., BMJ Quality &amp; Safety, 2026年2月公開</w:t>
+            </w:r>
+          </w:p>
+        </w:tc>
+      </w:tr>
+      <w:tr>
+        <w:tc>
+          <w:tcPr>
+            <w:tcW w:type="dxa" w:w="4320"/>
+          </w:tcPr>
+          <w:p>
+            <w:r>
+              <w:rPr>
+                <w:rFonts w:ascii="Noto Sans CJK JP" w:hAnsi="Noto Sans CJK JP"/>
+                <w:sz w:val="20"/>
+              </w:rPr>
+              <w:t>デザイン</w:t>
+            </w:r>
+          </w:p>
+        </w:tc>
+        <w:tc>
+          <w:tcPr>
+            <w:tcW w:type="dxa" w:w="4320"/>
+          </w:tcPr>
+          <w:p>
+            <w:r>
+              <w:rPr>
+                <w:rFonts w:ascii="Noto Sans CJK JP" w:hAnsi="Noto Sans CJK JP"/>
+                <w:sz w:val="20"/>
+              </w:rPr>
+              <w:t>横断調査（cross-sectional survey）、単一時点のスナップショット</w:t>
+            </w:r>
+          </w:p>
+        </w:tc>
+      </w:tr>
+      <w:tr>
+        <w:tc>
+          <w:tcPr>
+            <w:tcW w:type="dxa" w:w="4320"/>
+          </w:tcPr>
+          <w:p>
+            <w:r>
+              <w:rPr>
+                <w:rFonts w:ascii="Noto Sans CJK JP" w:hAnsi="Noto Sans CJK JP"/>
+                <w:sz w:val="20"/>
+              </w:rPr>
+              <w:t>対象</w:t>
+            </w:r>
+          </w:p>
+        </w:tc>
+        <w:tc>
+          <w:tcPr>
+            <w:tcW w:type="dxa" w:w="4320"/>
+          </w:tcPr>
+          <w:p>
+            <w:r>
+              <w:rPr>
+                <w:rFonts w:ascii="Noto Sans CJK JP" w:hAnsi="Noto Sans CJK JP"/>
+                <w:sz w:val="20"/>
+              </w:rPr>
+              <w:t>1015名の医師（複数施設・複数診療科）</w:t>
+            </w:r>
+          </w:p>
+        </w:tc>
+      </w:tr>
+      <w:tr>
+        <w:tc>
+          <w:tcPr>
+            <w:tcW w:type="dxa" w:w="4320"/>
+          </w:tcPr>
+          <w:p>
+            <w:r>
+              <w:rPr>
+                <w:rFonts w:ascii="Noto Sans CJK JP" w:hAnsi="Noto Sans CJK JP"/>
+                <w:sz w:val="20"/>
+              </w:rPr>
+              <w:t>主要な結果</w:t>
+            </w:r>
+          </w:p>
+        </w:tc>
+        <w:tc>
+          <w:tcPr>
+            <w:tcW w:type="dxa" w:w="4320"/>
+          </w:tcPr>
+          <w:p>
+            <w:r>
+              <w:rPr>
+                <w:rFonts w:ascii="Noto Sans CJK JP" w:hAnsi="Noto Sans CJK JP"/>
+                <w:sz w:val="20"/>
+              </w:rPr>
+              <w:t>回帰係数 b=0.165, p=0.018 — 直近の臨床経験が診断エラーの確率を有意に押し上げる</w:t>
+            </w:r>
+          </w:p>
+        </w:tc>
+      </w:tr>
+      <w:tr>
+        <w:tc>
+          <w:tcPr>
+            <w:tcW w:type="dxa" w:w="4320"/>
+          </w:tcPr>
+          <w:p>
+            <w:r>
+              <w:rPr>
+                <w:rFonts w:ascii="Noto Sans CJK JP" w:hAnsi="Noto Sans CJK JP"/>
+                <w:sz w:val="20"/>
+              </w:rPr>
+              <w:t>効果量の解釈</w:t>
+            </w:r>
+          </w:p>
+        </w:tc>
+        <w:tc>
+          <w:tcPr>
+            <w:tcW w:type="dxa" w:w="4320"/>
+          </w:tcPr>
+          <w:p>
+            <w:r>
+              <w:rPr>
+                <w:rFonts w:ascii="Noto Sans CJK JP" w:hAnsi="Noto Sans CJK JP"/>
+                <w:sz w:val="20"/>
+              </w:rPr>
+              <w:t>b=0.165は「小さいが実在する効果」。1人の患者では微小でも、1000人の医師が毎日判断する現場では臨床的に意味がある</w:t>
+            </w:r>
+          </w:p>
+        </w:tc>
+      </w:tr>
+      <w:tr>
+        <w:tc>
+          <w:tcPr>
+            <w:tcW w:type="dxa" w:w="4320"/>
+          </w:tcPr>
+          <w:p>
+            <w:r>
+              <w:rPr>
+                <w:rFonts w:ascii="Noto Sans CJK JP" w:hAnsi="Noto Sans CJK JP"/>
+                <w:sz w:val="20"/>
+              </w:rPr>
+              <w:t>限界</w:t>
+            </w:r>
+          </w:p>
+        </w:tc>
+        <w:tc>
+          <w:tcPr>
+            <w:tcW w:type="dxa" w:w="4320"/>
+          </w:tcPr>
+          <w:p>
+            <w:r>
+              <w:rPr>
+                <w:rFonts w:ascii="Noto Sans CJK JP" w:hAnsi="Noto Sans CJK JP"/>
+                <w:sz w:val="20"/>
+              </w:rPr>
+              <w:t>横断研究なので因果関係は証明できない。自己報告データ。交絡因子の完全な統制は困難</w:t>
+            </w:r>
+          </w:p>
+        </w:tc>
+      </w:tr>
+      <w:tr>
+        <w:tc>
+          <w:tcPr>
+            <w:tcW w:type="dxa" w:w="4320"/>
+          </w:tcPr>
+          <w:p>
+            <w:r>
+              <w:rPr>
+                <w:rFonts w:ascii="Noto Sans CJK JP" w:hAnsi="Noto Sans CJK JP"/>
+                <w:sz w:val="20"/>
+              </w:rPr>
+              <w:t>強み</w:t>
+            </w:r>
+          </w:p>
+        </w:tc>
+        <w:tc>
+          <w:tcPr>
+            <w:tcW w:type="dxa" w:w="4320"/>
+          </w:tcPr>
+          <w:p>
+            <w:r>
+              <w:rPr>
+                <w:rFonts w:ascii="Noto Sans CJK JP" w:hAnsi="Noto Sans CJK JP"/>
+                <w:sz w:val="20"/>
+              </w:rPr>
+              <w:t>大規模（N=1015）、複数施設、統計手法が堅実</w:t>
+            </w:r>
+          </w:p>
+        </w:tc>
+      </w:tr>
+    </w:tbl>
+    <w:p>
+      <w:pPr>
+        <w:pStyle w:val="Heading3"/>
+      </w:pPr>
+      <w:r>
+        <w:t>理論的な背景（質問されたら使える知識）</w:t>
+      </w:r>
+    </w:p>
+    <w:tbl>
+      <w:tblPr>
+        <w:tblStyle w:val="TableGrid"/>
+        <w:tblW w:type="auto" w:w="0"/>
+        <w:tblLook w:firstColumn="1" w:firstRow="1" w:lastColumn="0" w:lastRow="0" w:noHBand="0" w:noVBand="1" w:val="04A0"/>
+      </w:tblPr>
+      <w:tblGrid>
+        <w:gridCol w:w="4320"/>
+        <w:gridCol w:w="4320"/>
+      </w:tblGrid>
+      <w:tr>
+        <w:tc>
+          <w:tcPr>
+            <w:tcW w:type="dxa" w:w="4320"/>
+          </w:tcPr>
+          <w:p>
+            <w:r>
+              <w:rPr>
+                <w:rFonts w:ascii="Noto Sans CJK JP" w:hAnsi="Noto Sans CJK JP"/>
+                <w:b/>
+                <w:sz w:val="20"/>
+              </w:rPr>
+              <w:t>テーマ</w:t>
+            </w:r>
+          </w:p>
+        </w:tc>
+        <w:tc>
+          <w:tcPr>
+            <w:tcW w:type="dxa" w:w="4320"/>
+          </w:tcPr>
+          <w:p>
+            <w:r>
+              <w:rPr>
+                <w:rFonts w:ascii="Noto Sans CJK JP" w:hAnsi="Noto Sans CJK JP"/>
+                <w:b/>
+                <w:sz w:val="20"/>
+              </w:rPr>
+              <w:t>知っておくと便利なこと</w:t>
+            </w:r>
+          </w:p>
+        </w:tc>
+      </w:tr>
+      <w:tr>
+        <w:tc>
+          <w:tcPr>
+            <w:tcW w:type="dxa" w:w="4320"/>
+          </w:tcPr>
+          <w:p>
+            <w:r>
+              <w:rPr>
+                <w:rFonts w:ascii="Noto Sans CJK JP" w:hAnsi="Noto Sans CJK JP"/>
+                <w:sz w:val="20"/>
+              </w:rPr>
+              <w:t>**Tversky &amp; Kahneman (1973)**</w:t>
+            </w:r>
+          </w:p>
+        </w:tc>
+        <w:tc>
+          <w:tcPr>
+            <w:tcW w:type="dxa" w:w="4320"/>
+          </w:tcPr>
+          <w:p>
+            <w:r>
+              <w:rPr>
+                <w:rFonts w:ascii="Noto Sans CJK JP" w:hAnsi="Noto Sans CJK JP"/>
+                <w:sz w:val="20"/>
+              </w:rPr>
+              <w:t>利用可能性ヒューリスティックの原著論文。「思い出しやすい事例ほど頻度が高いと判断してしまう」という認知の偏りを実験で初めて体系的に示した。50年以上前の知見が今も臨床で再現されている点が重要</w:t>
+            </w:r>
+          </w:p>
+        </w:tc>
+      </w:tr>
+      <w:tr>
+        <w:tc>
+          <w:tcPr>
+            <w:tcW w:type="dxa" w:w="4320"/>
+          </w:tcPr>
+          <w:p>
+            <w:r>
+              <w:rPr>
+                <w:rFonts w:ascii="Noto Sans CJK JP" w:hAnsi="Noto Sans CJK JP"/>
+                <w:sz w:val="20"/>
+              </w:rPr>
+              <w:t>**System 1 / System 2（Kahneman 2011）**</w:t>
+            </w:r>
+          </w:p>
+        </w:tc>
+        <w:tc>
+          <w:tcPr>
+            <w:tcW w:type="dxa" w:w="4320"/>
+          </w:tcPr>
+          <w:p>
+            <w:r>
+              <w:rPr>
+                <w:rFonts w:ascii="Noto Sans CJK JP" w:hAnsi="Noto Sans CJK JP"/>
+                <w:sz w:val="20"/>
+              </w:rPr>
+              <w:t>『ファスト&amp;スロー』で一般に広まった二重過程理論。System 1（直感的・速い・省エネ）は外来の初期仮説生成で常に動いている。System 2（分析的・遅い・疲れる）は意識的に起動しないと使えない。**ただし「System 1=悪」ではない**。熟練した臨床家のパターン認識はSystem 1の恩恵であり、問題はSystem 1の誤りをSystem 2でチェックしないまま確定すること</w:t>
+            </w:r>
+          </w:p>
+        </w:tc>
+      </w:tr>
+      <w:tr>
+        <w:tc>
+          <w:tcPr>
+            <w:tcW w:type="dxa" w:w="4320"/>
+          </w:tcPr>
+          <w:p>
+            <w:r>
+              <w:rPr>
+                <w:rFonts w:ascii="Noto Sans CJK JP" w:hAnsi="Noto Sans CJK JP"/>
+                <w:sz w:val="20"/>
+              </w:rPr>
+              <w:t>**Croskerry の診断推論モデル**</w:t>
+            </w:r>
+          </w:p>
+        </w:tc>
+        <w:tc>
+          <w:tcPr>
+            <w:tcW w:type="dxa" w:w="4320"/>
+          </w:tcPr>
+          <w:p>
+            <w:r>
+              <w:rPr>
+                <w:rFonts w:ascii="Noto Sans CJK JP" w:hAnsi="Noto Sans CJK JP"/>
+                <w:sz w:val="20"/>
+              </w:rPr>
+              <w:t>カナダの救急医 Pat Croskerry が提唱。直感的経路（System 1）と分析的経路（System 2）を統合した「Universal Model of Diagnostic Reasoning」。臨床推論教育の国際的スタンダード。認知バイアスは主にSystem 1経路で発生し、「認知的強制機能（cognitive forcing strategy）」でSystem 2に切り替えるのが対策の基本</w:t>
+            </w:r>
+          </w:p>
+        </w:tc>
+      </w:tr>
+      <w:tr>
+        <w:tc>
+          <w:tcPr>
+            <w:tcW w:type="dxa" w:w="4320"/>
+          </w:tcPr>
+          <w:p>
+            <w:r>
+              <w:rPr>
+                <w:rFonts w:ascii="Noto Sans CJK JP" w:hAnsi="Noto Sans CJK JP"/>
+                <w:sz w:val="20"/>
+              </w:rPr>
+              <w:t>**患者安全との接続**</w:t>
+            </w:r>
+          </w:p>
+        </w:tc>
+        <w:tc>
+          <w:tcPr>
+            <w:tcW w:type="dxa" w:w="4320"/>
+          </w:tcPr>
+          <w:p>
+            <w:r>
+              <w:rPr>
+                <w:rFonts w:ascii="Noto Sans CJK JP" w:hAnsi="Noto Sans CJK JP"/>
+                <w:sz w:val="20"/>
+              </w:rPr>
+              <w:t>診断エラーは米国で年間推定80万件の重大有害事象に関与（NASEM 2015報告）。一部の推計では心疾患・がんに次ぐ死因第3位。「注意力の問題」ではなく「システムの問題」として捉える視点が患者安全の文脈では主流</w:t>
+            </w:r>
+          </w:p>
+        </w:tc>
+      </w:tr>
+      <w:tr>
+        <w:tc>
+          <w:tcPr>
+            <w:tcW w:type="dxa" w:w="4320"/>
+          </w:tcPr>
+          <w:p>
+            <w:r>
+              <w:rPr>
+                <w:rFonts w:ascii="Noto Sans CJK JP" w:hAnsi="Noto Sans CJK JP"/>
+                <w:sz w:val="20"/>
+              </w:rPr>
+              <w:t>**認知バイアスの数**</w:t>
+            </w:r>
+          </w:p>
+        </w:tc>
+        <w:tc>
+          <w:tcPr>
+            <w:tcW w:type="dxa" w:w="4320"/>
+          </w:tcPr>
+          <w:p>
+            <w:r>
+              <w:rPr>
+                <w:rFonts w:ascii="Noto Sans CJK JP" w:hAnsi="Noto Sans CJK JP"/>
+                <w:sz w:val="20"/>
+              </w:rPr>
+              <w:t>Croskerry (2003) は臨床推論に関わる認知バイアスを30種以上リストアップ。利用可能性バイアスはその中でも最も頻度が高く研究が豊富なものの一つ</w:t>
+            </w:r>
+          </w:p>
+        </w:tc>
+      </w:tr>
+      <w:tr>
+        <w:tc>
+          <w:tcPr>
+            <w:tcW w:type="dxa" w:w="4320"/>
+          </w:tcPr>
+          <w:p>
+            <w:r>
+              <w:rPr>
+                <w:rFonts w:ascii="Noto Sans CJK JP" w:hAnsi="Noto Sans CJK JP"/>
+                <w:sz w:val="20"/>
+              </w:rPr>
+              <w:t>**メタ認知と脱バイアス**</w:t>
+            </w:r>
+          </w:p>
+        </w:tc>
+        <w:tc>
+          <w:tcPr>
+            <w:tcW w:type="dxa" w:w="4320"/>
+          </w:tcPr>
+          <w:p>
+            <w:r>
+              <w:rPr>
+                <w:rFonts w:ascii="Noto Sans CJK JP" w:hAnsi="Noto Sans CJK JP"/>
+                <w:sz w:val="20"/>
+              </w:rPr>
+              <w:t>「バイアスの存在を知っているだけでは防げない」ことが複数の研究で示されている。知識＋構造化された振り返り（structured reflection）の組み合わせが有効。これが今回の研修の設計根拠</w:t>
+            </w:r>
+          </w:p>
+        </w:tc>
+      </w:tr>
+    </w:tbl>
+    <w:p>
+      <w:r>
+        <w:br w:type="page"/>
+      </w:r>
+    </w:p>
+    <w:p>
+      <w:pPr>
+        <w:pStyle w:val="Heading2"/>
+      </w:pPr>
+      <w:r>
+        <w:t>スライドごとの補足ノート</w:t>
+      </w:r>
+    </w:p>
+    <w:p>
+      <w:r>
+        <w:rPr>
+          <w:rFonts w:ascii="Noto Sans CJK JP" w:hAnsi="Noto Sans CJK JP"/>
+          <w:b w:val="0"/>
+          <w:sz w:val="22"/>
+        </w:rPr>
+        <w:t>スライドの裏側にある「なぜこのスライドがここにあるのか」「突っ込まれたらどう答えるか」のメモです。</w:t>
+      </w:r>
+    </w:p>
+    <w:p>
+      <w:pPr>
+        <w:pStyle w:val="Heading3"/>
+      </w:pPr>
+      <w:r>
+        <w:t>スライド3: System 1 / System 2</w:t>
+      </w:r>
+    </w:p>
+    <w:p>
+      <w:pPr>
+        <w:pStyle w:val="ListBullet"/>
+      </w:pPr>
+      <w:r>
+        <w:t>**補足**: 二重過程理論は「2つの脳がある」という意味ではない。実際にはSystem 1とSystem 2は連続体（continuum）であり、ほとんどの臨床判断は両方が混在した状態で行われている</w:t>
+      </w:r>
+    </w:p>
+    <w:p>
+      <w:pPr>
+        <w:pStyle w:val="ListBullet"/>
+      </w:pPr>
+      <w:r>
+        <w:t>**よくある誤解**: 「System 1をやめてSystem 2で考えればいい」→ 現実的に不可能。外来で毎回ゼロから分析的に考えたら1日3人しか診られない。目指すのは「System 1で出した仮説をSystem 2で一瞬チェックする習慣」</w:t>
+      </w:r>
+    </w:p>
+    <w:p>
+      <w:pPr>
+        <w:pStyle w:val="ListBullet"/>
+      </w:pPr>
+      <w:r>
+        <w:t>**膨らませるなら**: 「車の運転と同じです。普段は無意識で運転できますが、見通しの悪い交差点では意識的に左右を確認しますよね。臨床でも"見通しの悪い場面"でギアを切り替えられるかがポイントです」</w:t>
+      </w:r>
+    </w:p>
+    <w:p>
+      <w:pPr>
+        <w:pStyle w:val="Heading3"/>
+      </w:pPr>
+      <w:r>
+        <w:t>スライド5: 研究結果（b=0.165, p=0.018）</w:t>
+      </w:r>
+    </w:p>
+    <w:p>
+      <w:pPr>
+        <w:pStyle w:val="ListBullet"/>
+      </w:pPr>
+      <w:r>
+        <w:t>**非統計家への説明方法**: 「bは"傾き"です。直近の臨床経験が1単位増えるごとに、診断エラーのスコアが0.165ポイント上がる。微妙な数字に見えますが、忙しい外来で何十人も診る中ではこの小さなズレが積み重なります」</w:t>
+      </w:r>
+    </w:p>
+    <w:p>
+      <w:pPr>
+        <w:pStyle w:val="ListBullet"/>
+      </w:pPr>
+      <w:r>
+        <w:t>**p値の説明**: 「p=0.018は"偶然でこの結果が出る確率が1.8%"という意味。一般的な基準の5%より小さいので、統計的に有意と判断します」</w:t>
+      </w:r>
+    </w:p>
+    <w:p>
+      <w:pPr>
+        <w:pStyle w:val="ListBullet"/>
+      </w:pPr>
+      <w:r>
+        <w:t>**効果量の文脈**: コーエンのdに換算すると小（small）の範囲だが、公衆衛生・患者安全の文脈では小さな効果量でもポピュレーションレベルで大きなインパクトになる（例: 全国の医師が毎日影響を受ける）</w:t>
+      </w:r>
+    </w:p>
+    <w:p>
+      <w:pPr>
+        <w:pStyle w:val="ListBullet"/>
+      </w:pPr>
+      <w:r>
+        <w:t>**批判的吟味のポイント**: 横断研究なので「直近の経験→エラー」の因果方向は確定できない。ただし逆方向（「エラーが多い人が直近の経験を多く報告する」）は理論的に考えにくいので、因果の方向性は妥当と推測される</w:t>
+      </w:r>
+    </w:p>
+    <w:p>
+      <w:pPr>
+        <w:pStyle w:val="Heading3"/>
+      </w:pPr>
+      <w:r>
+        <w:t>スライド6: 全職種への応用</w:t>
+      </w:r>
+    </w:p>
+    <w:p>
+      <w:pPr>
+        <w:pStyle w:val="ListBullet"/>
+      </w:pPr>
+      <w:r>
+        <w:t>**看護師の例**: トリアージで「先週インフルエンザの重症例を担当した→今日の発熱患者も重症かも」と過剰に判断。逆に「先週は軽症ばかりだった→今日も軽症だろう」と過小評価することも</w:t>
+      </w:r>
+    </w:p>
+    <w:p>
+      <w:pPr>
+        <w:pStyle w:val="ListBullet"/>
+      </w:pPr>
+      <w:r>
+        <w:t>**薬剤師の例**: 先週処方ミスを発見した薬剤の処方が来ると、問題ない処方でも過剰に疑う（偽陽性の増加）。逆に「この医師の処方はいつも正しい」という利用可能性バイアスで見落とす方向もある</w:t>
+      </w:r>
+    </w:p>
+    <w:p>
+      <w:pPr>
+        <w:pStyle w:val="ListBullet"/>
+      </w:pPr>
+      <w:r>
+        <w:t>**事務職の例**: 先週クレームが多かった患者属性（高齢者、初診など）に対して身構えすぎる。窓口対応で「この人もきっと...」という先入観が接遇に影響</w:t>
+      </w:r>
+    </w:p>
+    <w:p>
+      <w:pPr>
+        <w:pStyle w:val="ListBullet"/>
+      </w:pPr>
+      <w:r>
+        <w:t>**リハビリ職の例**: 直近に回復が早かった患者と似た症例で「この人も早く良くなるはず」と楽観的な目標設定をしてしまう</w:t>
+      </w:r>
+    </w:p>
+    <w:p>
+      <w:pPr>
+        <w:pStyle w:val="Heading3"/>
+      </w:pPr>
+      <w:r>
+        <w:t>スライド9: 3つのコツ（立ち止まる・声に出す・書き出す）</w:t>
+      </w:r>
+    </w:p>
+    <w:p>
+      <w:pPr>
+        <w:pStyle w:val="ListBullet"/>
+      </w:pPr>
+      <w:r>
+        <w:t>**「立ち止まる」のエビデンス**: Mamede et al. (2010) が示した「diagnostic timeout（診断タイムアウト）」の概念。最初の仮説を立てた後に10秒間の意図的な一時停止を入れることで、System 2の起動を促す。忙しい外来でも10秒なら実行可能</w:t>
+      </w:r>
+    </w:p>
+    <w:p>
+      <w:pPr>
+        <w:pStyle w:val="ListBullet"/>
+      </w:pPr>
+      <w:r>
+        <w:t>**「声に出す」のエビデンス**: 思考の外在化（externalization of reasoning）により、自分の推論の飛躍に気づきやすくなる。Thinking aloud は認知心理学で確立された手法。チームでの診断ではこれがカンファレンスの機能に相当する</w:t>
+      </w:r>
+    </w:p>
+    <w:p>
+      <w:pPr>
+        <w:pStyle w:val="ListBullet"/>
+      </w:pPr>
+      <w:r>
+        <w:t>**「書き出す」のエビデンス**: 鑑別診断を3つ以上書き出すだけでアンカリング・バイアスと利用可能性バイアスの両方が軽減されるという知見がある（Graber et al. 2012）。電子カルテのproblem listに鑑別を記載する運用と相性が良い</w:t>
+      </w:r>
+    </w:p>
+    <w:p>
+      <w:r>
+        <w:br w:type="page"/>
+      </w:r>
+    </w:p>
+    <w:p>
+      <w:pPr>
+        <w:pStyle w:val="Heading2"/>
+      </w:pPr>
+      <w:r>
+        <w:t>想定Q&amp;A（よく聞かれる質問）</w:t>
+      </w:r>
+    </w:p>
+    <w:p>
+      <w:r>
+        <w:rPr>
+          <w:rFonts w:ascii="Noto Sans CJK JP" w:hAnsi="Noto Sans CJK JP"/>
+          <w:b w:val="0"/>
+          <w:sz w:val="22"/>
+        </w:rPr>
+        <w:t>研修の場で出やすい質問と、ファシリテーターとしての推奨回答です。完璧に答える必要はありません。「いい質問ですね」で時間を稼ぎつつ、要点を伝えられれば十分です。</w:t>
+      </w:r>
+    </w:p>
+    <w:tbl>
+      <w:tblPr>
+        <w:tblStyle w:val="TableGrid"/>
+        <w:tblW w:type="auto" w:w="0"/>
+        <w:tblLook w:firstColumn="1" w:firstRow="1" w:lastColumn="0" w:lastRow="0" w:noHBand="0" w:noVBand="1" w:val="04A0"/>
+      </w:tblPr>
+      <w:tblGrid>
+        <w:gridCol w:w="2880"/>
+        <w:gridCol w:w="2880"/>
+        <w:gridCol w:w="2880"/>
+      </w:tblGrid>
+      <w:tr>
+        <w:tc>
+          <w:tcPr>
+            <w:tcW w:type="dxa" w:w="2880"/>
+          </w:tcPr>
+          <w:p>
+            <w:r>
+              <w:rPr>
+                <w:rFonts w:ascii="Noto Sans CJK JP" w:hAnsi="Noto Sans CJK JP"/>
+                <w:b/>
+                <w:sz w:val="20"/>
+              </w:rPr>
+              <w:t>#</w:t>
+            </w:r>
+          </w:p>
+        </w:tc>
+        <w:tc>
+          <w:tcPr>
+            <w:tcW w:type="dxa" w:w="2880"/>
+          </w:tcPr>
+          <w:p>
+            <w:r>
+              <w:rPr>
+                <w:rFonts w:ascii="Noto Sans CJK JP" w:hAnsi="Noto Sans CJK JP"/>
+                <w:b/>
+                <w:sz w:val="20"/>
+              </w:rPr>
+              <w:t>質問</w:t>
+            </w:r>
+          </w:p>
+        </w:tc>
+        <w:tc>
+          <w:tcPr>
+            <w:tcW w:type="dxa" w:w="2880"/>
+          </w:tcPr>
+          <w:p>
+            <w:r>
+              <w:rPr>
+                <w:rFonts w:ascii="Noto Sans CJK JP" w:hAnsi="Noto Sans CJK JP"/>
+                <w:b/>
+                <w:sz w:val="20"/>
+              </w:rPr>
+              <w:t>推奨回答</w:t>
+            </w:r>
+          </w:p>
+        </w:tc>
+      </w:tr>
+      <w:tr>
+        <w:tc>
+          <w:tcPr>
+            <w:tcW w:type="dxa" w:w="2880"/>
+          </w:tcPr>
+          <w:p>
+            <w:r>
+              <w:rPr>
+                <w:rFonts w:ascii="Noto Sans CJK JP" w:hAnsi="Noto Sans CJK JP"/>
+                <w:sz w:val="20"/>
+              </w:rPr>
+              <w:t>1</w:t>
+            </w:r>
+          </w:p>
+        </w:tc>
+        <w:tc>
+          <w:tcPr>
+            <w:tcW w:type="dxa" w:w="2880"/>
+          </w:tcPr>
+          <w:p>
+            <w:r>
+              <w:rPr>
+                <w:rFonts w:ascii="Noto Sans CJK JP" w:hAnsi="Noto Sans CJK JP"/>
+                <w:sz w:val="20"/>
+              </w:rPr>
+              <w:t>**「経験を積めばバイアスは減るんですか？」**</w:t>
+            </w:r>
+          </w:p>
+        </w:tc>
+        <w:tc>
+          <w:tcPr>
+            <w:tcW w:type="dxa" w:w="2880"/>
+          </w:tcPr>
+          <w:p>
+            <w:r>
+              <w:rPr>
+                <w:rFonts w:ascii="Noto Sans CJK JP" w:hAnsi="Noto Sans CJK JP"/>
+                <w:sz w:val="20"/>
+              </w:rPr>
+              <w:t>残念ながら、経験年数だけではバイアスは減りません。むしろ経験豊富な医師ほどSystem 1への依存度が高くなり、パターン認識が強化される分、利用可能性バイアスにも引きずられやすくなる面があります。減らすのに有効なのは「構造化されたフィードバック」と「意図的な振り返り（deliberate reflection）」です。経験＋振り返りの組み合わせが鍵です</w:t>
+            </w:r>
+          </w:p>
+        </w:tc>
+      </w:tr>
+      <w:tr>
+        <w:tc>
+          <w:tcPr>
+            <w:tcW w:type="dxa" w:w="2880"/>
+          </w:tcPr>
+          <w:p>
+            <w:r>
+              <w:rPr>
+                <w:rFonts w:ascii="Noto Sans CJK JP" w:hAnsi="Noto Sans CJK JP"/>
+                <w:sz w:val="20"/>
+              </w:rPr>
+              <w:t>2</w:t>
+            </w:r>
+          </w:p>
+        </w:tc>
+        <w:tc>
+          <w:tcPr>
+            <w:tcW w:type="dxa" w:w="2880"/>
+          </w:tcPr>
+          <w:p>
+            <w:r>
+              <w:rPr>
+                <w:rFonts w:ascii="Noto Sans CJK JP" w:hAnsi="Noto Sans CJK JP"/>
+                <w:sz w:val="20"/>
+              </w:rPr>
+              <w:t>**「AIで解決できないんですか？」**</w:t>
+            </w:r>
+          </w:p>
+        </w:tc>
+        <w:tc>
+          <w:tcPr>
+            <w:tcW w:type="dxa" w:w="2880"/>
+          </w:tcPr>
+          <w:p>
+            <w:r>
+              <w:rPr>
+                <w:rFonts w:ascii="Noto Sans CJK JP" w:hAnsi="Noto Sans CJK JP"/>
+                <w:sz w:val="20"/>
+              </w:rPr>
+              <w:t>AI診断支援は有望なアプローチの一つです。ただし、AIの提案を「そうだよね」と無批判に受け入れる「自動化バイアス（automation bias）」という新たなバイアスが発生します。AIはバイアスをなくすのではなく、バイアスの種類を変える可能性があります。最終的には人間のメタ認知が必要という点は変わりません</w:t>
+            </w:r>
+          </w:p>
+        </w:tc>
+      </w:tr>
+      <w:tr>
+        <w:tc>
+          <w:tcPr>
+            <w:tcW w:type="dxa" w:w="2880"/>
+          </w:tcPr>
+          <w:p>
+            <w:r>
+              <w:rPr>
+                <w:rFonts w:ascii="Noto Sans CJK JP" w:hAnsi="Noto Sans CJK JP"/>
+                <w:sz w:val="20"/>
+              </w:rPr>
+              <w:t>3</w:t>
+            </w:r>
+          </w:p>
+        </w:tc>
+        <w:tc>
+          <w:tcPr>
+            <w:tcW w:type="dxa" w:w="2880"/>
+          </w:tcPr>
+          <w:p>
+            <w:r>
+              <w:rPr>
+                <w:rFonts w:ascii="Noto Sans CJK JP" w:hAnsi="Noto Sans CJK JP"/>
+                <w:sz w:val="20"/>
+              </w:rPr>
+              <w:t>**「チェックリストを使えばいい？」**</w:t>
+            </w:r>
+          </w:p>
+        </w:tc>
+        <w:tc>
+          <w:tcPr>
+            <w:tcW w:type="dxa" w:w="2880"/>
+          </w:tcPr>
+          <w:p>
+            <w:r>
+              <w:rPr>
+                <w:rFonts w:ascii="Noto Sans CJK JP" w:hAnsi="Noto Sans CJK JP"/>
+                <w:sz w:val="20"/>
+              </w:rPr>
+              <w:t>チェックリストは必要条件ですが十分条件ではありません。チェックリストがあっても「今回は該当しないだろう」とスキップするのがバイアスの怖さです。チェックリスト＋メタ認知（「自分は今バイアスがかかっていないか？」と自問する習慣）の両方が必要です</w:t>
+            </w:r>
+          </w:p>
+        </w:tc>
+      </w:tr>
+      <w:tr>
+        <w:tc>
+          <w:tcPr>
+            <w:tcW w:type="dxa" w:w="2880"/>
+          </w:tcPr>
+          <w:p>
+            <w:r>
+              <w:rPr>
+                <w:rFonts w:ascii="Noto Sans CJK JP" w:hAnsi="Noto Sans CJK JP"/>
+                <w:sz w:val="20"/>
+              </w:rPr>
+              <w:t>4</w:t>
+            </w:r>
+          </w:p>
+        </w:tc>
+        <w:tc>
+          <w:tcPr>
+            <w:tcW w:type="dxa" w:w="2880"/>
+          </w:tcPr>
+          <w:p>
+            <w:r>
+              <w:rPr>
+                <w:rFonts w:ascii="Noto Sans CJK JP" w:hAnsi="Noto Sans CJK JP"/>
+                <w:sz w:val="20"/>
+              </w:rPr>
+              <w:t>**「p=0.018は有意だけど効果量は小さくない？」**</w:t>
+            </w:r>
+          </w:p>
+        </w:tc>
+        <w:tc>
+          <w:tcPr>
+            <w:tcW w:type="dxa" w:w="2880"/>
+          </w:tcPr>
+          <w:p>
+            <w:r>
+              <w:rPr>
+                <w:rFonts w:ascii="Noto Sans CJK JP" w:hAnsi="Noto Sans CJK JP"/>
+                <w:sz w:val="20"/>
+              </w:rPr>
+              <w:t>鋭い指摘です。確かに個人レベルでは効果量は小さい（small effect）です。しかし患者安全の文脈では、ポピュレーションレベルで考えます。日本の医師約34万人が毎日何十件も判断する中で、この小さなバイアスが積み重なると無視できないインパクトになります。シートベルト着用率の1%向上が年間何百人の命を救うのと同じ考え方です</w:t>
+            </w:r>
+          </w:p>
+        </w:tc>
+      </w:tr>
+      <w:tr>
+        <w:tc>
+          <w:tcPr>
+            <w:tcW w:type="dxa" w:w="2880"/>
+          </w:tcPr>
+          <w:p>
+            <w:r>
+              <w:rPr>
+                <w:rFonts w:ascii="Noto Sans CJK JP" w:hAnsi="Noto Sans CJK JP"/>
+                <w:sz w:val="20"/>
+              </w:rPr>
+              <w:t>5</w:t>
+            </w:r>
+          </w:p>
+        </w:tc>
+        <w:tc>
+          <w:tcPr>
+            <w:tcW w:type="dxa" w:w="2880"/>
+          </w:tcPr>
+          <w:p>
+            <w:r>
+              <w:rPr>
+                <w:rFonts w:ascii="Noto Sans CJK JP" w:hAnsi="Noto Sans CJK JP"/>
+                <w:sz w:val="20"/>
+              </w:rPr>
+              <w:t>**「忙しい外来で"立ち止まる"なんて無理では？」**</w:t>
+            </w:r>
+          </w:p>
+        </w:tc>
+        <w:tc>
+          <w:tcPr>
+            <w:tcW w:type="dxa" w:w="2880"/>
+          </w:tcPr>
+          <w:p>
+            <w:r>
+              <w:rPr>
+                <w:rFonts w:ascii="Noto Sans CJK JP" w:hAnsi="Noto Sans CJK JP"/>
+                <w:sz w:val="20"/>
+              </w:rPr>
+              <w:t>その通りで、全ての患者に毎回立ち止まるのは非現実的です。ポイントは"高リスク場面"を見極めること。「最近同じ疾患を立て続けに診た」「なんとなく診断が浮かんだ」「患者が"前と同じ"と言っている」— こうした場面だけでも10秒の自問を入れる。全打席フルスイングではなく、ここぞという場面でギアを上げるイメージです</w:t>
+            </w:r>
+          </w:p>
+        </w:tc>
+      </w:tr>
+      <w:tr>
+        <w:tc>
+          <w:tcPr>
+            <w:tcW w:type="dxa" w:w="2880"/>
+          </w:tcPr>
+          <w:p>
+            <w:r>
+              <w:rPr>
+                <w:rFonts w:ascii="Noto Sans CJK JP" w:hAnsi="Noto Sans CJK JP"/>
+                <w:sz w:val="20"/>
+              </w:rPr>
+              <w:t>6</w:t>
+            </w:r>
+          </w:p>
+        </w:tc>
+        <w:tc>
+          <w:tcPr>
+            <w:tcW w:type="dxa" w:w="2880"/>
+          </w:tcPr>
+          <w:p>
+            <w:r>
+              <w:rPr>
+                <w:rFonts w:ascii="Noto Sans CJK JP" w:hAnsi="Noto Sans CJK JP"/>
+                <w:sz w:val="20"/>
+              </w:rPr>
+              <w:t>**「認知バイアスって他にどんなものがある？」**</w:t>
+            </w:r>
+          </w:p>
+        </w:tc>
+        <w:tc>
+          <w:tcPr>
+            <w:tcW w:type="dxa" w:w="2880"/>
+          </w:tcPr>
+          <w:p>
+            <w:r>
+              <w:rPr>
+                <w:rFonts w:ascii="Noto Sans CJK JP" w:hAnsi="Noto Sans CJK JP"/>
+                <w:sz w:val="20"/>
+              </w:rPr>
+              <w:t>臨床で重要なものだけでも30種以上あります。代表的なのは、アンカリング・バイアス（最初の情報に引きずられる）、確証バイアス（自分の仮説を裏付ける情報ばかり集める）、早期閉鎖（鑑別を十分に挙げる前に診断を確定してしまう）。今日取り上げた利用可能性バイアスは最も研究が豊富で、日常臨場面で頻度が高いバイアスの一つです</w:t>
+            </w:r>
+          </w:p>
+        </w:tc>
+      </w:tr>
+      <w:tr>
+        <w:tc>
+          <w:tcPr>
+            <w:tcW w:type="dxa" w:w="2880"/>
+          </w:tcPr>
+          <w:p>
+            <w:r>
+              <w:rPr>
+                <w:rFonts w:ascii="Noto Sans CJK JP" w:hAnsi="Noto Sans CJK JP"/>
+                <w:sz w:val="20"/>
+              </w:rPr>
+              <w:t>7</w:t>
+            </w:r>
+          </w:p>
+        </w:tc>
+        <w:tc>
+          <w:tcPr>
+            <w:tcW w:type="dxa" w:w="2880"/>
+          </w:tcPr>
+          <w:p>
+            <w:r>
+              <w:rPr>
+                <w:rFonts w:ascii="Noto Sans CJK JP" w:hAnsi="Noto Sans CJK JP"/>
+                <w:sz w:val="20"/>
+              </w:rPr>
+              <w:t>**「この研究は海外のものだけど日本でも同じ？」**</w:t>
+            </w:r>
+          </w:p>
+        </w:tc>
+        <w:tc>
+          <w:tcPr>
+            <w:tcW w:type="dxa" w:w="2880"/>
+          </w:tcPr>
+          <w:p>
+            <w:r>
+              <w:rPr>
+                <w:rFonts w:ascii="Noto Sans CJK JP" w:hAnsi="Noto Sans CJK JP"/>
+                <w:sz w:val="20"/>
+              </w:rPr>
+              <w:t>認知バイアスは人間の脳の仕組みに由来するものなので、文化圏を超えて普遍的に生じます。ただし、日本の医療文化（上級医への相談のしやすさ、カンファレンス文化など）が自然な脱バイアス機能を果たしている面もあります。逆に言えば、一人で判断する場面（当直帯、在宅医療など）ではバイアスのリスクが高まります</w:t>
+            </w:r>
+          </w:p>
+        </w:tc>
+      </w:tr>
+      <w:tr>
+        <w:tc>
+          <w:tcPr>
+            <w:tcW w:type="dxa" w:w="2880"/>
+          </w:tcPr>
+          <w:p>
+            <w:r>
+              <w:rPr>
+                <w:rFonts w:ascii="Noto Sans CJK JP" w:hAnsi="Noto Sans CJK JP"/>
+                <w:sz w:val="20"/>
+              </w:rPr>
+              <w:t>8</w:t>
+            </w:r>
+          </w:p>
+        </w:tc>
+        <w:tc>
+          <w:tcPr>
+            <w:tcW w:type="dxa" w:w="2880"/>
+          </w:tcPr>
+          <w:p>
+            <w:r>
+              <w:rPr>
+                <w:rFonts w:ascii="Noto Sans CJK JP" w:hAnsi="Noto Sans CJK JP"/>
+                <w:sz w:val="20"/>
+              </w:rPr>
+              <w:t>**「患者側にもバイアスはある？」**</w:t>
+            </w:r>
+          </w:p>
+        </w:tc>
+        <w:tc>
+          <w:tcPr>
+            <w:tcW w:type="dxa" w:w="2880"/>
+          </w:tcPr>
+          <w:p>
+            <w:r>
+              <w:rPr>
+                <w:rFonts w:ascii="Noto Sans CJK JP" w:hAnsi="Noto Sans CJK JP"/>
+                <w:sz w:val="20"/>
+              </w:rPr>
+              <w:t>あります。患者さんが「前にネットで見た病気」を強く訴えることで、医師の判断もそちらに引きずられることがあります（患者由来の利用可能性バイアス）。共有意思決定（SDM）の文脈でも、患者・医師双方のバイアスを考慮する必要があるというのが最近の議論です</w:t>
+            </w:r>
+          </w:p>
+        </w:tc>
+      </w:tr>
+    </w:tbl>
+    <w:p>
+      <w:r>
+        <w:br w:type="page"/>
+      </w:r>
+    </w:p>
     <w:p>
       <w:pPr>
         <w:pStyle w:val="Heading2"/>
@@ -319,28 +1412,25 @@
       <w:tblPr>
         <w:tblStyle w:val="TableGrid"/>
         <w:tblW w:type="auto" w:w="0"/>
-        <w:jc w:val="center"/>
         <w:tblLook w:firstColumn="1" w:firstRow="1" w:lastColumn="0" w:lastRow="0" w:noHBand="0" w:noVBand="1" w:val="04A0"/>
       </w:tblPr>
       <w:tblGrid>
-        <w:gridCol w:w="1417"/>
-        <w:gridCol w:w="850"/>
-        <w:gridCol w:w="1984"/>
-        <w:gridCol w:w="4819"/>
+        <w:gridCol w:w="2160"/>
+        <w:gridCol w:w="2160"/>
+        <w:gridCol w:w="2160"/>
+        <w:gridCol w:w="2160"/>
       </w:tblGrid>
       <w:tr>
         <w:tc>
           <w:tcPr>
             <w:tcW w:type="dxa" w:w="2160"/>
-            <w:shd w:fill="0D2B3E" w:val="clear"/>
           </w:tcPr>
           <w:p>
             <w:r>
               <w:rPr>
-                <w:rFonts w:ascii="Calibri" w:hAnsi="Calibri"/>
+                <w:rFonts w:ascii="Noto Sans CJK JP" w:hAnsi="Noto Sans CJK JP"/>
                 <w:b/>
-                <w:color w:val="FFFFFF"/>
-                <w:sz w:val="18"/>
+                <w:sz w:val="20"/>
               </w:rPr>
               <w:t>時間</w:t>
             </w:r>
@@ -349,15 +1439,13 @@
         <w:tc>
           <w:tcPr>
             <w:tcW w:type="dxa" w:w="2160"/>
-            <w:shd w:fill="0D2B3E" w:val="clear"/>
           </w:tcPr>
           <w:p>
             <w:r>
               <w:rPr>
-                <w:rFonts w:ascii="Calibri" w:hAnsi="Calibri"/>
+                <w:rFonts w:ascii="Noto Sans CJK JP" w:hAnsi="Noto Sans CJK JP"/>
                 <w:b/>
-                <w:color w:val="FFFFFF"/>
-                <w:sz w:val="18"/>
+                <w:sz w:val="20"/>
               </w:rPr>
               <w:t>ガニェ事象</w:t>
             </w:r>
@@ -366,15 +1454,13 @@
         <w:tc>
           <w:tcPr>
             <w:tcW w:type="dxa" w:w="2160"/>
-            <w:shd w:fill="0D2B3E" w:val="clear"/>
           </w:tcPr>
           <w:p>
             <w:r>
               <w:rPr>
-                <w:rFonts w:ascii="Calibri" w:hAnsi="Calibri"/>
+                <w:rFonts w:ascii="Noto Sans CJK JP" w:hAnsi="Noto Sans CJK JP"/>
                 <w:b/>
-                <w:color w:val="FFFFFF"/>
-                <w:sz w:val="18"/>
+                <w:sz w:val="20"/>
               </w:rPr>
               <w:t>内容</w:t>
             </w:r>
@@ -383,15 +1469,13 @@
         <w:tc>
           <w:tcPr>
             <w:tcW w:type="dxa" w:w="2160"/>
-            <w:shd w:fill="0D2B3E" w:val="clear"/>
           </w:tcPr>
           <w:p>
             <w:r>
               <w:rPr>
-                <w:rFonts w:ascii="Calibri" w:hAnsi="Calibri"/>
+                <w:rFonts w:ascii="Noto Sans CJK JP" w:hAnsi="Noto Sans CJK JP"/>
                 <w:b/>
-                <w:color w:val="FFFFFF"/>
-                <w:sz w:val="18"/>
+                <w:sz w:val="20"/>
               </w:rPr>
               <w:t>声かけセリフ</w:t>
             </w:r>
@@ -402,13 +1486,12 @@
         <w:tc>
           <w:tcPr>
             <w:tcW w:type="dxa" w:w="2160"/>
-            <w:shd w:fill="E8F0F0" w:val="clear"/>
           </w:tcPr>
           <w:p>
             <w:r>
               <w:rPr>
-                <w:rFonts w:ascii="Calibri" w:hAnsi="Calibri"/>
-                <w:sz w:val="18"/>
+                <w:rFonts w:ascii="Noto Sans CJK JP" w:hAnsi="Noto Sans CJK JP"/>
+                <w:sz w:val="20"/>
               </w:rPr>
               <w:t>0:00-2:00</w:t>
             </w:r>
@@ -417,13 +1500,12 @@
         <w:tc>
           <w:tcPr>
             <w:tcW w:type="dxa" w:w="2160"/>
-            <w:shd w:fill="E8F0F0" w:val="clear"/>
           </w:tcPr>
           <w:p>
             <w:r>
               <w:rPr>
-                <w:rFonts w:ascii="Calibri" w:hAnsi="Calibri"/>
-                <w:sz w:val="18"/>
+                <w:rFonts w:ascii="Noto Sans CJK JP" w:hAnsi="Noto Sans CJK JP"/>
+                <w:sz w:val="20"/>
               </w:rPr>
               <w:t>1, 2</w:t>
             </w:r>
@@ -432,13 +1514,12 @@
         <w:tc>
           <w:tcPr>
             <w:tcW w:type="dxa" w:w="2160"/>
-            <w:shd w:fill="E8F0F0" w:val="clear"/>
           </w:tcPr>
           <w:p>
             <w:r>
               <w:rPr>
-                <w:rFonts w:ascii="Calibri" w:hAnsi="Calibri"/>
-                <w:sz w:val="18"/>
+                <w:rFonts w:ascii="Noto Sans CJK JP" w:hAnsi="Noto Sans CJK JP"/>
+                <w:sz w:val="20"/>
               </w:rPr>
               <w:t>オープニング + 学習目標</w:t>
             </w:r>
@@ -447,15 +1528,14 @@
         <w:tc>
           <w:tcPr>
             <w:tcW w:type="dxa" w:w="2160"/>
-            <w:shd w:fill="E8F0F0" w:val="clear"/>
           </w:tcPr>
           <w:p>
             <w:r>
               <w:rPr>
-                <w:rFonts w:ascii="Calibri" w:hAnsi="Calibri"/>
-                <w:sz w:val="18"/>
+                <w:rFonts w:ascii="Noto Sans CJK JP" w:hAnsi="Noto Sans CJK JP"/>
+                <w:sz w:val="20"/>
               </w:rPr>
-              <w:t>「先週インフルエンザを5人診た翌週、咳と発熱の患者さんが来たら何を考えますか？」</w:t>
+              <w:t>「先週インフルエンザを5人診た翌週、咳と発熱の患者さんが来たら何を考えますか？...今日はこの "引きずられ" の正体を論文ベースで見ていきます」</w:t>
             </w:r>
           </w:p>
         </w:tc>
@@ -464,13 +1544,12 @@
         <w:tc>
           <w:tcPr>
             <w:tcW w:type="dxa" w:w="2160"/>
-            <w:shd w:fill="FFFFFF" w:val="clear"/>
           </w:tcPr>
           <w:p>
             <w:r>
               <w:rPr>
-                <w:rFonts w:ascii="Calibri" w:hAnsi="Calibri"/>
-                <w:sz w:val="18"/>
+                <w:rFonts w:ascii="Noto Sans CJK JP" w:hAnsi="Noto Sans CJK JP"/>
+                <w:sz w:val="20"/>
               </w:rPr>
               <w:t>2:00-4:00</w:t>
             </w:r>
@@ -479,13 +1558,12 @@
         <w:tc>
           <w:tcPr>
             <w:tcW w:type="dxa" w:w="2160"/>
-            <w:shd w:fill="FFFFFF" w:val="clear"/>
           </w:tcPr>
           <w:p>
             <w:r>
               <w:rPr>
-                <w:rFonts w:ascii="Calibri" w:hAnsi="Calibri"/>
-                <w:sz w:val="18"/>
+                <w:rFonts w:ascii="Noto Sans CJK JP" w:hAnsi="Noto Sans CJK JP"/>
+                <w:sz w:val="20"/>
               </w:rPr>
               <w:t>3</w:t>
             </w:r>
@@ -494,13 +1572,12 @@
         <w:tc>
           <w:tcPr>
             <w:tcW w:type="dxa" w:w="2160"/>
-            <w:shd w:fill="FFFFFF" w:val="clear"/>
           </w:tcPr>
           <w:p>
             <w:r>
               <w:rPr>
-                <w:rFonts w:ascii="Calibri" w:hAnsi="Calibri"/>
-                <w:sz w:val="18"/>
+                <w:rFonts w:ascii="Noto Sans CJK JP" w:hAnsi="Noto Sans CJK JP"/>
+                <w:sz w:val="20"/>
               </w:rPr>
               <w:t>System 1/2の復習</w:t>
             </w:r>
@@ -509,15 +1586,14 @@
         <w:tc>
           <w:tcPr>
             <w:tcW w:type="dxa" w:w="2160"/>
-            <w:shd w:fill="FFFFFF" w:val="clear"/>
           </w:tcPr>
           <w:p>
             <w:r>
               <w:rPr>
-                <w:rFonts w:ascii="Calibri" w:hAnsi="Calibri"/>
-                <w:sz w:val="18"/>
+                <w:rFonts w:ascii="Noto Sans CJK JP" w:hAnsi="Noto Sans CJK JP"/>
+                <w:sz w:val="20"/>
               </w:rPr>
-              <w:t>「カーネマンのSystem 1, System 2は聞いたことありますか？」</w:t>
+              <w:t>「カーネマンのSystem 1, System 2は聞いたことありますか？簡単に復習しましょう」</w:t>
             </w:r>
           </w:p>
         </w:tc>
@@ -526,13 +1602,12 @@
         <w:tc>
           <w:tcPr>
             <w:tcW w:type="dxa" w:w="2160"/>
-            <w:shd w:fill="E8F0F0" w:val="clear"/>
           </w:tcPr>
           <w:p>
             <w:r>
               <w:rPr>
-                <w:rFonts w:ascii="Calibri" w:hAnsi="Calibri"/>
-                <w:sz w:val="18"/>
+                <w:rFonts w:ascii="Noto Sans CJK JP" w:hAnsi="Noto Sans CJK JP"/>
+                <w:sz w:val="20"/>
               </w:rPr>
               <w:t>4:00-6:00</w:t>
             </w:r>
@@ -541,13 +1616,12 @@
         <w:tc>
           <w:tcPr>
             <w:tcW w:type="dxa" w:w="2160"/>
-            <w:shd w:fill="E8F0F0" w:val="clear"/>
           </w:tcPr>
           <w:p>
             <w:r>
               <w:rPr>
-                <w:rFonts w:ascii="Calibri" w:hAnsi="Calibri"/>
-                <w:sz w:val="18"/>
+                <w:rFonts w:ascii="Noto Sans CJK JP" w:hAnsi="Noto Sans CJK JP"/>
+                <w:sz w:val="20"/>
               </w:rPr>
               <w:t>4</w:t>
             </w:r>
@@ -556,13 +1630,12 @@
         <w:tc>
           <w:tcPr>
             <w:tcW w:type="dxa" w:w="2160"/>
-            <w:shd w:fill="E8F0F0" w:val="clear"/>
           </w:tcPr>
           <w:p>
             <w:r>
               <w:rPr>
-                <w:rFonts w:ascii="Calibri" w:hAnsi="Calibri"/>
-                <w:sz w:val="18"/>
+                <w:rFonts w:ascii="Noto Sans CJK JP" w:hAnsi="Noto Sans CJK JP"/>
+                <w:sz w:val="20"/>
               </w:rPr>
               <w:t>論文紹介（デザイン・方法）</w:t>
             </w:r>
@@ -571,15 +1644,14 @@
         <w:tc>
           <w:tcPr>
             <w:tcW w:type="dxa" w:w="2160"/>
-            <w:shd w:fill="E8F0F0" w:val="clear"/>
           </w:tcPr>
           <w:p>
             <w:r>
               <w:rPr>
-                <w:rFonts w:ascii="Calibri" w:hAnsi="Calibri"/>
-                <w:sz w:val="18"/>
+                <w:rFonts w:ascii="Noto Sans CJK JP" w:hAnsi="Noto Sans CJK JP"/>
+                <w:sz w:val="20"/>
               </w:rPr>
-              <w:t>「BMJ Quality &amp; Safetyに2026年2月に出た論文です」</w:t>
+              <w:t>「BMJ Quality &amp; Safetyに2026年2月に出た論文です。1015名の医師を対象にした横断調査で...」</w:t>
             </w:r>
           </w:p>
         </w:tc>
@@ -588,13 +1660,12 @@
         <w:tc>
           <w:tcPr>
             <w:tcW w:type="dxa" w:w="2160"/>
-            <w:shd w:fill="FFFFFF" w:val="clear"/>
           </w:tcPr>
           <w:p>
             <w:r>
               <w:rPr>
-                <w:rFonts w:ascii="Calibri" w:hAnsi="Calibri"/>
-                <w:sz w:val="18"/>
+                <w:rFonts w:ascii="Noto Sans CJK JP" w:hAnsi="Noto Sans CJK JP"/>
+                <w:sz w:val="20"/>
               </w:rPr>
               <w:t>6:00-8:00</w:t>
             </w:r>
@@ -603,13 +1674,12 @@
         <w:tc>
           <w:tcPr>
             <w:tcW w:type="dxa" w:w="2160"/>
-            <w:shd w:fill="FFFFFF" w:val="clear"/>
           </w:tcPr>
           <w:p>
             <w:r>
               <w:rPr>
-                <w:rFonts w:ascii="Calibri" w:hAnsi="Calibri"/>
-                <w:sz w:val="18"/>
+                <w:rFonts w:ascii="Noto Sans CJK JP" w:hAnsi="Noto Sans CJK JP"/>
+                <w:sz w:val="20"/>
               </w:rPr>
               <w:t>4, 5</w:t>
             </w:r>
@@ -618,13 +1688,12 @@
         <w:tc>
           <w:tcPr>
             <w:tcW w:type="dxa" w:w="2160"/>
-            <w:shd w:fill="FFFFFF" w:val="clear"/>
           </w:tcPr>
           <w:p>
             <w:r>
               <w:rPr>
-                <w:rFonts w:ascii="Calibri" w:hAnsi="Calibri"/>
-                <w:sz w:val="18"/>
+                <w:rFonts w:ascii="Noto Sans CJK JP" w:hAnsi="Noto Sans CJK JP"/>
+                <w:sz w:val="20"/>
               </w:rPr>
               <w:t>結果 + 批判的吟味</w:t>
             </w:r>
@@ -633,15 +1702,14 @@
         <w:tc>
           <w:tcPr>
             <w:tcW w:type="dxa" w:w="2160"/>
-            <w:shd w:fill="FFFFFF" w:val="clear"/>
           </w:tcPr>
           <w:p>
             <w:r>
               <w:rPr>
-                <w:rFonts w:ascii="Calibri" w:hAnsi="Calibri"/>
-                <w:sz w:val="18"/>
+                <w:rFonts w:ascii="Noto Sans CJK JP" w:hAnsi="Noto Sans CJK JP"/>
+                <w:sz w:val="20"/>
               </w:rPr>
-              <w:t>「b=0.165、p=0.018。これはどう解釈しますか？」</w:t>
+              <w:t>「b=0.165、p=0.018。これはどう解釈しますか？...横断研究の限界も確認しましょう」</w:t>
             </w:r>
           </w:p>
         </w:tc>
@@ -650,13 +1718,12 @@
         <w:tc>
           <w:tcPr>
             <w:tcW w:type="dxa" w:w="2160"/>
-            <w:shd w:fill="E8F0F0" w:val="clear"/>
           </w:tcPr>
           <w:p>
             <w:r>
               <w:rPr>
-                <w:rFonts w:ascii="Calibri" w:hAnsi="Calibri"/>
-                <w:sz w:val="18"/>
+                <w:rFonts w:ascii="Noto Sans CJK JP" w:hAnsi="Noto Sans CJK JP"/>
+                <w:sz w:val="20"/>
               </w:rPr>
               <w:t>8:00-12:00</w:t>
             </w:r>
@@ -665,13 +1732,12 @@
         <w:tc>
           <w:tcPr>
             <w:tcW w:type="dxa" w:w="2160"/>
-            <w:shd w:fill="E8F0F0" w:val="clear"/>
           </w:tcPr>
           <w:p>
             <w:r>
               <w:rPr>
-                <w:rFonts w:ascii="Calibri" w:hAnsi="Calibri"/>
-                <w:sz w:val="18"/>
+                <w:rFonts w:ascii="Noto Sans CJK JP" w:hAnsi="Noto Sans CJK JP"/>
+                <w:sz w:val="20"/>
               </w:rPr>
               <w:t>6, 7</w:t>
             </w:r>
@@ -680,13 +1746,12 @@
         <w:tc>
           <w:tcPr>
             <w:tcW w:type="dxa" w:w="2160"/>
-            <w:shd w:fill="E8F0F0" w:val="clear"/>
           </w:tcPr>
           <w:p>
             <w:r>
               <w:rPr>
-                <w:rFonts w:ascii="Calibri" w:hAnsi="Calibri"/>
-                <w:sz w:val="18"/>
+                <w:rFonts w:ascii="Noto Sans CJK JP" w:hAnsi="Noto Sans CJK JP"/>
+                <w:sz w:val="20"/>
               </w:rPr>
               <w:t>ペアディスカッション + 共有</w:t>
             </w:r>
@@ -695,15 +1760,14 @@
         <w:tc>
           <w:tcPr>
             <w:tcW w:type="dxa" w:w="2160"/>
-            <w:shd w:fill="E8F0F0" w:val="clear"/>
           </w:tcPr>
           <w:p>
             <w:r>
               <w:rPr>
-                <w:rFonts w:ascii="Calibri" w:hAnsi="Calibri"/>
-                <w:sz w:val="18"/>
+                <w:rFonts w:ascii="Noto Sans CJK JP" w:hAnsi="Noto Sans CJK JP"/>
+                <w:sz w:val="20"/>
               </w:rPr>
-              <w:t>「隣の人とペアになって、1人2分ずつ、計4分です」</w:t>
+              <w:t>「では隣の人とペアになって、自分が直近の経験に引きずられたエピソードを共有してください。1人2分ずつ、計4分です。はい、どうぞ」</w:t>
             </w:r>
           </w:p>
         </w:tc>
@@ -712,13 +1776,12 @@
         <w:tc>
           <w:tcPr>
             <w:tcW w:type="dxa" w:w="2160"/>
-            <w:shd w:fill="FFFFFF" w:val="clear"/>
           </w:tcPr>
           <w:p>
             <w:r>
               <w:rPr>
-                <w:rFonts w:ascii="Calibri" w:hAnsi="Calibri"/>
-                <w:sz w:val="18"/>
+                <w:rFonts w:ascii="Noto Sans CJK JP" w:hAnsi="Noto Sans CJK JP"/>
+                <w:sz w:val="20"/>
               </w:rPr>
               <w:t>12:00-13:00</w:t>
             </w:r>
@@ -727,13 +1790,12 @@
         <w:tc>
           <w:tcPr>
             <w:tcW w:type="dxa" w:w="2160"/>
-            <w:shd w:fill="FFFFFF" w:val="clear"/>
           </w:tcPr>
           <w:p>
             <w:r>
               <w:rPr>
-                <w:rFonts w:ascii="Calibri" w:hAnsi="Calibri"/>
-                <w:sz w:val="18"/>
+                <w:rFonts w:ascii="Noto Sans CJK JP" w:hAnsi="Noto Sans CJK JP"/>
+                <w:sz w:val="20"/>
               </w:rPr>
               <w:t>7</w:t>
             </w:r>
@@ -742,13 +1804,12 @@
         <w:tc>
           <w:tcPr>
             <w:tcW w:type="dxa" w:w="2160"/>
-            <w:shd w:fill="FFFFFF" w:val="clear"/>
           </w:tcPr>
           <w:p>
             <w:r>
               <w:rPr>
-                <w:rFonts w:ascii="Calibri" w:hAnsi="Calibri"/>
-                <w:sz w:val="18"/>
+                <w:rFonts w:ascii="Noto Sans CJK JP" w:hAnsi="Noto Sans CJK JP"/>
+                <w:sz w:val="20"/>
               </w:rPr>
               <w:t>全体共有 + 補足</w:t>
             </w:r>
@@ -757,15 +1818,14 @@
         <w:tc>
           <w:tcPr>
             <w:tcW w:type="dxa" w:w="2160"/>
-            <w:shd w:fill="FFFFFF" w:val="clear"/>
           </w:tcPr>
           <w:p>
             <w:r>
               <w:rPr>
-                <w:rFonts w:ascii="Calibri" w:hAnsi="Calibri"/>
-                <w:sz w:val="18"/>
+                <w:rFonts w:ascii="Noto Sans CJK JP" w:hAnsi="Noto Sans CJK JP"/>
+                <w:sz w:val="20"/>
               </w:rPr>
-              <w:t>「“一人で診断を完結させる場面” が最もリスクが高い」</w:t>
+              <w:t>「どなたか共有してくれますか？...ありがとうございます。"一人で診断を完結させる場面" が最もリスクが高いというのがポイントです」</w:t>
             </w:r>
           </w:p>
         </w:tc>
@@ -774,13 +1834,12 @@
         <w:tc>
           <w:tcPr>
             <w:tcW w:type="dxa" w:w="2160"/>
-            <w:shd w:fill="E8F0F0" w:val="clear"/>
           </w:tcPr>
           <w:p>
             <w:r>
               <w:rPr>
-                <w:rFonts w:ascii="Calibri" w:hAnsi="Calibri"/>
-                <w:sz w:val="18"/>
+                <w:rFonts w:ascii="Noto Sans CJK JP" w:hAnsi="Noto Sans CJK JP"/>
+                <w:sz w:val="20"/>
               </w:rPr>
               <w:t>13:00-14:00</w:t>
             </w:r>
@@ -789,13 +1848,12 @@
         <w:tc>
           <w:tcPr>
             <w:tcW w:type="dxa" w:w="2160"/>
-            <w:shd w:fill="E8F0F0" w:val="clear"/>
           </w:tcPr>
           <w:p>
             <w:r>
               <w:rPr>
-                <w:rFonts w:ascii="Calibri" w:hAnsi="Calibri"/>
-                <w:sz w:val="18"/>
+                <w:rFonts w:ascii="Noto Sans CJK JP" w:hAnsi="Noto Sans CJK JP"/>
+                <w:sz w:val="20"/>
               </w:rPr>
               <w:t>8</w:t>
             </w:r>
@@ -804,13 +1862,12 @@
         <w:tc>
           <w:tcPr>
             <w:tcW w:type="dxa" w:w="2160"/>
-            <w:shd w:fill="E8F0F0" w:val="clear"/>
           </w:tcPr>
           <w:p>
             <w:r>
               <w:rPr>
-                <w:rFonts w:ascii="Calibri" w:hAnsi="Calibri"/>
-                <w:sz w:val="18"/>
+                <w:rFonts w:ascii="Noto Sans CJK JP" w:hAnsi="Noto Sans CJK JP"/>
+                <w:sz w:val="20"/>
               </w:rPr>
               <w:t>振り返りクイズ</w:t>
             </w:r>
@@ -819,15 +1876,14 @@
         <w:tc>
           <w:tcPr>
             <w:tcW w:type="dxa" w:w="2160"/>
-            <w:shd w:fill="E8F0F0" w:val="clear"/>
           </w:tcPr>
           <w:p>
             <w:r>
               <w:rPr>
-                <w:rFonts w:ascii="Calibri" w:hAnsi="Calibri"/>
-                <w:sz w:val="18"/>
+                <w:rFonts w:ascii="Noto Sans CJK JP" w:hAnsi="Noto Sans CJK JP"/>
+                <w:sz w:val="20"/>
               </w:rPr>
-              <w:t>「利用可能性バイアスの定義を一文で言えますか？」</w:t>
+              <w:t>「では確認です。利用可能性バイアスの定義を一文で言えますか？」</w:t>
             </w:r>
           </w:p>
         </w:tc>
@@ -836,13 +1892,12 @@
         <w:tc>
           <w:tcPr>
             <w:tcW w:type="dxa" w:w="2160"/>
-            <w:shd w:fill="FFFFFF" w:val="clear"/>
           </w:tcPr>
           <w:p>
             <w:r>
               <w:rPr>
-                <w:rFonts w:ascii="Calibri" w:hAnsi="Calibri"/>
-                <w:sz w:val="18"/>
+                <w:rFonts w:ascii="Noto Sans CJK JP" w:hAnsi="Noto Sans CJK JP"/>
+                <w:sz w:val="20"/>
               </w:rPr>
               <w:t>14:00-15:00</w:t>
             </w:r>
@@ -851,13 +1906,12 @@
         <w:tc>
           <w:tcPr>
             <w:tcW w:type="dxa" w:w="2160"/>
-            <w:shd w:fill="FFFFFF" w:val="clear"/>
           </w:tcPr>
           <w:p>
             <w:r>
               <w:rPr>
-                <w:rFonts w:ascii="Calibri" w:hAnsi="Calibri"/>
-                <w:sz w:val="18"/>
+                <w:rFonts w:ascii="Noto Sans CJK JP" w:hAnsi="Noto Sans CJK JP"/>
+                <w:sz w:val="20"/>
               </w:rPr>
               <w:t>9</w:t>
             </w:r>
@@ -866,13 +1920,12 @@
         <w:tc>
           <w:tcPr>
             <w:tcW w:type="dxa" w:w="2160"/>
-            <w:shd w:fill="FFFFFF" w:val="clear"/>
           </w:tcPr>
           <w:p>
             <w:r>
               <w:rPr>
-                <w:rFonts w:ascii="Calibri" w:hAnsi="Calibri"/>
-                <w:sz w:val="18"/>
+                <w:rFonts w:ascii="Noto Sans CJK JP" w:hAnsi="Noto Sans CJK JP"/>
+                <w:sz w:val="20"/>
               </w:rPr>
               <w:t>持ち帰りの問い</w:t>
             </w:r>
@@ -881,21 +1934,38 @@
         <w:tc>
           <w:tcPr>
             <w:tcW w:type="dxa" w:w="2160"/>
-            <w:shd w:fill="FFFFFF" w:val="clear"/>
           </w:tcPr>
           <w:p>
             <w:r>
               <w:rPr>
-                <w:rFonts w:ascii="Calibri" w:hAnsi="Calibri"/>
-                <w:sz w:val="18"/>
+                <w:rFonts w:ascii="Noto Sans CJK JP" w:hAnsi="Noto Sans CJK JP"/>
+                <w:sz w:val="20"/>
               </w:rPr>
-              <w:t>「今週1つだけ試すなら、“10秒間の自問” をやってみてください」</w:t>
+              <w:t>「今週1つだけ試すなら、外来で最初の仮説を立てた直後の "10秒間の自問" をやってみてください」</w:t>
             </w:r>
           </w:p>
         </w:tc>
       </w:tr>
     </w:tbl>
-    <w:p/>
+    <w:p>
+      <w:pPr>
+        <w:ind w:left="720"/>
+      </w:pPr>
+      <w:r>
+        <w:rPr>
+          <w:rFonts w:ascii="Noto Sans CJK JP" w:hAnsi="Noto Sans CJK JP"/>
+          <w:b w:val="0"/>
+          <w:color w:val="336699"/>
+          <w:sz w:val="22"/>
+        </w:rPr>
+        <w:t>**流れのコツ**: 冒頭2分の「引きずられ体験」の問いかけが全体のトーンを決める。ここで参加者が「あるある」と感じれば、その後の論文紹介も「自分ごと」として聞ける。逆にここが空振りすると残り13分が講義モードになりがち。自分自身のエピソードを1つ用意しておくと安全。System 1/2の復習（2:00-4:00）から論文紹介（4:00-6:00）への切り替えは「じゃあこの仕組みが本当に臨床で起きているのか、論文で確認しましょう」の一言でつなぐ。ディスカッション（8:00-12:00）に入る前に「正解はありません。うまくいかなかった経験こそ学びになります」と心理的安全性を確保する声かけを忘れずに。</w:t>
+      </w:r>
+    </w:p>
+    <w:p>
+      <w:r>
+        <w:br w:type="page"/>
+      </w:r>
+    </w:p>
     <w:p>
       <w:pPr>
         <w:pStyle w:val="Heading2"/>
@@ -908,28 +1978,25 @@
       <w:tblPr>
         <w:tblStyle w:val="TableGrid"/>
         <w:tblW w:type="auto" w:w="0"/>
-        <w:jc w:val="center"/>
         <w:tblLook w:firstColumn="1" w:firstRow="1" w:lastColumn="0" w:lastRow="0" w:noHBand="0" w:noVBand="1" w:val="04A0"/>
       </w:tblPr>
       <w:tblGrid>
-        <w:gridCol w:w="1417"/>
-        <w:gridCol w:w="850"/>
-        <w:gridCol w:w="1984"/>
-        <w:gridCol w:w="4819"/>
+        <w:gridCol w:w="2160"/>
+        <w:gridCol w:w="2160"/>
+        <w:gridCol w:w="2160"/>
+        <w:gridCol w:w="2160"/>
       </w:tblGrid>
       <w:tr>
         <w:tc>
           <w:tcPr>
             <w:tcW w:type="dxa" w:w="2160"/>
-            <w:shd w:fill="0D2B3E" w:val="clear"/>
           </w:tcPr>
           <w:p>
             <w:r>
               <w:rPr>
-                <w:rFonts w:ascii="Calibri" w:hAnsi="Calibri"/>
+                <w:rFonts w:ascii="Noto Sans CJK JP" w:hAnsi="Noto Sans CJK JP"/>
                 <w:b/>
-                <w:color w:val="FFFFFF"/>
-                <w:sz w:val="18"/>
+                <w:sz w:val="20"/>
               </w:rPr>
               <w:t>時間</w:t>
             </w:r>
@@ -938,15 +2005,13 @@
         <w:tc>
           <w:tcPr>
             <w:tcW w:type="dxa" w:w="2160"/>
-            <w:shd w:fill="0D2B3E" w:val="clear"/>
           </w:tcPr>
           <w:p>
             <w:r>
               <w:rPr>
-                <w:rFonts w:ascii="Calibri" w:hAnsi="Calibri"/>
+                <w:rFonts w:ascii="Noto Sans CJK JP" w:hAnsi="Noto Sans CJK JP"/>
                 <w:b/>
-                <w:color w:val="FFFFFF"/>
-                <w:sz w:val="18"/>
+                <w:sz w:val="20"/>
               </w:rPr>
               <w:t>ガニェ事象</w:t>
             </w:r>
@@ -955,15 +2020,13 @@
         <w:tc>
           <w:tcPr>
             <w:tcW w:type="dxa" w:w="2160"/>
-            <w:shd w:fill="0D2B3E" w:val="clear"/>
           </w:tcPr>
           <w:p>
             <w:r>
               <w:rPr>
-                <w:rFonts w:ascii="Calibri" w:hAnsi="Calibri"/>
+                <w:rFonts w:ascii="Noto Sans CJK JP" w:hAnsi="Noto Sans CJK JP"/>
                 <w:b/>
-                <w:color w:val="FFFFFF"/>
-                <w:sz w:val="18"/>
+                <w:sz w:val="20"/>
               </w:rPr>
               <w:t>内容</w:t>
             </w:r>
@@ -972,15 +2035,13 @@
         <w:tc>
           <w:tcPr>
             <w:tcW w:type="dxa" w:w="2160"/>
-            <w:shd w:fill="0D2B3E" w:val="clear"/>
           </w:tcPr>
           <w:p>
             <w:r>
               <w:rPr>
-                <w:rFonts w:ascii="Calibri" w:hAnsi="Calibri"/>
+                <w:rFonts w:ascii="Noto Sans CJK JP" w:hAnsi="Noto Sans CJK JP"/>
                 <w:b/>
-                <w:color w:val="FFFFFF"/>
-                <w:sz w:val="18"/>
+                <w:sz w:val="20"/>
               </w:rPr>
               <w:t>声かけセリフ</w:t>
             </w:r>
@@ -991,13 +2052,12 @@
         <w:tc>
           <w:tcPr>
             <w:tcW w:type="dxa" w:w="2160"/>
-            <w:shd w:fill="E8F0F0" w:val="clear"/>
           </w:tcPr>
           <w:p>
             <w:r>
               <w:rPr>
-                <w:rFonts w:ascii="Calibri" w:hAnsi="Calibri"/>
-                <w:sz w:val="18"/>
+                <w:rFonts w:ascii="Noto Sans CJK JP" w:hAnsi="Noto Sans CJK JP"/>
+                <w:sz w:val="20"/>
               </w:rPr>
               <w:t>0:00-1:30</w:t>
             </w:r>
@@ -1006,13 +2066,12 @@
         <w:tc>
           <w:tcPr>
             <w:tcW w:type="dxa" w:w="2160"/>
-            <w:shd w:fill="E8F0F0" w:val="clear"/>
           </w:tcPr>
           <w:p>
             <w:r>
               <w:rPr>
-                <w:rFonts w:ascii="Calibri" w:hAnsi="Calibri"/>
-                <w:sz w:val="18"/>
+                <w:rFonts w:ascii="Noto Sans CJK JP" w:hAnsi="Noto Sans CJK JP"/>
+                <w:sz w:val="20"/>
               </w:rPr>
               <w:t>1, 2</w:t>
             </w:r>
@@ -1021,13 +2080,12 @@
         <w:tc>
           <w:tcPr>
             <w:tcW w:type="dxa" w:w="2160"/>
-            <w:shd w:fill="E8F0F0" w:val="clear"/>
           </w:tcPr>
           <w:p>
             <w:r>
               <w:rPr>
-                <w:rFonts w:ascii="Calibri" w:hAnsi="Calibri"/>
-                <w:sz w:val="18"/>
+                <w:rFonts w:ascii="Noto Sans CJK JP" w:hAnsi="Noto Sans CJK JP"/>
+                <w:sz w:val="20"/>
               </w:rPr>
               <w:t>オープニング + 学習目標</w:t>
             </w:r>
@@ -1036,15 +2094,14 @@
         <w:tc>
           <w:tcPr>
             <w:tcW w:type="dxa" w:w="2160"/>
-            <w:shd w:fill="E8F0F0" w:val="clear"/>
           </w:tcPr>
           <w:p>
             <w:r>
               <w:rPr>
-                <w:rFonts w:ascii="Calibri" w:hAnsi="Calibri"/>
-                <w:sz w:val="18"/>
+                <w:rFonts w:ascii="Noto Sans CJK JP" w:hAnsi="Noto Sans CJK JP"/>
+                <w:sz w:val="20"/>
               </w:rPr>
-              <w:t>「先週ノロが続いた後、“またノロかな” って思いませんか？」</w:t>
+              <w:t>「先週ノロウイルスの患者さんが続いた後、今日も嘔吐の方が来たら..."またノロかな"って思いませんか？今日はこの "思い込み" の正体を一緒に学びましょう」</w:t>
             </w:r>
           </w:p>
         </w:tc>
@@ -1053,13 +2110,12 @@
         <w:tc>
           <w:tcPr>
             <w:tcW w:type="dxa" w:w="2160"/>
-            <w:shd w:fill="FFFFFF" w:val="clear"/>
           </w:tcPr>
           <w:p>
             <w:r>
               <w:rPr>
-                <w:rFonts w:ascii="Calibri" w:hAnsi="Calibri"/>
-                <w:sz w:val="18"/>
+                <w:rFonts w:ascii="Noto Sans CJK JP" w:hAnsi="Noto Sans CJK JP"/>
+                <w:sz w:val="20"/>
               </w:rPr>
               <w:t>1:30-3:00</w:t>
             </w:r>
@@ -1068,13 +2124,12 @@
         <w:tc>
           <w:tcPr>
             <w:tcW w:type="dxa" w:w="2160"/>
-            <w:shd w:fill="FFFFFF" w:val="clear"/>
           </w:tcPr>
           <w:p>
             <w:r>
               <w:rPr>
-                <w:rFonts w:ascii="Calibri" w:hAnsi="Calibri"/>
-                <w:sz w:val="18"/>
+                <w:rFonts w:ascii="Noto Sans CJK JP" w:hAnsi="Noto Sans CJK JP"/>
+                <w:sz w:val="20"/>
               </w:rPr>
               <w:t>3</w:t>
             </w:r>
@@ -1083,13 +2138,12 @@
         <w:tc>
           <w:tcPr>
             <w:tcW w:type="dxa" w:w="2160"/>
-            <w:shd w:fill="FFFFFF" w:val="clear"/>
           </w:tcPr>
           <w:p>
             <w:r>
               <w:rPr>
-                <w:rFonts w:ascii="Calibri" w:hAnsi="Calibri"/>
-                <w:sz w:val="18"/>
+                <w:rFonts w:ascii="Noto Sans CJK JP" w:hAnsi="Noto Sans CJK JP"/>
+                <w:sz w:val="20"/>
               </w:rPr>
               <w:t>脳の2つのモード</w:t>
             </w:r>
@@ -1098,15 +2152,14 @@
         <w:tc>
           <w:tcPr>
             <w:tcW w:type="dxa" w:w="2160"/>
-            <w:shd w:fill="FFFFFF" w:val="clear"/>
           </w:tcPr>
           <w:p>
             <w:r>
               <w:rPr>
-                <w:rFonts w:ascii="Calibri" w:hAnsi="Calibri"/>
-                <w:sz w:val="18"/>
+                <w:rFonts w:ascii="Noto Sans CJK JP" w:hAnsi="Noto Sans CJK JP"/>
+                <w:sz w:val="20"/>
               </w:rPr>
-              <w:t>「忙しい現場ではどちらを使いがちですか？」</w:t>
+              <w:t>「私たちの脳には "速い脳" と "遅い脳" があります。忙しい現場ではどちらを使いがちですか？」</w:t>
             </w:r>
           </w:p>
         </w:tc>
@@ -1115,13 +2168,12 @@
         <w:tc>
           <w:tcPr>
             <w:tcW w:type="dxa" w:w="2160"/>
-            <w:shd w:fill="E8F0F0" w:val="clear"/>
           </w:tcPr>
           <w:p>
             <w:r>
               <w:rPr>
-                <w:rFonts w:ascii="Calibri" w:hAnsi="Calibri"/>
-                <w:sz w:val="18"/>
+                <w:rFonts w:ascii="Noto Sans CJK JP" w:hAnsi="Noto Sans CJK JP"/>
+                <w:sz w:val="20"/>
               </w:rPr>
               <w:t>3:00-5:00</w:t>
             </w:r>
@@ -1130,13 +2182,12 @@
         <w:tc>
           <w:tcPr>
             <w:tcW w:type="dxa" w:w="2160"/>
-            <w:shd w:fill="E8F0F0" w:val="clear"/>
           </w:tcPr>
           <w:p>
             <w:r>
               <w:rPr>
-                <w:rFonts w:ascii="Calibri" w:hAnsi="Calibri"/>
-                <w:sz w:val="18"/>
+                <w:rFonts w:ascii="Noto Sans CJK JP" w:hAnsi="Noto Sans CJK JP"/>
+                <w:sz w:val="20"/>
               </w:rPr>
               <w:t>4, 5</w:t>
             </w:r>
@@ -1145,13 +2196,12 @@
         <w:tc>
           <w:tcPr>
             <w:tcW w:type="dxa" w:w="2160"/>
-            <w:shd w:fill="E8F0F0" w:val="clear"/>
           </w:tcPr>
           <w:p>
             <w:r>
               <w:rPr>
-                <w:rFonts w:ascii="Calibri" w:hAnsi="Calibri"/>
-                <w:sz w:val="18"/>
+                <w:rFonts w:ascii="Noto Sans CJK JP" w:hAnsi="Noto Sans CJK JP"/>
+                <w:sz w:val="20"/>
               </w:rPr>
               <w:t>研究結果 + 全職種への応用</w:t>
             </w:r>
@@ -1160,15 +2210,14 @@
         <w:tc>
           <w:tcPr>
             <w:tcW w:type="dxa" w:w="2160"/>
-            <w:shd w:fill="E8F0F0" w:val="clear"/>
           </w:tcPr>
           <w:p>
             <w:r>
               <w:rPr>
-                <w:rFonts w:ascii="Calibri" w:hAnsi="Calibri"/>
-                <w:sz w:val="18"/>
+                <w:rFonts w:ascii="Noto Sans CJK JP" w:hAnsi="Noto Sans CJK JP"/>
+                <w:sz w:val="20"/>
               </w:rPr>
-              <w:t>「1015名の医師を対象にした研究です。これは医師だけの話ではありません」</w:t>
+              <w:t>「1015名の医師を対象にした研究で、直近に同じ病気を診た医師ほど誤診しやすいことがわかりました。これは医師だけの話ではありません」</w:t>
             </w:r>
           </w:p>
         </w:tc>
@@ -1177,13 +2226,12 @@
         <w:tc>
           <w:tcPr>
             <w:tcW w:type="dxa" w:w="2160"/>
-            <w:shd w:fill="FFFFFF" w:val="clear"/>
           </w:tcPr>
           <w:p>
             <w:r>
               <w:rPr>
-                <w:rFonts w:ascii="Calibri" w:hAnsi="Calibri"/>
-                <w:sz w:val="18"/>
+                <w:rFonts w:ascii="Noto Sans CJK JP" w:hAnsi="Noto Sans CJK JP"/>
+                <w:sz w:val="20"/>
               </w:rPr>
               <w:t>5:00-8:00</w:t>
             </w:r>
@@ -1192,13 +2240,12 @@
         <w:tc>
           <w:tcPr>
             <w:tcW w:type="dxa" w:w="2160"/>
-            <w:shd w:fill="FFFFFF" w:val="clear"/>
           </w:tcPr>
           <w:p>
             <w:r>
               <w:rPr>
-                <w:rFonts w:ascii="Calibri" w:hAnsi="Calibri"/>
-                <w:sz w:val="18"/>
+                <w:rFonts w:ascii="Noto Sans CJK JP" w:hAnsi="Noto Sans CJK JP"/>
+                <w:sz w:val="20"/>
               </w:rPr>
               <w:t>6, 7</w:t>
             </w:r>
@@ -1207,13 +2254,12 @@
         <w:tc>
           <w:tcPr>
             <w:tcW w:type="dxa" w:w="2160"/>
-            <w:shd w:fill="FFFFFF" w:val="clear"/>
           </w:tcPr>
           <w:p>
             <w:r>
               <w:rPr>
-                <w:rFonts w:ascii="Calibri" w:hAnsi="Calibri"/>
-                <w:sz w:val="18"/>
+                <w:rFonts w:ascii="Noto Sans CJK JP" w:hAnsi="Noto Sans CJK JP"/>
+                <w:sz w:val="20"/>
               </w:rPr>
               <w:t>グループトーク + 共有</w:t>
             </w:r>
@@ -1222,15 +2268,14 @@
         <w:tc>
           <w:tcPr>
             <w:tcW w:type="dxa" w:w="2160"/>
-            <w:shd w:fill="FFFFFF" w:val="clear"/>
           </w:tcPr>
           <w:p>
             <w:r>
               <w:rPr>
-                <w:rFonts w:ascii="Calibri" w:hAnsi="Calibri"/>
-                <w:sz w:val="18"/>
+                <w:rFonts w:ascii="Noto Sans CJK JP" w:hAnsi="Noto Sans CJK JP"/>
+                <w:sz w:val="20"/>
               </w:rPr>
-              <w:t>「2-3人で話してみましょう。3分間でどうぞ」</w:t>
+              <w:t>「近くの2-3人で話してみましょう。"前と同じだろう" と思って判断したことはありますか？3分間でどうぞ」</w:t>
             </w:r>
           </w:p>
         </w:tc>
@@ -1239,13 +2284,12 @@
         <w:tc>
           <w:tcPr>
             <w:tcW w:type="dxa" w:w="2160"/>
-            <w:shd w:fill="E8F0F0" w:val="clear"/>
           </w:tcPr>
           <w:p>
             <w:r>
               <w:rPr>
-                <w:rFonts w:ascii="Calibri" w:hAnsi="Calibri"/>
-                <w:sz w:val="18"/>
+                <w:rFonts w:ascii="Noto Sans CJK JP" w:hAnsi="Noto Sans CJK JP"/>
+                <w:sz w:val="20"/>
               </w:rPr>
               <w:t>8:00-9:00</w:t>
             </w:r>
@@ -1254,13 +2298,12 @@
         <w:tc>
           <w:tcPr>
             <w:tcW w:type="dxa" w:w="2160"/>
-            <w:shd w:fill="E8F0F0" w:val="clear"/>
           </w:tcPr>
           <w:p>
             <w:r>
               <w:rPr>
-                <w:rFonts w:ascii="Calibri" w:hAnsi="Calibri"/>
-                <w:sz w:val="18"/>
+                <w:rFonts w:ascii="Noto Sans CJK JP" w:hAnsi="Noto Sans CJK JP"/>
+                <w:sz w:val="20"/>
               </w:rPr>
               <w:t>7</w:t>
             </w:r>
@@ -1269,13 +2312,12 @@
         <w:tc>
           <w:tcPr>
             <w:tcW w:type="dxa" w:w="2160"/>
-            <w:shd w:fill="E8F0F0" w:val="clear"/>
           </w:tcPr>
           <w:p>
             <w:r>
               <w:rPr>
-                <w:rFonts w:ascii="Calibri" w:hAnsi="Calibri"/>
-                <w:sz w:val="18"/>
+                <w:rFonts w:ascii="Noto Sans CJK JP" w:hAnsi="Noto Sans CJK JP"/>
+                <w:sz w:val="20"/>
               </w:rPr>
               <w:t>まとめ</w:t>
             </w:r>
@@ -1284,15 +2326,14 @@
         <w:tc>
           <w:tcPr>
             <w:tcW w:type="dxa" w:w="2160"/>
-            <w:shd w:fill="E8F0F0" w:val="clear"/>
           </w:tcPr>
           <w:p>
             <w:r>
               <w:rPr>
-                <w:rFonts w:ascii="Calibri" w:hAnsi="Calibri"/>
-                <w:sz w:val="18"/>
+                <w:rFonts w:ascii="Noto Sans CJK JP" w:hAnsi="Noto Sans CJK JP"/>
+                <w:sz w:val="20"/>
               </w:rPr>
-              <w:t>「気をつけようでは防げない。仕組みが必要です」</w:t>
+              <w:t>「思い込みは能力の問題ではなく脳の仕組みの問題。だから "気をつけよう" では防げない。仕組みが必要です」</w:t>
             </w:r>
           </w:p>
         </w:tc>
@@ -1301,13 +2342,12 @@
         <w:tc>
           <w:tcPr>
             <w:tcW w:type="dxa" w:w="2160"/>
-            <w:shd w:fill="FFFFFF" w:val="clear"/>
           </w:tcPr>
           <w:p>
             <w:r>
               <w:rPr>
-                <w:rFonts w:ascii="Calibri" w:hAnsi="Calibri"/>
-                <w:sz w:val="18"/>
+                <w:rFonts w:ascii="Noto Sans CJK JP" w:hAnsi="Noto Sans CJK JP"/>
+                <w:sz w:val="20"/>
               </w:rPr>
               <w:t>9:00-10:00</w:t>
             </w:r>
@@ -1316,13 +2356,12 @@
         <w:tc>
           <w:tcPr>
             <w:tcW w:type="dxa" w:w="2160"/>
-            <w:shd w:fill="FFFFFF" w:val="clear"/>
           </w:tcPr>
           <w:p>
             <w:r>
               <w:rPr>
-                <w:rFonts w:ascii="Calibri" w:hAnsi="Calibri"/>
-                <w:sz w:val="18"/>
+                <w:rFonts w:ascii="Noto Sans CJK JP" w:hAnsi="Noto Sans CJK JP"/>
+                <w:sz w:val="20"/>
               </w:rPr>
               <w:t>8, 9</w:t>
             </w:r>
@@ -1331,36 +2370,52 @@
         <w:tc>
           <w:tcPr>
             <w:tcW w:type="dxa" w:w="2160"/>
-            <w:shd w:fill="FFFFFF" w:val="clear"/>
           </w:tcPr>
           <w:p>
             <w:r>
               <w:rPr>
-                <w:rFonts w:ascii="Calibri" w:hAnsi="Calibri"/>
-                <w:sz w:val="18"/>
+                <w:rFonts w:ascii="Noto Sans CJK JP" w:hAnsi="Noto Sans CJK JP"/>
+                <w:sz w:val="20"/>
               </w:rPr>
-              <w:t>アクション + 振り返り</w:t>
+              <w:t>職種別アクション + 振り返り</w:t>
             </w:r>
           </w:p>
         </w:tc>
         <w:tc>
           <w:tcPr>
             <w:tcW w:type="dxa" w:w="2160"/>
-            <w:shd w:fill="FFFFFF" w:val="clear"/>
           </w:tcPr>
           <w:p>
             <w:r>
               <w:rPr>
-                <w:rFonts w:ascii="Calibri" w:hAnsi="Calibri"/>
-                <w:sz w:val="18"/>
+                <w:rFonts w:ascii="Noto Sans CJK JP" w:hAnsi="Noto Sans CJK JP"/>
+                <w:sz w:val="20"/>
               </w:rPr>
-              <w:t>「3つのコツから今週どれか1つ試してみましょう」</w:t>
+              <w:t>「明日から使える3つのコツ: 立ち止まる・声に出す・書き出す。今週どれか1つ試してみましょう」</w:t>
             </w:r>
           </w:p>
         </w:tc>
       </w:tr>
     </w:tbl>
-    <w:p/>
+    <w:p>
+      <w:pPr>
+        <w:ind w:left="720"/>
+      </w:pPr>
+      <w:r>
+        <w:rPr>
+          <w:rFonts w:ascii="Noto Sans CJK JP" w:hAnsi="Noto Sans CJK JP"/>
+          <w:b w:val="0"/>
+          <w:color w:val="336699"/>
+          <w:sz w:val="22"/>
+        </w:rPr>
+        <w:t>**流れのコツ**: 全スタッフ版は10分しかないので、テンポが命。オープニングの「またノロかな」は全員が経験しうる場面なので、ここで笑いが起きればOK。脳の2つのモード（1:30-3:00）では「速い脳」「遅い脳」以上の専門用語は出さない。研究結果（3:00-5:00）から全職種への応用は「医師の研究ですが、皆さんの現場ではどうですか？」とブリッジする。グループトーク（5:00-8:00）はまとめ（8:00-9:00）との接続が重要で、「今の話し合いでも"あるある"が出ましたね。それが今日のテーマの正体です」と拾ってからまとめに入ると自然。最後のアクション提示は「3つのうち1つだけ」と明確に絞ることで行動変容のハードルを下げる。</w:t>
+      </w:r>
+    </w:p>
+    <w:p>
+      <w:r>
+        <w:br w:type="page"/>
+      </w:r>
+    </w:p>
     <w:p>
       <w:pPr>
         <w:pStyle w:val="Heading2"/>
@@ -1373,26 +2428,23 @@
       <w:tblPr>
         <w:tblStyle w:val="TableGrid"/>
         <w:tblW w:type="auto" w:w="0"/>
-        <w:jc w:val="center"/>
         <w:tblLook w:firstColumn="1" w:firstRow="1" w:lastColumn="0" w:lastRow="0" w:noHBand="0" w:noVBand="1" w:val="04A0"/>
       </w:tblPr>
       <w:tblGrid>
-        <w:gridCol w:w="3118"/>
-        <w:gridCol w:w="5953"/>
+        <w:gridCol w:w="4320"/>
+        <w:gridCol w:w="4320"/>
       </w:tblGrid>
       <w:tr>
         <w:tc>
           <w:tcPr>
             <w:tcW w:type="dxa" w:w="4320"/>
-            <w:shd w:fill="0D2B3E" w:val="clear"/>
           </w:tcPr>
           <w:p>
             <w:r>
               <w:rPr>
-                <w:rFonts w:ascii="Calibri" w:hAnsi="Calibri"/>
+                <w:rFonts w:ascii="Noto Sans CJK JP" w:hAnsi="Noto Sans CJK JP"/>
                 <w:b/>
-                <w:color w:val="FFFFFF"/>
-                <w:sz w:val="18"/>
+                <w:sz w:val="20"/>
               </w:rPr>
               <w:t>状況</w:t>
             </w:r>
@@ -1401,15 +2453,13 @@
         <w:tc>
           <w:tcPr>
             <w:tcW w:type="dxa" w:w="4320"/>
-            <w:shd w:fill="0D2B3E" w:val="clear"/>
           </w:tcPr>
           <w:p>
             <w:r>
               <w:rPr>
-                <w:rFonts w:ascii="Calibri" w:hAnsi="Calibri"/>
+                <w:rFonts w:ascii="Noto Sans CJK JP" w:hAnsi="Noto Sans CJK JP"/>
                 <w:b/>
-                <w:color w:val="FFFFFF"/>
-                <w:sz w:val="18"/>
+                <w:sz w:val="20"/>
               </w:rPr>
               <w:t>対処法</w:t>
             </w:r>
@@ -1420,13 +2470,12 @@
         <w:tc>
           <w:tcPr>
             <w:tcW w:type="dxa" w:w="4320"/>
-            <w:shd w:fill="E8F0F0" w:val="clear"/>
           </w:tcPr>
           <w:p>
             <w:r>
               <w:rPr>
-                <w:rFonts w:ascii="Calibri" w:hAnsi="Calibri"/>
-                <w:sz w:val="18"/>
+                <w:rFonts w:ascii="Noto Sans CJK JP" w:hAnsi="Noto Sans CJK JP"/>
+                <w:sz w:val="20"/>
               </w:rPr>
               <w:t>ディスカッションが盛り上がらない</w:t>
             </w:r>
@@ -1435,15 +2484,14 @@
         <w:tc>
           <w:tcPr>
             <w:tcW w:type="dxa" w:w="4320"/>
-            <w:shd w:fill="E8F0F0" w:val="clear"/>
           </w:tcPr>
           <w:p>
             <w:r>
               <w:rPr>
-                <w:rFonts w:ascii="Calibri" w:hAnsi="Calibri"/>
-                <w:sz w:val="18"/>
+                <w:rFonts w:ascii="Noto Sans CJK JP" w:hAnsi="Noto Sans CJK JP"/>
+                <w:sz w:val="20"/>
               </w:rPr>
-              <w:t>「私自身の例ですが...」と自分のエピソードを先に出す</w:t>
+              <w:t>「私自身の例ですが...」と自分のエピソードを先に出す。完璧でなくてOK</w:t>
             </w:r>
           </w:p>
         </w:tc>
@@ -1452,13 +2500,12 @@
         <w:tc>
           <w:tcPr>
             <w:tcW w:type="dxa" w:w="4320"/>
-            <w:shd w:fill="FFFFFF" w:val="clear"/>
           </w:tcPr>
           <w:p>
             <w:r>
               <w:rPr>
-                <w:rFonts w:ascii="Calibri" w:hAnsi="Calibri"/>
-                <w:sz w:val="18"/>
+                <w:rFonts w:ascii="Noto Sans CJK JP" w:hAnsi="Noto Sans CJK JP"/>
+                <w:sz w:val="20"/>
               </w:rPr>
               <w:t>一人が話しすぎる</w:t>
             </w:r>
@@ -1467,13 +2514,12 @@
         <w:tc>
           <w:tcPr>
             <w:tcW w:type="dxa" w:w="4320"/>
-            <w:shd w:fill="FFFFFF" w:val="clear"/>
           </w:tcPr>
           <w:p>
             <w:r>
               <w:rPr>
-                <w:rFonts w:ascii="Calibri" w:hAnsi="Calibri"/>
-                <w:sz w:val="18"/>
+                <w:rFonts w:ascii="Noto Sans CJK JP" w:hAnsi="Noto Sans CJK JP"/>
+                <w:sz w:val="20"/>
               </w:rPr>
               <w:t>「ありがとうございます、他の方の経験も聞いてみたいです」と自然に振る</w:t>
             </w:r>
@@ -1484,13 +2530,12 @@
         <w:tc>
           <w:tcPr>
             <w:tcW w:type="dxa" w:w="4320"/>
-            <w:shd w:fill="E8F0F0" w:val="clear"/>
           </w:tcPr>
           <w:p>
             <w:r>
               <w:rPr>
-                <w:rFonts w:ascii="Calibri" w:hAnsi="Calibri"/>
-                <w:sz w:val="18"/>
+                <w:rFonts w:ascii="Noto Sans CJK JP" w:hAnsi="Noto Sans CJK JP"/>
+                <w:sz w:val="20"/>
               </w:rPr>
               <w:t>「自分はバイアスに陥らない」という反応</w:t>
             </w:r>
@@ -1499,15 +2544,14 @@
         <w:tc>
           <w:tcPr>
             <w:tcW w:type="dxa" w:w="4320"/>
-            <w:shd w:fill="E8F0F0" w:val="clear"/>
           </w:tcPr>
           <w:p>
             <w:r>
               <w:rPr>
-                <w:rFonts w:ascii="Calibri" w:hAnsi="Calibri"/>
-                <w:sz w:val="18"/>
+                <w:rFonts w:ascii="Noto Sans CJK JP" w:hAnsi="Noto Sans CJK JP"/>
+                <w:sz w:val="20"/>
               </w:rPr>
-              <w:t>「バイアスの特徴は “自分では気づけない” こと。だからこそ仕組みが大事」</w:t>
+              <w:t>「バイアスの特徴は "自分では気づけない" こと。だからこそ仕組みが大事ですよね」と返す</w:t>
             </w:r>
           </w:p>
         </w:tc>
@@ -1516,13 +2560,12 @@
         <w:tc>
           <w:tcPr>
             <w:tcW w:type="dxa" w:w="4320"/>
-            <w:shd w:fill="FFFFFF" w:val="clear"/>
           </w:tcPr>
           <w:p>
             <w:r>
               <w:rPr>
-                <w:rFonts w:ascii="Calibri" w:hAnsi="Calibri"/>
-                <w:sz w:val="18"/>
+                <w:rFonts w:ascii="Noto Sans CJK JP" w:hAnsi="Noto Sans CJK JP"/>
+                <w:sz w:val="20"/>
               </w:rPr>
               <w:t>時間が押している</w:t>
             </w:r>
@@ -1531,15 +2574,14 @@
         <w:tc>
           <w:tcPr>
             <w:tcW w:type="dxa" w:w="4320"/>
-            <w:shd w:fill="FFFFFF" w:val="clear"/>
           </w:tcPr>
           <w:p>
             <w:r>
               <w:rPr>
-                <w:rFonts w:ascii="Calibri" w:hAnsi="Calibri"/>
-                <w:sz w:val="18"/>
+                <w:rFonts w:ascii="Noto Sans CJK JP" w:hAnsi="Noto Sans CJK JP"/>
+                <w:sz w:val="20"/>
               </w:rPr>
-              <w:t>ディスカッションを2分に短縮し、共有は1名に絞る</w:t>
+              <w:t>ディスカッションを2分に短縮し、共有は1名に絞る。スライド後半の対策は「配布資料を見てください」で省略可</w:t>
             </w:r>
           </w:p>
         </w:tc>
@@ -1548,30 +2590,28 @@
         <w:tc>
           <w:tcPr>
             <w:tcW w:type="dxa" w:w="4320"/>
-            <w:shd w:fill="E8F0F0" w:val="clear"/>
           </w:tcPr>
           <w:p>
             <w:r>
               <w:rPr>
-                <w:rFonts w:ascii="Calibri" w:hAnsi="Calibri"/>
-                <w:sz w:val="18"/>
+                <w:rFonts w:ascii="Noto Sans CJK JP" w:hAnsi="Noto Sans CJK JP"/>
+                <w:sz w:val="20"/>
               </w:rPr>
-              <w:t>「p=0.018って微妙じゃない？」</w:t>
+              <w:t>「p=0.018って微妙じゃない？」という質問</w:t>
             </w:r>
           </w:p>
         </w:tc>
         <w:tc>
           <w:tcPr>
             <w:tcW w:type="dxa" w:w="4320"/>
-            <w:shd w:fill="E8F0F0" w:val="clear"/>
           </w:tcPr>
           <w:p>
             <w:r>
               <w:rPr>
-                <w:rFonts w:ascii="Calibri" w:hAnsi="Calibri"/>
-                <w:sz w:val="18"/>
+                <w:rFonts w:ascii="Noto Sans CJK JP" w:hAnsi="Noto Sans CJK JP"/>
+                <w:sz w:val="20"/>
               </w:rPr>
-              <w:t>「いい指摘です。効果量は小さめですが、1000人規模での再現性が意義」</w:t>
+              <w:t>「いい指摘です。効果量は小さめですが、これが1000人規模で再現性を示した点が意義です。横断研究の限界も踏まえて解釈しましょう」</w:t>
             </w:r>
           </w:p>
         </w:tc>
@@ -1580,13 +2620,12 @@
         <w:tc>
           <w:tcPr>
             <w:tcW w:type="dxa" w:w="4320"/>
-            <w:shd w:fill="FFFFFF" w:val="clear"/>
           </w:tcPr>
           <w:p>
             <w:r>
               <w:rPr>
-                <w:rFonts w:ascii="Calibri" w:hAnsi="Calibri"/>
-                <w:sz w:val="18"/>
+                <w:rFonts w:ascii="Noto Sans CJK JP" w:hAnsi="Noto Sans CJK JP"/>
+                <w:sz w:val="20"/>
               </w:rPr>
               <w:t>「具体的にどうバイアスを減らすの？」</w:t>
             </w:r>
@@ -1595,27 +2634,155 @@
         <w:tc>
           <w:tcPr>
             <w:tcW w:type="dxa" w:w="4320"/>
-            <w:shd w:fill="FFFFFF" w:val="clear"/>
           </w:tcPr>
           <w:p>
             <w:r>
               <w:rPr>
-                <w:rFonts w:ascii="Calibri" w:hAnsi="Calibri"/>
-                <w:sz w:val="18"/>
+                <w:rFonts w:ascii="Noto Sans CJK JP" w:hAnsi="Noto Sans CJK JP"/>
+                <w:sz w:val="20"/>
               </w:rPr>
-              <w:t>「診断タイムアウト（10秒の自問）やチェックリスト活用が有効」</w:t>
+              <w:t>「診断タイムアウト（10秒の自問）やチェックリスト活用が提案されています。システムとしてはカンファレンスでの診断プロセス振り返りが有効です」</w:t>
+            </w:r>
+          </w:p>
+        </w:tc>
+      </w:tr>
+      <w:tr>
+        <w:tc>
+          <w:tcPr>
+            <w:tcW w:type="dxa" w:w="4320"/>
+          </w:tcPr>
+          <w:p>
+            <w:r>
+              <w:rPr>
+                <w:rFonts w:ascii="Noto Sans CJK JP" w:hAnsi="Noto Sans CJK JP"/>
+                <w:sz w:val="20"/>
+              </w:rPr>
+              <w:t>参加者同士で意見が対立する</w:t>
+            </w:r>
+          </w:p>
+        </w:tc>
+        <w:tc>
+          <w:tcPr>
+            <w:tcW w:type="dxa" w:w="4320"/>
+          </w:tcPr>
+          <w:p>
+            <w:r>
+              <w:rPr>
+                <w:rFonts w:ascii="Noto Sans CJK JP" w:hAnsi="Noto Sans CJK JP"/>
+                <w:sz w:val="20"/>
+              </w:rPr>
+              <w:t>対立を悪いことと捉えず「両方の視点が大事ですね。バイアスは白黒つけにくいテーマなので、こうした議論自体がメタ認知を促しています」と枠組みを示す</w:t>
+            </w:r>
+          </w:p>
+        </w:tc>
+      </w:tr>
+      <w:tr>
+        <w:tc>
+          <w:tcPr>
+            <w:tcW w:type="dxa" w:w="4320"/>
+          </w:tcPr>
+          <w:p>
+            <w:r>
+              <w:rPr>
+                <w:rFonts w:ascii="Noto Sans CJK JP" w:hAnsi="Noto Sans CJK JP"/>
+                <w:sz w:val="20"/>
+              </w:rPr>
+              <w:t>ベテラン医師が「昔はそんなこと言わなかった」と否定的</w:t>
+            </w:r>
+          </w:p>
+        </w:tc>
+        <w:tc>
+          <w:tcPr>
+            <w:tcW w:type="dxa" w:w="4320"/>
+          </w:tcPr>
+          <w:p>
+            <w:r>
+              <w:rPr>
+                <w:rFonts w:ascii="Noto Sans CJK JP" w:hAnsi="Noto Sans CJK JP"/>
+                <w:sz w:val="20"/>
+              </w:rPr>
+              <w:t>「おっしゃる通り、以前はあまり注目されていませんでした。2015年の米国報告で診断エラーが患者安全の重要課題として認識されてから急速に研究が進んだ分野です」と歴史的文脈で受け止める</w:t>
+            </w:r>
+          </w:p>
+        </w:tc>
+      </w:tr>
+      <w:tr>
+        <w:tc>
+          <w:tcPr>
+            <w:tcW w:type="dxa" w:w="4320"/>
+          </w:tcPr>
+          <w:p>
+            <w:r>
+              <w:rPr>
+                <w:rFonts w:ascii="Noto Sans CJK JP" w:hAnsi="Noto Sans CJK JP"/>
+                <w:sz w:val="20"/>
+              </w:rPr>
+              <w:t>「うちの病院では関係ない」という雰囲気</w:t>
+            </w:r>
+          </w:p>
+        </w:tc>
+        <w:tc>
+          <w:tcPr>
+            <w:tcW w:type="dxa" w:w="4320"/>
+          </w:tcPr>
+          <w:p>
+            <w:r>
+              <w:rPr>
+                <w:rFonts w:ascii="Noto Sans CJK JP" w:hAnsi="Noto Sans CJK JP"/>
+                <w:sz w:val="20"/>
+              </w:rPr>
+              <w:t>「実はバイアスが"起きていない"のではなく"気づいていない"可能性もあります。この研究でも医師自身は自分のバイアスを認識していませんでした」と研究データで返す</w:t>
+            </w:r>
+          </w:p>
+        </w:tc>
+      </w:tr>
+      <w:tr>
+        <w:tc>
+          <w:tcPr>
+            <w:tcW w:type="dxa" w:w="4320"/>
+          </w:tcPr>
+          <w:p>
+            <w:r>
+              <w:rPr>
+                <w:rFonts w:ascii="Noto Sans CJK JP" w:hAnsi="Noto Sans CJK JP"/>
+                <w:sz w:val="20"/>
+              </w:rPr>
+              <w:t>質問に答えられない・わからない</w:t>
+            </w:r>
+          </w:p>
+        </w:tc>
+        <w:tc>
+          <w:tcPr>
+            <w:tcW w:type="dxa" w:w="4320"/>
+          </w:tcPr>
+          <w:p>
+            <w:r>
+              <w:rPr>
+                <w:rFonts w:ascii="Noto Sans CJK JP" w:hAnsi="Noto Sans CJK JP"/>
+                <w:sz w:val="20"/>
+              </w:rPr>
+              <w:t>「いい質問ですが、今すぐ正確にお答えできないので、調べて後日共有しますね」と正直に言う。ファシリテーターは全知である必要はない。後日フォローすること自体が信頼を築く</w:t>
             </w:r>
           </w:p>
         </w:tc>
       </w:tr>
     </w:tbl>
-    <w:p/>
+    <w:p>
+      <w:r>
+        <w:br w:type="page"/>
+      </w:r>
+    </w:p>
     <w:p>
       <w:pPr>
         <w:pStyle w:val="Heading1"/>
       </w:pPr>
       <w:r>
         <w:t>Part 2: インストラクショナルデザイン</w:t>
+      </w:r>
+    </w:p>
+    <w:p>
+      <w:r>
+        <w:br w:type="page"/>
       </w:r>
     </w:p>
     <w:p>
@@ -1630,1138 +2797,6 @@
       <w:tblPr>
         <w:tblStyle w:val="TableGrid"/>
         <w:tblW w:type="auto" w:w="0"/>
-        <w:jc w:val="center"/>
-        <w:tblLook w:firstColumn="1" w:firstRow="1" w:lastColumn="0" w:lastRow="0" w:noHBand="0" w:noVBand="1" w:val="04A0"/>
-      </w:tblPr>
-      <w:tblGrid>
-        <w:gridCol w:w="454"/>
-        <w:gridCol w:w="1984"/>
-        <w:gridCol w:w="3231"/>
-        <w:gridCol w:w="3402"/>
-      </w:tblGrid>
-      <w:tr>
-        <w:tc>
-          <w:tcPr>
-            <w:tcW w:type="dxa" w:w="2160"/>
-            <w:shd w:fill="0D2B3E" w:val="clear"/>
-          </w:tcPr>
-          <w:p>
-            <w:r>
-              <w:rPr>
-                <w:rFonts w:ascii="Calibri" w:hAnsi="Calibri"/>
-                <w:b/>
-                <w:color w:val="FFFFFF"/>
-                <w:sz w:val="18"/>
-              </w:rPr>
-              <w:t>#</w:t>
-            </w:r>
-          </w:p>
-        </w:tc>
-        <w:tc>
-          <w:tcPr>
-            <w:tcW w:type="dxa" w:w="2160"/>
-            <w:shd w:fill="0D2B3E" w:val="clear"/>
-          </w:tcPr>
-          <w:p>
-            <w:r>
-              <w:rPr>
-                <w:rFonts w:ascii="Calibri" w:hAnsi="Calibri"/>
-                <w:b/>
-                <w:color w:val="FFFFFF"/>
-                <w:sz w:val="18"/>
-              </w:rPr>
-              <w:t>事象</w:t>
-            </w:r>
-          </w:p>
-        </w:tc>
-        <w:tc>
-          <w:tcPr>
-            <w:tcW w:type="dxa" w:w="2160"/>
-            <w:shd w:fill="0D2B3E" w:val="clear"/>
-          </w:tcPr>
-          <w:p>
-            <w:r>
-              <w:rPr>
-                <w:rFonts w:ascii="Calibri" w:hAnsi="Calibri"/>
-                <w:b/>
-                <w:color w:val="FFFFFF"/>
-                <w:sz w:val="18"/>
-              </w:rPr>
-              <w:t>研修医版での実装</w:t>
-            </w:r>
-          </w:p>
-        </w:tc>
-        <w:tc>
-          <w:tcPr>
-            <w:tcW w:type="dxa" w:w="2160"/>
-            <w:shd w:fill="0D2B3E" w:val="clear"/>
-          </w:tcPr>
-          <w:p>
-            <w:r>
-              <w:rPr>
-                <w:rFonts w:ascii="Calibri" w:hAnsi="Calibri"/>
-                <w:b/>
-                <w:color w:val="FFFFFF"/>
-                <w:sz w:val="18"/>
-              </w:rPr>
-              <w:t>全スタッフ版での実装</w:t>
-            </w:r>
-          </w:p>
-        </w:tc>
-      </w:tr>
-      <w:tr>
-        <w:tc>
-          <w:tcPr>
-            <w:tcW w:type="dxa" w:w="2160"/>
-            <w:shd w:fill="E8F0F0" w:val="clear"/>
-          </w:tcPr>
-          <w:p>
-            <w:r>
-              <w:rPr>
-                <w:rFonts w:ascii="Calibri" w:hAnsi="Calibri"/>
-                <w:sz w:val="18"/>
-              </w:rPr>
-              <w:t>1</w:t>
-            </w:r>
-          </w:p>
-        </w:tc>
-        <w:tc>
-          <w:tcPr>
-            <w:tcW w:type="dxa" w:w="2160"/>
-            <w:shd w:fill="E8F0F0" w:val="clear"/>
-          </w:tcPr>
-          <w:p>
-            <w:r>
-              <w:rPr>
-                <w:rFonts w:ascii="Calibri" w:hAnsi="Calibri"/>
-                <w:sz w:val="18"/>
-              </w:rPr>
-              <w:t>注意を喚起</w:t>
-            </w:r>
-          </w:p>
-        </w:tc>
-        <w:tc>
-          <w:tcPr>
-            <w:tcW w:type="dxa" w:w="2160"/>
-            <w:shd w:fill="E8F0F0" w:val="clear"/>
-          </w:tcPr>
-          <w:p>
-            <w:r>
-              <w:rPr>
-                <w:rFonts w:ascii="Calibri" w:hAnsi="Calibri"/>
-                <w:sz w:val="18"/>
-              </w:rPr>
-              <w:t>「先週インフルエンザを5人...」の問いかけ</w:t>
-            </w:r>
-          </w:p>
-        </w:tc>
-        <w:tc>
-          <w:tcPr>
-            <w:tcW w:type="dxa" w:w="2160"/>
-            <w:shd w:fill="E8F0F0" w:val="clear"/>
-          </w:tcPr>
-          <w:p>
-            <w:r>
-              <w:rPr>
-                <w:rFonts w:ascii="Calibri" w:hAnsi="Calibri"/>
-                <w:sz w:val="18"/>
-              </w:rPr>
-              <w:t>「先週ノロが続いた後...」の身近な問い</w:t>
-            </w:r>
-          </w:p>
-        </w:tc>
-      </w:tr>
-      <w:tr>
-        <w:tc>
-          <w:tcPr>
-            <w:tcW w:type="dxa" w:w="2160"/>
-            <w:shd w:fill="FFFFFF" w:val="clear"/>
-          </w:tcPr>
-          <w:p>
-            <w:r>
-              <w:rPr>
-                <w:rFonts w:ascii="Calibri" w:hAnsi="Calibri"/>
-                <w:sz w:val="18"/>
-              </w:rPr>
-              <w:t>2</w:t>
-            </w:r>
-          </w:p>
-        </w:tc>
-        <w:tc>
-          <w:tcPr>
-            <w:tcW w:type="dxa" w:w="2160"/>
-            <w:shd w:fill="FFFFFF" w:val="clear"/>
-          </w:tcPr>
-          <w:p>
-            <w:r>
-              <w:rPr>
-                <w:rFonts w:ascii="Calibri" w:hAnsi="Calibri"/>
-                <w:sz w:val="18"/>
-              </w:rPr>
-              <w:t>学習目標を知らせる</w:t>
-            </w:r>
-          </w:p>
-        </w:tc>
-        <w:tc>
-          <w:tcPr>
-            <w:tcW w:type="dxa" w:w="2160"/>
-            <w:shd w:fill="FFFFFF" w:val="clear"/>
-          </w:tcPr>
-          <w:p>
-            <w:r>
-              <w:rPr>
-                <w:rFonts w:ascii="Calibri" w:hAnsi="Calibri"/>
-                <w:sz w:val="18"/>
-              </w:rPr>
-              <w:t>3つの到達目標（説明・吟味・計画）</w:t>
-            </w:r>
-          </w:p>
-        </w:tc>
-        <w:tc>
-          <w:tcPr>
-            <w:tcW w:type="dxa" w:w="2160"/>
-            <w:shd w:fill="FFFFFF" w:val="clear"/>
-          </w:tcPr>
-          <w:p>
-            <w:r>
-              <w:rPr>
-                <w:rFonts w:ascii="Calibri" w:hAnsi="Calibri"/>
-                <w:sz w:val="18"/>
-              </w:rPr>
-              <w:t>3つの到達目標（説明・気づき・実践）</w:t>
-            </w:r>
-          </w:p>
-        </w:tc>
-      </w:tr>
-      <w:tr>
-        <w:tc>
-          <w:tcPr>
-            <w:tcW w:type="dxa" w:w="2160"/>
-            <w:shd w:fill="E8F0F0" w:val="clear"/>
-          </w:tcPr>
-          <w:p>
-            <w:r>
-              <w:rPr>
-                <w:rFonts w:ascii="Calibri" w:hAnsi="Calibri"/>
-                <w:sz w:val="18"/>
-              </w:rPr>
-              <w:t>3</w:t>
-            </w:r>
-          </w:p>
-        </w:tc>
-        <w:tc>
-          <w:tcPr>
-            <w:tcW w:type="dxa" w:w="2160"/>
-            <w:shd w:fill="E8F0F0" w:val="clear"/>
-          </w:tcPr>
-          <w:p>
-            <w:r>
-              <w:rPr>
-                <w:rFonts w:ascii="Calibri" w:hAnsi="Calibri"/>
-                <w:sz w:val="18"/>
-              </w:rPr>
-              <w:t>前提条件を思い出させる</w:t>
-            </w:r>
-          </w:p>
-        </w:tc>
-        <w:tc>
-          <w:tcPr>
-            <w:tcW w:type="dxa" w:w="2160"/>
-            <w:shd w:fill="E8F0F0" w:val="clear"/>
-          </w:tcPr>
-          <w:p>
-            <w:r>
-              <w:rPr>
-                <w:rFonts w:ascii="Calibri" w:hAnsi="Calibri"/>
-                <w:sz w:val="18"/>
-              </w:rPr>
-              <w:t>System 1/System 2の復習</w:t>
-            </w:r>
-          </w:p>
-        </w:tc>
-        <w:tc>
-          <w:tcPr>
-            <w:tcW w:type="dxa" w:w="2160"/>
-            <w:shd w:fill="E8F0F0" w:val="clear"/>
-          </w:tcPr>
-          <w:p>
-            <w:r>
-              <w:rPr>
-                <w:rFonts w:ascii="Calibri" w:hAnsi="Calibri"/>
-                <w:sz w:val="18"/>
-              </w:rPr>
-              <w:t>「速い脳」「遅い脳」の比喩</w:t>
-            </w:r>
-          </w:p>
-        </w:tc>
-      </w:tr>
-      <w:tr>
-        <w:tc>
-          <w:tcPr>
-            <w:tcW w:type="dxa" w:w="2160"/>
-            <w:shd w:fill="FFFFFF" w:val="clear"/>
-          </w:tcPr>
-          <w:p>
-            <w:r>
-              <w:rPr>
-                <w:rFonts w:ascii="Calibri" w:hAnsi="Calibri"/>
-                <w:sz w:val="18"/>
-              </w:rPr>
-              <w:t>4</w:t>
-            </w:r>
-          </w:p>
-        </w:tc>
-        <w:tc>
-          <w:tcPr>
-            <w:tcW w:type="dxa" w:w="2160"/>
-            <w:shd w:fill="FFFFFF" w:val="clear"/>
-          </w:tcPr>
-          <w:p>
-            <w:r>
-              <w:rPr>
-                <w:rFonts w:ascii="Calibri" w:hAnsi="Calibri"/>
-                <w:sz w:val="18"/>
-              </w:rPr>
-              <w:t>新しい内容を提示する</w:t>
-            </w:r>
-          </w:p>
-        </w:tc>
-        <w:tc>
-          <w:tcPr>
-            <w:tcW w:type="dxa" w:w="2160"/>
-            <w:shd w:fill="FFFFFF" w:val="clear"/>
-          </w:tcPr>
-          <w:p>
-            <w:r>
-              <w:rPr>
-                <w:rFonts w:ascii="Calibri" w:hAnsi="Calibri"/>
-                <w:sz w:val="18"/>
-              </w:rPr>
-              <w:t>論文の詳細（統計値・結果）</w:t>
-            </w:r>
-          </w:p>
-        </w:tc>
-        <w:tc>
-          <w:tcPr>
-            <w:tcW w:type="dxa" w:w="2160"/>
-            <w:shd w:fill="FFFFFF" w:val="clear"/>
-          </w:tcPr>
-          <w:p>
-            <w:r>
-              <w:rPr>
-                <w:rFonts w:ascii="Calibri" w:hAnsi="Calibri"/>
-                <w:sz w:val="18"/>
-              </w:rPr>
-              <w:t>研究の要点を平易な言葉で</w:t>
-            </w:r>
-          </w:p>
-        </w:tc>
-      </w:tr>
-      <w:tr>
-        <w:tc>
-          <w:tcPr>
-            <w:tcW w:type="dxa" w:w="2160"/>
-            <w:shd w:fill="E8F0F0" w:val="clear"/>
-          </w:tcPr>
-          <w:p>
-            <w:r>
-              <w:rPr>
-                <w:rFonts w:ascii="Calibri" w:hAnsi="Calibri"/>
-                <w:sz w:val="18"/>
-              </w:rPr>
-              <w:t>5</w:t>
-            </w:r>
-          </w:p>
-        </w:tc>
-        <w:tc>
-          <w:tcPr>
-            <w:tcW w:type="dxa" w:w="2160"/>
-            <w:shd w:fill="E8F0F0" w:val="clear"/>
-          </w:tcPr>
-          <w:p>
-            <w:r>
-              <w:rPr>
-                <w:rFonts w:ascii="Calibri" w:hAnsi="Calibri"/>
-                <w:sz w:val="18"/>
-              </w:rPr>
-              <w:t>学習の指針を与える</w:t>
-            </w:r>
-          </w:p>
-        </w:tc>
-        <w:tc>
-          <w:tcPr>
-            <w:tcW w:type="dxa" w:w="2160"/>
-            <w:shd w:fill="E8F0F0" w:val="clear"/>
-          </w:tcPr>
-          <w:p>
-            <w:r>
-              <w:rPr>
-                <w:rFonts w:ascii="Calibri" w:hAnsi="Calibri"/>
-                <w:sz w:val="18"/>
-              </w:rPr>
-              <w:t>批判的吟味の視点</w:t>
-            </w:r>
-          </w:p>
-        </w:tc>
-        <w:tc>
-          <w:tcPr>
-            <w:tcW w:type="dxa" w:w="2160"/>
-            <w:shd w:fill="E8F0F0" w:val="clear"/>
-          </w:tcPr>
-          <w:p>
-            <w:r>
-              <w:rPr>
-                <w:rFonts w:ascii="Calibri" w:hAnsi="Calibri"/>
-                <w:sz w:val="18"/>
-              </w:rPr>
-              <w:t>全職種での「思い込み」事例</w:t>
-            </w:r>
-          </w:p>
-        </w:tc>
-      </w:tr>
-      <w:tr>
-        <w:tc>
-          <w:tcPr>
-            <w:tcW w:type="dxa" w:w="2160"/>
-            <w:shd w:fill="FFFFFF" w:val="clear"/>
-          </w:tcPr>
-          <w:p>
-            <w:r>
-              <w:rPr>
-                <w:rFonts w:ascii="Calibri" w:hAnsi="Calibri"/>
-                <w:sz w:val="18"/>
-              </w:rPr>
-              <w:t>6</w:t>
-            </w:r>
-          </w:p>
-        </w:tc>
-        <w:tc>
-          <w:tcPr>
-            <w:tcW w:type="dxa" w:w="2160"/>
-            <w:shd w:fill="FFFFFF" w:val="clear"/>
-          </w:tcPr>
-          <w:p>
-            <w:r>
-              <w:rPr>
-                <w:rFonts w:ascii="Calibri" w:hAnsi="Calibri"/>
-                <w:sz w:val="18"/>
-              </w:rPr>
-              <w:t>練習の機会を設ける</w:t>
-            </w:r>
-          </w:p>
-        </w:tc>
-        <w:tc>
-          <w:tcPr>
-            <w:tcW w:type="dxa" w:w="2160"/>
-            <w:shd w:fill="FFFFFF" w:val="clear"/>
-          </w:tcPr>
-          <w:p>
-            <w:r>
-              <w:rPr>
-                <w:rFonts w:ascii="Calibri" w:hAnsi="Calibri"/>
-                <w:sz w:val="18"/>
-              </w:rPr>
-              <w:t>ペアディスカッション（4分）</w:t>
-            </w:r>
-          </w:p>
-        </w:tc>
-        <w:tc>
-          <w:tcPr>
-            <w:tcW w:type="dxa" w:w="2160"/>
-            <w:shd w:fill="FFFFFF" w:val="clear"/>
-          </w:tcPr>
-          <w:p>
-            <w:r>
-              <w:rPr>
-                <w:rFonts w:ascii="Calibri" w:hAnsi="Calibri"/>
-                <w:sz w:val="18"/>
-              </w:rPr>
-              <w:t>グループトーク（3分）</w:t>
-            </w:r>
-          </w:p>
-        </w:tc>
-      </w:tr>
-      <w:tr>
-        <w:tc>
-          <w:tcPr>
-            <w:tcW w:type="dxa" w:w="2160"/>
-            <w:shd w:fill="E8F0F0" w:val="clear"/>
-          </w:tcPr>
-          <w:p>
-            <w:r>
-              <w:rPr>
-                <w:rFonts w:ascii="Calibri" w:hAnsi="Calibri"/>
-                <w:sz w:val="18"/>
-              </w:rPr>
-              <w:t>7</w:t>
-            </w:r>
-          </w:p>
-        </w:tc>
-        <w:tc>
-          <w:tcPr>
-            <w:tcW w:type="dxa" w:w="2160"/>
-            <w:shd w:fill="E8F0F0" w:val="clear"/>
-          </w:tcPr>
-          <w:p>
-            <w:r>
-              <w:rPr>
-                <w:rFonts w:ascii="Calibri" w:hAnsi="Calibri"/>
-                <w:sz w:val="18"/>
-              </w:rPr>
-              <w:t>フィードバックを与える</w:t>
-            </w:r>
-          </w:p>
-        </w:tc>
-        <w:tc>
-          <w:tcPr>
-            <w:tcW w:type="dxa" w:w="2160"/>
-            <w:shd w:fill="E8F0F0" w:val="clear"/>
-          </w:tcPr>
-          <w:p>
-            <w:r>
-              <w:rPr>
-                <w:rFonts w:ascii="Calibri" w:hAnsi="Calibri"/>
-                <w:sz w:val="18"/>
-              </w:rPr>
-              <w:t>全体共有 + 補足</w:t>
-            </w:r>
-          </w:p>
-        </w:tc>
-        <w:tc>
-          <w:tcPr>
-            <w:tcW w:type="dxa" w:w="2160"/>
-            <w:shd w:fill="E8F0F0" w:val="clear"/>
-          </w:tcPr>
-          <w:p>
-            <w:r>
-              <w:rPr>
-                <w:rFonts w:ascii="Calibri" w:hAnsi="Calibri"/>
-                <w:sz w:val="18"/>
-              </w:rPr>
-              <w:t>グループ共有 + まとめ</w:t>
-            </w:r>
-          </w:p>
-        </w:tc>
-      </w:tr>
-      <w:tr>
-        <w:tc>
-          <w:tcPr>
-            <w:tcW w:type="dxa" w:w="2160"/>
-            <w:shd w:fill="FFFFFF" w:val="clear"/>
-          </w:tcPr>
-          <w:p>
-            <w:r>
-              <w:rPr>
-                <w:rFonts w:ascii="Calibri" w:hAnsi="Calibri"/>
-                <w:sz w:val="18"/>
-              </w:rPr>
-              <w:t>8</w:t>
-            </w:r>
-          </w:p>
-        </w:tc>
-        <w:tc>
-          <w:tcPr>
-            <w:tcW w:type="dxa" w:w="2160"/>
-            <w:shd w:fill="FFFFFF" w:val="clear"/>
-          </w:tcPr>
-          <w:p>
-            <w:r>
-              <w:rPr>
-                <w:rFonts w:ascii="Calibri" w:hAnsi="Calibri"/>
-                <w:sz w:val="18"/>
-              </w:rPr>
-              <w:t>成果を評価する</w:t>
-            </w:r>
-          </w:p>
-        </w:tc>
-        <w:tc>
-          <w:tcPr>
-            <w:tcW w:type="dxa" w:w="2160"/>
-            <w:shd w:fill="FFFFFF" w:val="clear"/>
-          </w:tcPr>
-          <w:p>
-            <w:r>
-              <w:rPr>
-                <w:rFonts w:ascii="Calibri" w:hAnsi="Calibri"/>
-                <w:sz w:val="18"/>
-              </w:rPr>
-              <w:t>確認クイズ（3問）</w:t>
-            </w:r>
-          </w:p>
-        </w:tc>
-        <w:tc>
-          <w:tcPr>
-            <w:tcW w:type="dxa" w:w="2160"/>
-            <w:shd w:fill="FFFFFF" w:val="clear"/>
-          </w:tcPr>
-          <w:p>
-            <w:r>
-              <w:rPr>
-                <w:rFonts w:ascii="Calibri" w:hAnsi="Calibri"/>
-                <w:sz w:val="18"/>
-              </w:rPr>
-              <w:t>隣の人に30秒で説明</w:t>
-            </w:r>
-          </w:p>
-        </w:tc>
-      </w:tr>
-      <w:tr>
-        <w:tc>
-          <w:tcPr>
-            <w:tcW w:type="dxa" w:w="2160"/>
-            <w:shd w:fill="E8F0F0" w:val="clear"/>
-          </w:tcPr>
-          <w:p>
-            <w:r>
-              <w:rPr>
-                <w:rFonts w:ascii="Calibri" w:hAnsi="Calibri"/>
-                <w:sz w:val="18"/>
-              </w:rPr>
-              <w:t>9</w:t>
-            </w:r>
-          </w:p>
-        </w:tc>
-        <w:tc>
-          <w:tcPr>
-            <w:tcW w:type="dxa" w:w="2160"/>
-            <w:shd w:fill="E8F0F0" w:val="clear"/>
-          </w:tcPr>
-          <w:p>
-            <w:r>
-              <w:rPr>
-                <w:rFonts w:ascii="Calibri" w:hAnsi="Calibri"/>
-                <w:sz w:val="18"/>
-              </w:rPr>
-              <w:t>保持と転移を促進する</w:t>
-            </w:r>
-          </w:p>
-        </w:tc>
-        <w:tc>
-          <w:tcPr>
-            <w:tcW w:type="dxa" w:w="2160"/>
-            <w:shd w:fill="E8F0F0" w:val="clear"/>
-          </w:tcPr>
-          <w:p>
-            <w:r>
-              <w:rPr>
-                <w:rFonts w:ascii="Calibri" w:hAnsi="Calibri"/>
-                <w:sz w:val="18"/>
-              </w:rPr>
-              <w:t>「10秒間の自問」+ 参考文献</w:t>
-            </w:r>
-          </w:p>
-        </w:tc>
-        <w:tc>
-          <w:tcPr>
-            <w:tcW w:type="dxa" w:w="2160"/>
-            <w:shd w:fill="E8F0F0" w:val="clear"/>
-          </w:tcPr>
-          <w:p>
-            <w:r>
-              <w:rPr>
-                <w:rFonts w:ascii="Calibri" w:hAnsi="Calibri"/>
-                <w:sz w:val="18"/>
-              </w:rPr>
-              <w:t>「3つのコツから1つ選ぶ」</w:t>
-            </w:r>
-          </w:p>
-        </w:tc>
-      </w:tr>
-    </w:tbl>
-    <w:p/>
-    <w:p>
-      <w:pPr>
-        <w:pStyle w:val="Heading2"/>
-      </w:pPr>
-      <w:r>
-        <w:t>ブルームの分類法 — 研修医・専攻医</w:t>
-      </w:r>
-    </w:p>
-    <w:tbl>
-      <w:tblPr>
-        <w:tblStyle w:val="TableGrid"/>
-        <w:tblW w:type="auto" w:w="0"/>
-        <w:jc w:val="center"/>
-        <w:tblLook w:firstColumn="1" w:firstRow="1" w:lastColumn="0" w:lastRow="0" w:noHBand="0" w:noVBand="1" w:val="04A0"/>
-      </w:tblPr>
-      <w:tblGrid>
-        <w:gridCol w:w="1984"/>
-        <w:gridCol w:w="3969"/>
-        <w:gridCol w:w="3118"/>
-      </w:tblGrid>
-      <w:tr>
-        <w:tc>
-          <w:tcPr>
-            <w:tcW w:type="dxa" w:w="2880"/>
-            <w:shd w:fill="0D2B3E" w:val="clear"/>
-          </w:tcPr>
-          <w:p>
-            <w:r>
-              <w:rPr>
-                <w:rFonts w:ascii="Calibri" w:hAnsi="Calibri"/>
-                <w:b/>
-                <w:color w:val="FFFFFF"/>
-                <w:sz w:val="18"/>
-              </w:rPr>
-              <w:t>ブルームレベル</w:t>
-            </w:r>
-          </w:p>
-        </w:tc>
-        <w:tc>
-          <w:tcPr>
-            <w:tcW w:type="dxa" w:w="2880"/>
-            <w:shd w:fill="0D2B3E" w:val="clear"/>
-          </w:tcPr>
-          <w:p>
-            <w:r>
-              <w:rPr>
-                <w:rFonts w:ascii="Calibri" w:hAnsi="Calibri"/>
-                <w:b/>
-                <w:color w:val="FFFFFF"/>
-                <w:sz w:val="18"/>
-              </w:rPr>
-              <w:t>学習目標</w:t>
-            </w:r>
-          </w:p>
-        </w:tc>
-        <w:tc>
-          <w:tcPr>
-            <w:tcW w:type="dxa" w:w="2880"/>
-            <w:shd w:fill="0D2B3E" w:val="clear"/>
-          </w:tcPr>
-          <w:p>
-            <w:r>
-              <w:rPr>
-                <w:rFonts w:ascii="Calibri" w:hAnsi="Calibri"/>
-                <w:b/>
-                <w:color w:val="FFFFFF"/>
-                <w:sz w:val="18"/>
-              </w:rPr>
-              <w:t>評価方法</w:t>
-            </w:r>
-          </w:p>
-        </w:tc>
-      </w:tr>
-      <w:tr>
-        <w:tc>
-          <w:tcPr>
-            <w:tcW w:type="dxa" w:w="2880"/>
-            <w:shd w:fill="E8F0F0" w:val="clear"/>
-          </w:tcPr>
-          <w:p>
-            <w:r>
-              <w:rPr>
-                <w:rFonts w:ascii="Calibri" w:hAnsi="Calibri"/>
-                <w:sz w:val="18"/>
-              </w:rPr>
-              <w:t>理解 (Understand)</w:t>
-            </w:r>
-          </w:p>
-        </w:tc>
-        <w:tc>
-          <w:tcPr>
-            <w:tcW w:type="dxa" w:w="2880"/>
-            <w:shd w:fill="E8F0F0" w:val="clear"/>
-          </w:tcPr>
-          <w:p>
-            <w:r>
-              <w:rPr>
-                <w:rFonts w:ascii="Calibri" w:hAnsi="Calibri"/>
-                <w:sz w:val="18"/>
-              </w:rPr>
-              <w:t>利用可能性バイアスの定義とメカニズムを説明できる</w:t>
-            </w:r>
-          </w:p>
-        </w:tc>
-        <w:tc>
-          <w:tcPr>
-            <w:tcW w:type="dxa" w:w="2880"/>
-            <w:shd w:fill="E8F0F0" w:val="clear"/>
-          </w:tcPr>
-          <w:p>
-            <w:r>
-              <w:rPr>
-                <w:rFonts w:ascii="Calibri" w:hAnsi="Calibri"/>
-                <w:sz w:val="18"/>
-              </w:rPr>
-              <w:t>確認クイズ問1</w:t>
-            </w:r>
-          </w:p>
-        </w:tc>
-      </w:tr>
-      <w:tr>
-        <w:tc>
-          <w:tcPr>
-            <w:tcW w:type="dxa" w:w="2880"/>
-            <w:shd w:fill="FFFFFF" w:val="clear"/>
-          </w:tcPr>
-          <w:p>
-            <w:r>
-              <w:rPr>
-                <w:rFonts w:ascii="Calibri" w:hAnsi="Calibri"/>
-                <w:sz w:val="18"/>
-              </w:rPr>
-              <w:t>分析 (Analyze)</w:t>
-            </w:r>
-          </w:p>
-        </w:tc>
-        <w:tc>
-          <w:tcPr>
-            <w:tcW w:type="dxa" w:w="2880"/>
-            <w:shd w:fill="FFFFFF" w:val="clear"/>
-          </w:tcPr>
-          <w:p>
-            <w:r>
-              <w:rPr>
-                <w:rFonts w:ascii="Calibri" w:hAnsi="Calibri"/>
-                <w:sz w:val="18"/>
-              </w:rPr>
-              <w:t>Moura et al. の研究を批判的に吟味できる</w:t>
-            </w:r>
-          </w:p>
-        </w:tc>
-        <w:tc>
-          <w:tcPr>
-            <w:tcW w:type="dxa" w:w="2880"/>
-            <w:shd w:fill="FFFFFF" w:val="clear"/>
-          </w:tcPr>
-          <w:p>
-            <w:r>
-              <w:rPr>
-                <w:rFonts w:ascii="Calibri" w:hAnsi="Calibri"/>
-                <w:sz w:val="18"/>
-              </w:rPr>
-              <w:t>クイズ問2-3 + ペアディスカッション</w:t>
-            </w:r>
-          </w:p>
-        </w:tc>
-      </w:tr>
-      <w:tr>
-        <w:tc>
-          <w:tcPr>
-            <w:tcW w:type="dxa" w:w="2880"/>
-            <w:shd w:fill="E8F0F0" w:val="clear"/>
-          </w:tcPr>
-          <w:p>
-            <w:r>
-              <w:rPr>
-                <w:rFonts w:ascii="Calibri" w:hAnsi="Calibri"/>
-                <w:sz w:val="18"/>
-              </w:rPr>
-              <w:t>創造 (Create)</w:t>
-            </w:r>
-          </w:p>
-        </w:tc>
-        <w:tc>
-          <w:tcPr>
-            <w:tcW w:type="dxa" w:w="2880"/>
-            <w:shd w:fill="E8F0F0" w:val="clear"/>
-          </w:tcPr>
-          <w:p>
-            <w:r>
-              <w:rPr>
-                <w:rFonts w:ascii="Calibri" w:hAnsi="Calibri"/>
-                <w:sz w:val="18"/>
-              </w:rPr>
-              <w:t>バイアス軽減のための振り返り計画を立てられる</w:t>
-            </w:r>
-          </w:p>
-        </w:tc>
-        <w:tc>
-          <w:tcPr>
-            <w:tcW w:type="dxa" w:w="2880"/>
-            <w:shd w:fill="E8F0F0" w:val="clear"/>
-          </w:tcPr>
-          <w:p>
-            <w:r>
-              <w:rPr>
-                <w:rFonts w:ascii="Calibri" w:hAnsi="Calibri"/>
-                <w:sz w:val="18"/>
-              </w:rPr>
-              <w:t>持ち帰りの問い</w:t>
-            </w:r>
-          </w:p>
-        </w:tc>
-      </w:tr>
-    </w:tbl>
-    <w:p/>
-    <w:p>
-      <w:pPr>
-        <w:pStyle w:val="Heading2"/>
-      </w:pPr>
-      <w:r>
-        <w:t>ブルームの分類法 — 全スタッフ</w:t>
-      </w:r>
-    </w:p>
-    <w:tbl>
-      <w:tblPr>
-        <w:tblStyle w:val="TableGrid"/>
-        <w:tblW w:type="auto" w:w="0"/>
-        <w:jc w:val="center"/>
-        <w:tblLook w:firstColumn="1" w:firstRow="1" w:lastColumn="0" w:lastRow="0" w:noHBand="0" w:noVBand="1" w:val="04A0"/>
-      </w:tblPr>
-      <w:tblGrid>
-        <w:gridCol w:w="1984"/>
-        <w:gridCol w:w="3969"/>
-        <w:gridCol w:w="3118"/>
-      </w:tblGrid>
-      <w:tr>
-        <w:tc>
-          <w:tcPr>
-            <w:tcW w:type="dxa" w:w="2880"/>
-            <w:shd w:fill="0D2B3E" w:val="clear"/>
-          </w:tcPr>
-          <w:p>
-            <w:r>
-              <w:rPr>
-                <w:rFonts w:ascii="Calibri" w:hAnsi="Calibri"/>
-                <w:b/>
-                <w:color w:val="FFFFFF"/>
-                <w:sz w:val="18"/>
-              </w:rPr>
-              <w:t>ブルームレベル</w:t>
-            </w:r>
-          </w:p>
-        </w:tc>
-        <w:tc>
-          <w:tcPr>
-            <w:tcW w:type="dxa" w:w="2880"/>
-            <w:shd w:fill="0D2B3E" w:val="clear"/>
-          </w:tcPr>
-          <w:p>
-            <w:r>
-              <w:rPr>
-                <w:rFonts w:ascii="Calibri" w:hAnsi="Calibri"/>
-                <w:b/>
-                <w:color w:val="FFFFFF"/>
-                <w:sz w:val="18"/>
-              </w:rPr>
-              <w:t>学習目標</w:t>
-            </w:r>
-          </w:p>
-        </w:tc>
-        <w:tc>
-          <w:tcPr>
-            <w:tcW w:type="dxa" w:w="2880"/>
-            <w:shd w:fill="0D2B3E" w:val="clear"/>
-          </w:tcPr>
-          <w:p>
-            <w:r>
-              <w:rPr>
-                <w:rFonts w:ascii="Calibri" w:hAnsi="Calibri"/>
-                <w:b/>
-                <w:color w:val="FFFFFF"/>
-                <w:sz w:val="18"/>
-              </w:rPr>
-              <w:t>評価方法</w:t>
-            </w:r>
-          </w:p>
-        </w:tc>
-      </w:tr>
-      <w:tr>
-        <w:tc>
-          <w:tcPr>
-            <w:tcW w:type="dxa" w:w="2880"/>
-            <w:shd w:fill="E8F0F0" w:val="clear"/>
-          </w:tcPr>
-          <w:p>
-            <w:r>
-              <w:rPr>
-                <w:rFonts w:ascii="Calibri" w:hAnsi="Calibri"/>
-                <w:sz w:val="18"/>
-              </w:rPr>
-              <w:t>理解 (Understand)</w:t>
-            </w:r>
-          </w:p>
-        </w:tc>
-        <w:tc>
-          <w:tcPr>
-            <w:tcW w:type="dxa" w:w="2880"/>
-            <w:shd w:fill="E8F0F0" w:val="clear"/>
-          </w:tcPr>
-          <w:p>
-            <w:r>
-              <w:rPr>
-                <w:rFonts w:ascii="Calibri" w:hAnsi="Calibri"/>
-                <w:sz w:val="18"/>
-              </w:rPr>
-              <w:t>利用可能性バイアスをざっくり説明できる</w:t>
-            </w:r>
-          </w:p>
-        </w:tc>
-        <w:tc>
-          <w:tcPr>
-            <w:tcW w:type="dxa" w:w="2880"/>
-            <w:shd w:fill="E8F0F0" w:val="clear"/>
-          </w:tcPr>
-          <w:p>
-            <w:r>
-              <w:rPr>
-                <w:rFonts w:ascii="Calibri" w:hAnsi="Calibri"/>
-                <w:sz w:val="18"/>
-              </w:rPr>
-              <w:t>隣の人に30秒で説明</w:t>
-            </w:r>
-          </w:p>
-        </w:tc>
-      </w:tr>
-      <w:tr>
-        <w:tc>
-          <w:tcPr>
-            <w:tcW w:type="dxa" w:w="2880"/>
-            <w:shd w:fill="FFFFFF" w:val="clear"/>
-          </w:tcPr>
-          <w:p>
-            <w:r>
-              <w:rPr>
-                <w:rFonts w:ascii="Calibri" w:hAnsi="Calibri"/>
-                <w:sz w:val="18"/>
-              </w:rPr>
-              <w:t>適用 (Apply)</w:t>
-            </w:r>
-          </w:p>
-        </w:tc>
-        <w:tc>
-          <w:tcPr>
-            <w:tcW w:type="dxa" w:w="2880"/>
-            <w:shd w:fill="FFFFFF" w:val="clear"/>
-          </w:tcPr>
-          <w:p>
-            <w:r>
-              <w:rPr>
-                <w:rFonts w:ascii="Calibri" w:hAnsi="Calibri"/>
-                <w:sz w:val="18"/>
-              </w:rPr>
-              <w:t>「思い込み」が起きやすい場面を1つ挙げ対策を実践</w:t>
-            </w:r>
-          </w:p>
-        </w:tc>
-        <w:tc>
-          <w:tcPr>
-            <w:tcW w:type="dxa" w:w="2880"/>
-            <w:shd w:fill="FFFFFF" w:val="clear"/>
-          </w:tcPr>
-          <w:p>
-            <w:r>
-              <w:rPr>
-                <w:rFonts w:ascii="Calibri" w:hAnsi="Calibri"/>
-                <w:sz w:val="18"/>
-              </w:rPr>
-              <w:t>グループトーク + 3つのコツから選択</w:t>
-            </w:r>
-          </w:p>
-        </w:tc>
-      </w:tr>
-      <w:tr>
-        <w:tc>
-          <w:tcPr>
-            <w:tcW w:type="dxa" w:w="2880"/>
-            <w:shd w:fill="E8F0F0" w:val="clear"/>
-          </w:tcPr>
-          <w:p>
-            <w:r>
-              <w:rPr>
-                <w:rFonts w:ascii="Calibri" w:hAnsi="Calibri"/>
-                <w:sz w:val="18"/>
-              </w:rPr>
-              <w:t>評価 (Evaluate)</w:t>
-            </w:r>
-          </w:p>
-        </w:tc>
-        <w:tc>
-          <w:tcPr>
-            <w:tcW w:type="dxa" w:w="2880"/>
-            <w:shd w:fill="E8F0F0" w:val="clear"/>
-          </w:tcPr>
-          <w:p>
-            <w:r>
-              <w:rPr>
-                <w:rFonts w:ascii="Calibri" w:hAnsi="Calibri"/>
-                <w:sz w:val="18"/>
-              </w:rPr>
-              <w:t>自分の判断が「思い込み」に影響されていたか振り返り</w:t>
-            </w:r>
-          </w:p>
-        </w:tc>
-        <w:tc>
-          <w:tcPr>
-            <w:tcW w:type="dxa" w:w="2880"/>
-            <w:shd w:fill="E8F0F0" w:val="clear"/>
-          </w:tcPr>
-          <w:p>
-            <w:r>
-              <w:rPr>
-                <w:rFonts w:ascii="Calibri" w:hAnsi="Calibri"/>
-                <w:sz w:val="18"/>
-              </w:rPr>
-              <w:t>1週間後のフォローアップ</w:t>
-            </w:r>
-          </w:p>
-        </w:tc>
-      </w:tr>
-    </w:tbl>
-    <w:p/>
-    <w:p>
-      <w:pPr>
-        <w:pStyle w:val="Heading2"/>
-      </w:pPr>
-      <w:r>
-        <w:t>設計上の意図メモ</w:t>
-      </w:r>
-    </w:p>
-    <w:p>
-      <w:r>
-        <w:rPr>
-          <w:rFonts w:ascii="Calibri" w:hAnsi="Calibri"/>
-          <w:b w:val="0"/>
-          <w:i w:val="0"/>
-          <w:sz w:val="20"/>
-        </w:rPr>
-        <w:t>研修医版: 論文の批判的吟味を含め「読んで使える」力を養う。b値やp値を示し効果量の解釈まで踏み込む。ペアディスカッションで自己の経験を言語化しメタ認知を促進。</w:t>
-      </w:r>
-    </w:p>
-    <w:p>
-      <w:r>
-        <w:rPr>
-          <w:rFonts w:ascii="Calibri" w:hAnsi="Calibri"/>
-          <w:b w:val="0"/>
-          <w:i w:val="0"/>
-          <w:sz w:val="20"/>
-        </w:rPr>
-        <w:t>全スタッフ版: 専門用語を極力排除し「速い脳・遅い脳」「思い込み」など日常語に置き換え。全職種の場面例で「自分ごと化」を促す。3択から1つ選ぶ形式で行動変容のハードルを下げた。</w:t>
-      </w:r>
-    </w:p>
-    <w:p>
-      <w:r>
-        <w:rPr>
-          <w:rFonts w:ascii="Calibri" w:hAnsi="Calibri"/>
-          <w:b w:val="0"/>
-          <w:i w:val="0"/>
-          <w:sz w:val="20"/>
-        </w:rPr>
-        <w:t>共通: 「経験年数ではなく構造化されたフィードバックが重要」をメッセージの核心に置いている。</w:t>
-      </w:r>
-    </w:p>
-    <w:p>
-      <w:pPr>
-        <w:pStyle w:val="Heading1"/>
-      </w:pPr>
-      <w:r>
-        <w:t>Part 3: 参考文献・リンク（配布用）</w:t>
-      </w:r>
-    </w:p>
-    <w:p>
-      <w:pPr>
-        <w:pStyle w:val="Heading2"/>
-      </w:pPr>
-      <w:r>
-        <w:t>QRコード付き参考文献</w:t>
-      </w:r>
-    </w:p>
-    <w:tbl>
-      <w:tblPr>
-        <w:tblW w:type="auto" w:w="0"/>
-        <w:jc w:val="center"/>
         <w:tblLook w:firstColumn="1" w:firstRow="1" w:lastColumn="0" w:lastRow="0" w:noHBand="0" w:noVBand="1" w:val="04A0"/>
       </w:tblPr>
       <w:tblGrid>
@@ -2776,42 +2811,13 @@
             <w:tcW w:type="dxa" w:w="2160"/>
           </w:tcPr>
           <w:p>
-            <w:pPr>
-              <w:jc w:val="center"/>
-            </w:pPr>
             <w:r>
-              <w:drawing>
-                <wp:inline xmlns:a="http://schemas.openxmlformats.org/drawingml/2006/main" xmlns:pic="http://schemas.openxmlformats.org/drawingml/2006/picture">
-                  <wp:extent cx="900000" cy="900000"/>
-                  <wp:docPr id="1" name="Picture 1"/>
-                  <wp:cNvGraphicFramePr>
-                    <a:graphicFrameLocks noChangeAspect="1"/>
-                  </wp:cNvGraphicFramePr>
-                  <a:graphic>
-                    <a:graphicData uri="http://schemas.openxmlformats.org/drawingml/2006/picture">
-                      <pic:pic>
-                        <pic:nvPicPr>
-                          <pic:cNvPr id="0" name="image.png"/>
-                          <pic:cNvPicPr/>
-                        </pic:nvPicPr>
-                        <pic:blipFill>
-                          <a:blip r:embed="rId9"/>
-                          <a:stretch>
-                            <a:fillRect/>
-                          </a:stretch>
-                        </pic:blipFill>
-                        <pic:spPr>
-                          <a:xfrm>
-                            <a:off x="0" y="0"/>
-                            <a:ext cx="900000" cy="900000"/>
-                          </a:xfrm>
-                          <a:prstGeom prst="rect"/>
-                        </pic:spPr>
-                      </pic:pic>
-                    </a:graphicData>
-                  </a:graphic>
-                </wp:inline>
-              </w:drawing>
+              <w:rPr>
+                <w:rFonts w:ascii="Noto Sans CJK JP" w:hAnsi="Noto Sans CJK JP"/>
+                <w:b/>
+                <w:sz w:val="20"/>
+              </w:rPr>
+              <w:t>#</w:t>
             </w:r>
           </w:p>
         </w:tc>
@@ -2822,66 +2828,11 @@
           <w:p>
             <w:r>
               <w:rPr>
-                <w:rFonts w:ascii="Calibri" w:hAnsi="Calibri"/>
+                <w:rFonts w:ascii="Noto Sans CJK JP" w:hAnsi="Noto Sans CJK JP"/>
                 <w:b/>
-                <w:sz w:val="16"/>
+                <w:sz w:val="20"/>
               </w:rPr>
-              <w:t>Moura EC et al. (2026)</w:t>
-              <w:br/>
-              <w:t>BMJ Quality &amp; Safety</w:t>
-            </w:r>
-          </w:p>
-          <w:p>
-            <w:r>
-              <w:rPr>
-                <w:color w:val="444499"/>
-                <w:sz w:val="12"/>
-              </w:rPr>
-              <w:t>https://doi.org/10.1136/bmjqs-2025-019520</w:t>
-            </w:r>
-          </w:p>
-        </w:tc>
-        <w:tc>
-          <w:tcPr>
-            <w:tcW w:type="dxa" w:w="2160"/>
-          </w:tcPr>
-          <w:p>
-            <w:pPr>
-              <w:jc w:val="center"/>
-            </w:pPr>
-            <w:r>
-              <w:drawing>
-                <wp:inline xmlns:a="http://schemas.openxmlformats.org/drawingml/2006/main" xmlns:pic="http://schemas.openxmlformats.org/drawingml/2006/picture">
-                  <wp:extent cx="900000" cy="900000"/>
-                  <wp:docPr id="2" name="Picture 2"/>
-                  <wp:cNvGraphicFramePr>
-                    <a:graphicFrameLocks noChangeAspect="1"/>
-                  </wp:cNvGraphicFramePr>
-                  <a:graphic>
-                    <a:graphicData uri="http://schemas.openxmlformats.org/drawingml/2006/picture">
-                      <pic:pic>
-                        <pic:nvPicPr>
-                          <pic:cNvPr id="0" name="image.png"/>
-                          <pic:cNvPicPr/>
-                        </pic:nvPicPr>
-                        <pic:blipFill>
-                          <a:blip r:embed="rId10"/>
-                          <a:stretch>
-                            <a:fillRect/>
-                          </a:stretch>
-                        </pic:blipFill>
-                        <pic:spPr>
-                          <a:xfrm>
-                            <a:off x="0" y="0"/>
-                            <a:ext cx="900000" cy="900000"/>
-                          </a:xfrm>
-                          <a:prstGeom prst="rect"/>
-                        </pic:spPr>
-                      </pic:pic>
-                    </a:graphicData>
-                  </a:graphic>
-                </wp:inline>
-              </w:drawing>
+              <w:t>事象</w:t>
             </w:r>
           </w:p>
         </w:tc>
@@ -2892,22 +2843,26 @@
           <w:p>
             <w:r>
               <w:rPr>
-                <w:rFonts w:ascii="Calibri" w:hAnsi="Calibri"/>
+                <w:rFonts w:ascii="Noto Sans CJK JP" w:hAnsi="Noto Sans CJK JP"/>
                 <w:b/>
-                <w:sz w:val="16"/>
+                <w:sz w:val="20"/>
               </w:rPr>
-              <w:t>AJM (2025)</w:t>
-              <w:br/>
-              <w:t>Over-investigation and cognitive bias</w:t>
+              <w:t>研修医版での実装</w:t>
             </w:r>
           </w:p>
+        </w:tc>
+        <w:tc>
+          <w:tcPr>
+            <w:tcW w:type="dxa" w:w="2160"/>
+          </w:tcPr>
           <w:p>
             <w:r>
               <w:rPr>
-                <w:color w:val="444499"/>
-                <w:sz w:val="12"/>
+                <w:rFonts w:ascii="Noto Sans CJK JP" w:hAnsi="Noto Sans CJK JP"/>
+                <w:b/>
+                <w:sz w:val="20"/>
               </w:rPr>
-              <w:t>https://doi.org/10.1016/j.amjmed.2025.10.013</w:t>
+              <w:t>全スタッフ版での実装</w:t>
             </w:r>
           </w:p>
         </w:tc>
@@ -2918,42 +2873,12 @@
             <w:tcW w:type="dxa" w:w="2160"/>
           </w:tcPr>
           <w:p>
-            <w:pPr>
-              <w:jc w:val="center"/>
-            </w:pPr>
             <w:r>
-              <w:drawing>
-                <wp:inline xmlns:a="http://schemas.openxmlformats.org/drawingml/2006/main" xmlns:pic="http://schemas.openxmlformats.org/drawingml/2006/picture">
-                  <wp:extent cx="900000" cy="900000"/>
-                  <wp:docPr id="3" name="Picture 3"/>
-                  <wp:cNvGraphicFramePr>
-                    <a:graphicFrameLocks noChangeAspect="1"/>
-                  </wp:cNvGraphicFramePr>
-                  <a:graphic>
-                    <a:graphicData uri="http://schemas.openxmlformats.org/drawingml/2006/picture">
-                      <pic:pic>
-                        <pic:nvPicPr>
-                          <pic:cNvPr id="0" name="image.png"/>
-                          <pic:cNvPicPr/>
-                        </pic:nvPicPr>
-                        <pic:blipFill>
-                          <a:blip r:embed="rId11"/>
-                          <a:stretch>
-                            <a:fillRect/>
-                          </a:stretch>
-                        </pic:blipFill>
-                        <pic:spPr>
-                          <a:xfrm>
-                            <a:off x="0" y="0"/>
-                            <a:ext cx="900000" cy="900000"/>
-                          </a:xfrm>
-                          <a:prstGeom prst="rect"/>
-                        </pic:spPr>
-                      </pic:pic>
-                    </a:graphicData>
-                  </a:graphic>
-                </wp:inline>
-              </w:drawing>
+              <w:rPr>
+                <w:rFonts w:ascii="Noto Sans CJK JP" w:hAnsi="Noto Sans CJK JP"/>
+                <w:sz w:val="20"/>
+              </w:rPr>
+              <w:t>1</w:t>
             </w:r>
           </w:p>
         </w:tc>
@@ -2964,66 +2889,10 @@
           <w:p>
             <w:r>
               <w:rPr>
-                <w:rFonts w:ascii="Calibri" w:hAnsi="Calibri"/>
-                <w:b/>
-                <w:sz w:val="16"/>
+                <w:rFonts w:ascii="Noto Sans CJK JP" w:hAnsi="Noto Sans CJK JP"/>
+                <w:sz w:val="20"/>
               </w:rPr>
-              <w:t>Kahneman D. (2011)</w:t>
-              <w:br/>
-              <w:t>Thinking, Fast and Slow</w:t>
-            </w:r>
-          </w:p>
-          <w:p>
-            <w:r>
-              <w:rPr>
-                <w:color w:val="444499"/>
-                <w:sz w:val="12"/>
-              </w:rPr>
-              <w:t>https://en.wikipedia.org/wiki/Thinking,_Fast_and_Slow</w:t>
-            </w:r>
-          </w:p>
-        </w:tc>
-        <w:tc>
-          <w:tcPr>
-            <w:tcW w:type="dxa" w:w="2160"/>
-          </w:tcPr>
-          <w:p>
-            <w:pPr>
-              <w:jc w:val="center"/>
-            </w:pPr>
-            <w:r>
-              <w:drawing>
-                <wp:inline xmlns:a="http://schemas.openxmlformats.org/drawingml/2006/main" xmlns:pic="http://schemas.openxmlformats.org/drawingml/2006/picture">
-                  <wp:extent cx="900000" cy="900000"/>
-                  <wp:docPr id="4" name="Picture 4"/>
-                  <wp:cNvGraphicFramePr>
-                    <a:graphicFrameLocks noChangeAspect="1"/>
-                  </wp:cNvGraphicFramePr>
-                  <a:graphic>
-                    <a:graphicData uri="http://schemas.openxmlformats.org/drawingml/2006/picture">
-                      <pic:pic>
-                        <pic:nvPicPr>
-                          <pic:cNvPr id="0" name="image.png"/>
-                          <pic:cNvPicPr/>
-                        </pic:nvPicPr>
-                        <pic:blipFill>
-                          <a:blip r:embed="rId12"/>
-                          <a:stretch>
-                            <a:fillRect/>
-                          </a:stretch>
-                        </pic:blipFill>
-                        <pic:spPr>
-                          <a:xfrm>
-                            <a:off x="0" y="0"/>
-                            <a:ext cx="900000" cy="900000"/>
-                          </a:xfrm>
-                          <a:prstGeom prst="rect"/>
-                        </pic:spPr>
-                      </pic:pic>
-                    </a:graphicData>
-                  </a:graphic>
-                </wp:inline>
-              </w:drawing>
+              <w:t>学習者の注意を喚起する</w:t>
             </w:r>
           </w:p>
         </w:tc>
@@ -3034,22 +2903,24 @@
           <w:p>
             <w:r>
               <w:rPr>
-                <w:rFonts w:ascii="Calibri" w:hAnsi="Calibri"/>
-                <w:b/>
-                <w:sz w:val="16"/>
+                <w:rFonts w:ascii="Noto Sans CJK JP" w:hAnsi="Noto Sans CJK JP"/>
+                <w:sz w:val="20"/>
               </w:rPr>
-              <w:t>Croskerry P. (2009)</w:t>
-              <w:br/>
-              <w:t>Universal Model of Diagnostic Reasoning</w:t>
+              <w:t>「先週インフルエンザを5人診た翌週...」の問いかけ</w:t>
             </w:r>
           </w:p>
+        </w:tc>
+        <w:tc>
+          <w:tcPr>
+            <w:tcW w:type="dxa" w:w="2160"/>
+          </w:tcPr>
           <w:p>
             <w:r>
               <w:rPr>
-                <w:color w:val="444499"/>
-                <w:sz w:val="12"/>
+                <w:rFonts w:ascii="Noto Sans CJK JP" w:hAnsi="Noto Sans CJK JP"/>
+                <w:sz w:val="20"/>
               </w:rPr>
-              <w:t>https://pubmed.ncbi.nlm.nih.gov/19638766/</w:t>
+              <w:t>「先週ノロが続いた後...」の身近な問いかけ</w:t>
             </w:r>
           </w:p>
         </w:tc>
@@ -3060,42 +2931,12 @@
             <w:tcW w:type="dxa" w:w="2160"/>
           </w:tcPr>
           <w:p>
-            <w:pPr>
-              <w:jc w:val="center"/>
-            </w:pPr>
             <w:r>
-              <w:drawing>
-                <wp:inline xmlns:a="http://schemas.openxmlformats.org/drawingml/2006/main" xmlns:pic="http://schemas.openxmlformats.org/drawingml/2006/picture">
-                  <wp:extent cx="900000" cy="900000"/>
-                  <wp:docPr id="5" name="Picture 5"/>
-                  <wp:cNvGraphicFramePr>
-                    <a:graphicFrameLocks noChangeAspect="1"/>
-                  </wp:cNvGraphicFramePr>
-                  <a:graphic>
-                    <a:graphicData uri="http://schemas.openxmlformats.org/drawingml/2006/picture">
-                      <pic:pic>
-                        <pic:nvPicPr>
-                          <pic:cNvPr id="0" name="image.png"/>
-                          <pic:cNvPicPr/>
-                        </pic:nvPicPr>
-                        <pic:blipFill>
-                          <a:blip r:embed="rId13"/>
-                          <a:stretch>
-                            <a:fillRect/>
-                          </a:stretch>
-                        </pic:blipFill>
-                        <pic:spPr>
-                          <a:xfrm>
-                            <a:off x="0" y="0"/>
-                            <a:ext cx="900000" cy="900000"/>
-                          </a:xfrm>
-                          <a:prstGeom prst="rect"/>
-                        </pic:spPr>
-                      </pic:pic>
-                    </a:graphicData>
-                  </a:graphic>
-                </wp:inline>
-              </w:drawing>
+              <w:rPr>
+                <w:rFonts w:ascii="Noto Sans CJK JP" w:hAnsi="Noto Sans CJK JP"/>
+                <w:sz w:val="20"/>
+              </w:rPr>
+              <w:t>2</w:t>
             </w:r>
           </w:p>
         </w:tc>
@@ -3106,66 +2947,10 @@
           <w:p>
             <w:r>
               <w:rPr>
-                <w:rFonts w:ascii="Calibri" w:hAnsi="Calibri"/>
-                <w:b/>
-                <w:sz w:val="16"/>
+                <w:rFonts w:ascii="Noto Sans CJK JP" w:hAnsi="Noto Sans CJK JP"/>
+                <w:sz w:val="20"/>
               </w:rPr>
-              <w:t>Tversky &amp; Kahneman (1973)</w:t>
-              <w:br/>
-              <w:t>Availability Heuristic</w:t>
-            </w:r>
-          </w:p>
-          <w:p>
-            <w:r>
-              <w:rPr>
-                <w:color w:val="444499"/>
-                <w:sz w:val="12"/>
-              </w:rPr>
-              <w:t>https://doi.org/10.1016/0010-0285(73)90033-9</w:t>
-            </w:r>
-          </w:p>
-        </w:tc>
-        <w:tc>
-          <w:tcPr>
-            <w:tcW w:type="dxa" w:w="2160"/>
-          </w:tcPr>
-          <w:p>
-            <w:pPr>
-              <w:jc w:val="center"/>
-            </w:pPr>
-            <w:r>
-              <w:drawing>
-                <wp:inline xmlns:a="http://schemas.openxmlformats.org/drawingml/2006/main" xmlns:pic="http://schemas.openxmlformats.org/drawingml/2006/picture">
-                  <wp:extent cx="900000" cy="900000"/>
-                  <wp:docPr id="6" name="Picture 6"/>
-                  <wp:cNvGraphicFramePr>
-                    <a:graphicFrameLocks noChangeAspect="1"/>
-                  </wp:cNvGraphicFramePr>
-                  <a:graphic>
-                    <a:graphicData uri="http://schemas.openxmlformats.org/drawingml/2006/picture">
-                      <pic:pic>
-                        <pic:nvPicPr>
-                          <pic:cNvPr id="0" name="image.png"/>
-                          <pic:cNvPicPr/>
-                        </pic:nvPicPr>
-                        <pic:blipFill>
-                          <a:blip r:embed="rId14"/>
-                          <a:stretch>
-                            <a:fillRect/>
-                          </a:stretch>
-                        </pic:blipFill>
-                        <pic:spPr>
-                          <a:xfrm>
-                            <a:off x="0" y="0"/>
-                            <a:ext cx="900000" cy="900000"/>
-                          </a:xfrm>
-                          <a:prstGeom prst="rect"/>
-                        </pic:spPr>
-                      </pic:pic>
-                    </a:graphicData>
-                  </a:graphic>
-                </wp:inline>
-              </w:drawing>
+              <w:t>学習目標を知らせる</w:t>
             </w:r>
           </w:p>
         </w:tc>
@@ -3176,39 +2961,1207 @@
           <w:p>
             <w:r>
               <w:rPr>
-                <w:rFonts w:ascii="Calibri" w:hAnsi="Calibri"/>
-                <w:b/>
-                <w:sz w:val="16"/>
+                <w:rFonts w:ascii="Noto Sans CJK JP" w:hAnsi="Noto Sans CJK JP"/>
+                <w:sz w:val="20"/>
               </w:rPr>
-              <w:t>Croskerry P. (2003)</w:t>
-              <w:br/>
-              <w:t>Cognitive Errors in Diagnosis</w:t>
+              <w:t>3つの到達目標（説明・吟味・計画）</w:t>
             </w:r>
           </w:p>
+        </w:tc>
+        <w:tc>
+          <w:tcPr>
+            <w:tcW w:type="dxa" w:w="2160"/>
+          </w:tcPr>
           <w:p>
             <w:r>
               <w:rPr>
-                <w:color w:val="444499"/>
-                <w:sz w:val="12"/>
+                <w:rFonts w:ascii="Noto Sans CJK JP" w:hAnsi="Noto Sans CJK JP"/>
+                <w:sz w:val="20"/>
               </w:rPr>
-              <w:t>https://pubmed.ncbi.nlm.nih.gov/12915366/</w:t>
+              <w:t>3つの到達目標（説明・気づき・実践）</w:t>
+            </w:r>
+          </w:p>
+        </w:tc>
+      </w:tr>
+      <w:tr>
+        <w:tc>
+          <w:tcPr>
+            <w:tcW w:type="dxa" w:w="2160"/>
+          </w:tcPr>
+          <w:p>
+            <w:r>
+              <w:rPr>
+                <w:rFonts w:ascii="Noto Sans CJK JP" w:hAnsi="Noto Sans CJK JP"/>
+                <w:sz w:val="20"/>
+              </w:rPr>
+              <w:t>3</w:t>
+            </w:r>
+          </w:p>
+        </w:tc>
+        <w:tc>
+          <w:tcPr>
+            <w:tcW w:type="dxa" w:w="2160"/>
+          </w:tcPr>
+          <w:p>
+            <w:r>
+              <w:rPr>
+                <w:rFonts w:ascii="Noto Sans CJK JP" w:hAnsi="Noto Sans CJK JP"/>
+                <w:sz w:val="20"/>
+              </w:rPr>
+              <w:t>前提条件を思い出させる</w:t>
+            </w:r>
+          </w:p>
+        </w:tc>
+        <w:tc>
+          <w:tcPr>
+            <w:tcW w:type="dxa" w:w="2160"/>
+          </w:tcPr>
+          <w:p>
+            <w:r>
+              <w:rPr>
+                <w:rFonts w:ascii="Noto Sans CJK JP" w:hAnsi="Noto Sans CJK JP"/>
+                <w:sz w:val="20"/>
+              </w:rPr>
+              <w:t>System 1/System 2の復習、認知バイアスの分類</w:t>
+            </w:r>
+          </w:p>
+        </w:tc>
+        <w:tc>
+          <w:tcPr>
+            <w:tcW w:type="dxa" w:w="2160"/>
+          </w:tcPr>
+          <w:p>
+            <w:r>
+              <w:rPr>
+                <w:rFonts w:ascii="Noto Sans CJK JP" w:hAnsi="Noto Sans CJK JP"/>
+                <w:sz w:val="20"/>
+              </w:rPr>
+              <w:t>「速い脳」「遅い脳」の比喩で導入</w:t>
+            </w:r>
+          </w:p>
+        </w:tc>
+      </w:tr>
+      <w:tr>
+        <w:tc>
+          <w:tcPr>
+            <w:tcW w:type="dxa" w:w="2160"/>
+          </w:tcPr>
+          <w:p>
+            <w:r>
+              <w:rPr>
+                <w:rFonts w:ascii="Noto Sans CJK JP" w:hAnsi="Noto Sans CJK JP"/>
+                <w:sz w:val="20"/>
+              </w:rPr>
+              <w:t>4</w:t>
+            </w:r>
+          </w:p>
+        </w:tc>
+        <w:tc>
+          <w:tcPr>
+            <w:tcW w:type="dxa" w:w="2160"/>
+          </w:tcPr>
+          <w:p>
+            <w:r>
+              <w:rPr>
+                <w:rFonts w:ascii="Noto Sans CJK JP" w:hAnsi="Noto Sans CJK JP"/>
+                <w:sz w:val="20"/>
+              </w:rPr>
+              <w:t>新しい内容を提示する</w:t>
+            </w:r>
+          </w:p>
+        </w:tc>
+        <w:tc>
+          <w:tcPr>
+            <w:tcW w:type="dxa" w:w="2160"/>
+          </w:tcPr>
+          <w:p>
+            <w:r>
+              <w:rPr>
+                <w:rFonts w:ascii="Noto Sans CJK JP" w:hAnsi="Noto Sans CJK JP"/>
+                <w:sz w:val="20"/>
+              </w:rPr>
+              <w:t>論文の詳細（デザイン・統計値・結果）</w:t>
+            </w:r>
+          </w:p>
+        </w:tc>
+        <w:tc>
+          <w:tcPr>
+            <w:tcW w:type="dxa" w:w="2160"/>
+          </w:tcPr>
+          <w:p>
+            <w:r>
+              <w:rPr>
+                <w:rFonts w:ascii="Noto Sans CJK JP" w:hAnsi="Noto Sans CJK JP"/>
+                <w:sz w:val="20"/>
+              </w:rPr>
+              <w:t>研究の要点を平易な言葉で提示</w:t>
+            </w:r>
+          </w:p>
+        </w:tc>
+      </w:tr>
+      <w:tr>
+        <w:tc>
+          <w:tcPr>
+            <w:tcW w:type="dxa" w:w="2160"/>
+          </w:tcPr>
+          <w:p>
+            <w:r>
+              <w:rPr>
+                <w:rFonts w:ascii="Noto Sans CJK JP" w:hAnsi="Noto Sans CJK JP"/>
+                <w:sz w:val="20"/>
+              </w:rPr>
+              <w:t>5</w:t>
+            </w:r>
+          </w:p>
+        </w:tc>
+        <w:tc>
+          <w:tcPr>
+            <w:tcW w:type="dxa" w:w="2160"/>
+          </w:tcPr>
+          <w:p>
+            <w:r>
+              <w:rPr>
+                <w:rFonts w:ascii="Noto Sans CJK JP" w:hAnsi="Noto Sans CJK JP"/>
+                <w:sz w:val="20"/>
+              </w:rPr>
+              <w:t>学習の指針を与える</w:t>
+            </w:r>
+          </w:p>
+        </w:tc>
+        <w:tc>
+          <w:tcPr>
+            <w:tcW w:type="dxa" w:w="2160"/>
+          </w:tcPr>
+          <w:p>
+            <w:r>
+              <w:rPr>
+                <w:rFonts w:ascii="Noto Sans CJK JP" w:hAnsi="Noto Sans CJK JP"/>
+                <w:sz w:val="20"/>
+              </w:rPr>
+              <w:t>批判的吟味の視点（強み・限界・関連文献）</w:t>
+            </w:r>
+          </w:p>
+        </w:tc>
+        <w:tc>
+          <w:tcPr>
+            <w:tcW w:type="dxa" w:w="2160"/>
+          </w:tcPr>
+          <w:p>
+            <w:r>
+              <w:rPr>
+                <w:rFonts w:ascii="Noto Sans CJK JP" w:hAnsi="Noto Sans CJK JP"/>
+                <w:sz w:val="20"/>
+              </w:rPr>
+              <w:t>全職種での「思い込み」事例による例示</w:t>
+            </w:r>
+          </w:p>
+        </w:tc>
+      </w:tr>
+      <w:tr>
+        <w:tc>
+          <w:tcPr>
+            <w:tcW w:type="dxa" w:w="2160"/>
+          </w:tcPr>
+          <w:p>
+            <w:r>
+              <w:rPr>
+                <w:rFonts w:ascii="Noto Sans CJK JP" w:hAnsi="Noto Sans CJK JP"/>
+                <w:sz w:val="20"/>
+              </w:rPr>
+              <w:t>6</w:t>
+            </w:r>
+          </w:p>
+        </w:tc>
+        <w:tc>
+          <w:tcPr>
+            <w:tcW w:type="dxa" w:w="2160"/>
+          </w:tcPr>
+          <w:p>
+            <w:r>
+              <w:rPr>
+                <w:rFonts w:ascii="Noto Sans CJK JP" w:hAnsi="Noto Sans CJK JP"/>
+                <w:sz w:val="20"/>
+              </w:rPr>
+              <w:t>練習の機会を設ける</w:t>
+            </w:r>
+          </w:p>
+        </w:tc>
+        <w:tc>
+          <w:tcPr>
+            <w:tcW w:type="dxa" w:w="2160"/>
+          </w:tcPr>
+          <w:p>
+            <w:r>
+              <w:rPr>
+                <w:rFonts w:ascii="Noto Sans CJK JP" w:hAnsi="Noto Sans CJK JP"/>
+                <w:sz w:val="20"/>
+              </w:rPr>
+              <w:t>ペアディスカッション（4分）</w:t>
+            </w:r>
+          </w:p>
+        </w:tc>
+        <w:tc>
+          <w:tcPr>
+            <w:tcW w:type="dxa" w:w="2160"/>
+          </w:tcPr>
+          <w:p>
+            <w:r>
+              <w:rPr>
+                <w:rFonts w:ascii="Noto Sans CJK JP" w:hAnsi="Noto Sans CJK JP"/>
+                <w:sz w:val="20"/>
+              </w:rPr>
+              <w:t>グループトーク（3分）</w:t>
+            </w:r>
+          </w:p>
+        </w:tc>
+      </w:tr>
+      <w:tr>
+        <w:tc>
+          <w:tcPr>
+            <w:tcW w:type="dxa" w:w="2160"/>
+          </w:tcPr>
+          <w:p>
+            <w:r>
+              <w:rPr>
+                <w:rFonts w:ascii="Noto Sans CJK JP" w:hAnsi="Noto Sans CJK JP"/>
+                <w:sz w:val="20"/>
+              </w:rPr>
+              <w:t>7</w:t>
+            </w:r>
+          </w:p>
+        </w:tc>
+        <w:tc>
+          <w:tcPr>
+            <w:tcW w:type="dxa" w:w="2160"/>
+          </w:tcPr>
+          <w:p>
+            <w:r>
+              <w:rPr>
+                <w:rFonts w:ascii="Noto Sans CJK JP" w:hAnsi="Noto Sans CJK JP"/>
+                <w:sz w:val="20"/>
+              </w:rPr>
+              <w:t>フィードバックを与える</w:t>
+            </w:r>
+          </w:p>
+        </w:tc>
+        <w:tc>
+          <w:tcPr>
+            <w:tcW w:type="dxa" w:w="2160"/>
+          </w:tcPr>
+          <w:p>
+            <w:r>
+              <w:rPr>
+                <w:rFonts w:ascii="Noto Sans CJK JP" w:hAnsi="Noto Sans CJK JP"/>
+                <w:sz w:val="20"/>
+              </w:rPr>
+              <w:t>全体共有 + ファシリテーターの補足</w:t>
+            </w:r>
+          </w:p>
+        </w:tc>
+        <w:tc>
+          <w:tcPr>
+            <w:tcW w:type="dxa" w:w="2160"/>
+          </w:tcPr>
+          <w:p>
+            <w:r>
+              <w:rPr>
+                <w:rFonts w:ascii="Noto Sans CJK JP" w:hAnsi="Noto Sans CJK JP"/>
+                <w:sz w:val="20"/>
+              </w:rPr>
+              <w:t>グループ共有 + まとめメッセージ</w:t>
+            </w:r>
+          </w:p>
+        </w:tc>
+      </w:tr>
+      <w:tr>
+        <w:tc>
+          <w:tcPr>
+            <w:tcW w:type="dxa" w:w="2160"/>
+          </w:tcPr>
+          <w:p>
+            <w:r>
+              <w:rPr>
+                <w:rFonts w:ascii="Noto Sans CJK JP" w:hAnsi="Noto Sans CJK JP"/>
+                <w:sz w:val="20"/>
+              </w:rPr>
+              <w:t>8</w:t>
+            </w:r>
+          </w:p>
+        </w:tc>
+        <w:tc>
+          <w:tcPr>
+            <w:tcW w:type="dxa" w:w="2160"/>
+          </w:tcPr>
+          <w:p>
+            <w:r>
+              <w:rPr>
+                <w:rFonts w:ascii="Noto Sans CJK JP" w:hAnsi="Noto Sans CJK JP"/>
+                <w:sz w:val="20"/>
+              </w:rPr>
+              <w:t>学習の成果を評価する</w:t>
+            </w:r>
+          </w:p>
+        </w:tc>
+        <w:tc>
+          <w:tcPr>
+            <w:tcW w:type="dxa" w:w="2160"/>
+          </w:tcPr>
+          <w:p>
+            <w:r>
+              <w:rPr>
+                <w:rFonts w:ascii="Noto Sans CJK JP" w:hAnsi="Noto Sans CJK JP"/>
+                <w:sz w:val="20"/>
+              </w:rPr>
+              <w:t>確認クイズ（3問）</w:t>
+            </w:r>
+          </w:p>
+        </w:tc>
+        <w:tc>
+          <w:tcPr>
+            <w:tcW w:type="dxa" w:w="2160"/>
+          </w:tcPr>
+          <w:p>
+            <w:r>
+              <w:rPr>
+                <w:rFonts w:ascii="Noto Sans CJK JP" w:hAnsi="Noto Sans CJK JP"/>
+                <w:sz w:val="20"/>
+              </w:rPr>
+              <w:t>隣の人に30秒で説明する</w:t>
+            </w:r>
+          </w:p>
+        </w:tc>
+      </w:tr>
+      <w:tr>
+        <w:tc>
+          <w:tcPr>
+            <w:tcW w:type="dxa" w:w="2160"/>
+          </w:tcPr>
+          <w:p>
+            <w:r>
+              <w:rPr>
+                <w:rFonts w:ascii="Noto Sans CJK JP" w:hAnsi="Noto Sans CJK JP"/>
+                <w:sz w:val="20"/>
+              </w:rPr>
+              <w:t>9</w:t>
+            </w:r>
+          </w:p>
+        </w:tc>
+        <w:tc>
+          <w:tcPr>
+            <w:tcW w:type="dxa" w:w="2160"/>
+          </w:tcPr>
+          <w:p>
+            <w:r>
+              <w:rPr>
+                <w:rFonts w:ascii="Noto Sans CJK JP" w:hAnsi="Noto Sans CJK JP"/>
+                <w:sz w:val="20"/>
+              </w:rPr>
+              <w:t>保持と転移を促進する</w:t>
+            </w:r>
+          </w:p>
+        </w:tc>
+        <w:tc>
+          <w:tcPr>
+            <w:tcW w:type="dxa" w:w="2160"/>
+          </w:tcPr>
+          <w:p>
+            <w:r>
+              <w:rPr>
+                <w:rFonts w:ascii="Noto Sans CJK JP" w:hAnsi="Noto Sans CJK JP"/>
+                <w:sz w:val="20"/>
+              </w:rPr>
+              <w:t>「10秒間の自問」+ 参考文献リスト</w:t>
+            </w:r>
+          </w:p>
+        </w:tc>
+        <w:tc>
+          <w:tcPr>
+            <w:tcW w:type="dxa" w:w="2160"/>
+          </w:tcPr>
+          <w:p>
+            <w:r>
+              <w:rPr>
+                <w:rFonts w:ascii="Noto Sans CJK JP" w:hAnsi="Noto Sans CJK JP"/>
+                <w:sz w:val="20"/>
+              </w:rPr>
+              <w:t>「3つのコツから1つ選ぶ」+ 参考文献</w:t>
             </w:r>
           </w:p>
         </w:tc>
       </w:tr>
     </w:tbl>
-    <w:p/>
+    <w:p>
+      <w:r>
+        <w:br w:type="page"/>
+      </w:r>
+    </w:p>
+    <w:p>
+      <w:pPr>
+        <w:pStyle w:val="Heading2"/>
+      </w:pPr>
+      <w:r>
+        <w:t>ブルームの分類法 — 対象者別学習目標</w:t>
+      </w:r>
+    </w:p>
+    <w:p>
+      <w:pPr>
+        <w:pStyle w:val="Heading3"/>
+      </w:pPr>
+      <w:r>
+        <w:t>研修医・専攻医</w:t>
+      </w:r>
+    </w:p>
+    <w:tbl>
+      <w:tblPr>
+        <w:tblStyle w:val="TableGrid"/>
+        <w:tblW w:type="auto" w:w="0"/>
+        <w:tblLook w:firstColumn="1" w:firstRow="1" w:lastColumn="0" w:lastRow="0" w:noHBand="0" w:noVBand="1" w:val="04A0"/>
+      </w:tblPr>
+      <w:tblGrid>
+        <w:gridCol w:w="2880"/>
+        <w:gridCol w:w="2880"/>
+        <w:gridCol w:w="2880"/>
+      </w:tblGrid>
+      <w:tr>
+        <w:tc>
+          <w:tcPr>
+            <w:tcW w:type="dxa" w:w="2880"/>
+          </w:tcPr>
+          <w:p>
+            <w:r>
+              <w:rPr>
+                <w:rFonts w:ascii="Noto Sans CJK JP" w:hAnsi="Noto Sans CJK JP"/>
+                <w:b/>
+                <w:sz w:val="20"/>
+              </w:rPr>
+              <w:t>ブルームレベル</w:t>
+            </w:r>
+          </w:p>
+        </w:tc>
+        <w:tc>
+          <w:tcPr>
+            <w:tcW w:type="dxa" w:w="2880"/>
+          </w:tcPr>
+          <w:p>
+            <w:r>
+              <w:rPr>
+                <w:rFonts w:ascii="Noto Sans CJK JP" w:hAnsi="Noto Sans CJK JP"/>
+                <w:b/>
+                <w:sz w:val="20"/>
+              </w:rPr>
+              <w:t>学習目標</w:t>
+            </w:r>
+          </w:p>
+        </w:tc>
+        <w:tc>
+          <w:tcPr>
+            <w:tcW w:type="dxa" w:w="2880"/>
+          </w:tcPr>
+          <w:p>
+            <w:r>
+              <w:rPr>
+                <w:rFonts w:ascii="Noto Sans CJK JP" w:hAnsi="Noto Sans CJK JP"/>
+                <w:b/>
+                <w:sz w:val="20"/>
+              </w:rPr>
+              <w:t>評価方法</w:t>
+            </w:r>
+          </w:p>
+        </w:tc>
+      </w:tr>
+      <w:tr>
+        <w:tc>
+          <w:tcPr>
+            <w:tcW w:type="dxa" w:w="2880"/>
+          </w:tcPr>
+          <w:p>
+            <w:r>
+              <w:rPr>
+                <w:rFonts w:ascii="Noto Sans CJK JP" w:hAnsi="Noto Sans CJK JP"/>
+                <w:sz w:val="20"/>
+              </w:rPr>
+              <w:t>**理解** (Understand)</w:t>
+            </w:r>
+          </w:p>
+        </w:tc>
+        <w:tc>
+          <w:tcPr>
+            <w:tcW w:type="dxa" w:w="2880"/>
+          </w:tcPr>
+          <w:p>
+            <w:r>
+              <w:rPr>
+                <w:rFonts w:ascii="Noto Sans CJK JP" w:hAnsi="Noto Sans CJK JP"/>
+                <w:sz w:val="20"/>
+              </w:rPr>
+              <w:t>利用可能性バイアスの定義と発生メカニズムを自分の言葉で説明できる</w:t>
+            </w:r>
+          </w:p>
+        </w:tc>
+        <w:tc>
+          <w:tcPr>
+            <w:tcW w:type="dxa" w:w="2880"/>
+          </w:tcPr>
+          <w:p>
+            <w:r>
+              <w:rPr>
+                <w:rFonts w:ascii="Noto Sans CJK JP" w:hAnsi="Noto Sans CJK JP"/>
+                <w:sz w:val="20"/>
+              </w:rPr>
+              <w:t>確認クイズ問1</w:t>
+            </w:r>
+          </w:p>
+        </w:tc>
+      </w:tr>
+      <w:tr>
+        <w:tc>
+          <w:tcPr>
+            <w:tcW w:type="dxa" w:w="2880"/>
+          </w:tcPr>
+          <w:p>
+            <w:r>
+              <w:rPr>
+                <w:rFonts w:ascii="Noto Sans CJK JP" w:hAnsi="Noto Sans CJK JP"/>
+                <w:sz w:val="20"/>
+              </w:rPr>
+              <w:t>**分析** (Analyze)</w:t>
+            </w:r>
+          </w:p>
+        </w:tc>
+        <w:tc>
+          <w:tcPr>
+            <w:tcW w:type="dxa" w:w="2880"/>
+          </w:tcPr>
+          <w:p>
+            <w:r>
+              <w:rPr>
+                <w:rFonts w:ascii="Noto Sans CJK JP" w:hAnsi="Noto Sans CJK JP"/>
+                <w:sz w:val="20"/>
+              </w:rPr>
+              <w:t>Moura et al. (2026) の研究デザイン・結果・限界を批判的に吟味できる</w:t>
+            </w:r>
+          </w:p>
+        </w:tc>
+        <w:tc>
+          <w:tcPr>
+            <w:tcW w:type="dxa" w:w="2880"/>
+          </w:tcPr>
+          <w:p>
+            <w:r>
+              <w:rPr>
+                <w:rFonts w:ascii="Noto Sans CJK JP" w:hAnsi="Noto Sans CJK JP"/>
+                <w:sz w:val="20"/>
+              </w:rPr>
+              <w:t>確認クイズ問2-3 + ペアディスカッション</w:t>
+            </w:r>
+          </w:p>
+        </w:tc>
+      </w:tr>
+      <w:tr>
+        <w:tc>
+          <w:tcPr>
+            <w:tcW w:type="dxa" w:w="2880"/>
+          </w:tcPr>
+          <w:p>
+            <w:r>
+              <w:rPr>
+                <w:rFonts w:ascii="Noto Sans CJK JP" w:hAnsi="Noto Sans CJK JP"/>
+                <w:sz w:val="20"/>
+              </w:rPr>
+              <w:t>**創造** (Create)</w:t>
+            </w:r>
+          </w:p>
+        </w:tc>
+        <w:tc>
+          <w:tcPr>
+            <w:tcW w:type="dxa" w:w="2880"/>
+          </w:tcPr>
+          <w:p>
+            <w:r>
+              <w:rPr>
+                <w:rFonts w:ascii="Noto Sans CJK JP" w:hAnsi="Noto Sans CJK JP"/>
+                <w:sz w:val="20"/>
+              </w:rPr>
+              <w:t>自身の臨床推論における利用可能性バイアス軽減のための振り返り計画を立てられる</w:t>
+            </w:r>
+          </w:p>
+        </w:tc>
+        <w:tc>
+          <w:tcPr>
+            <w:tcW w:type="dxa" w:w="2880"/>
+          </w:tcPr>
+          <w:p>
+            <w:r>
+              <w:rPr>
+                <w:rFonts w:ascii="Noto Sans CJK JP" w:hAnsi="Noto Sans CJK JP"/>
+                <w:sz w:val="20"/>
+              </w:rPr>
+              <w:t>持ち帰りの問い</w:t>
+            </w:r>
+          </w:p>
+        </w:tc>
+      </w:tr>
+    </w:tbl>
+    <w:p>
+      <w:pPr>
+        <w:pStyle w:val="Heading3"/>
+      </w:pPr>
+      <w:r>
+        <w:t>全スタッフ</w:t>
+      </w:r>
+    </w:p>
+    <w:tbl>
+      <w:tblPr>
+        <w:tblStyle w:val="TableGrid"/>
+        <w:tblW w:type="auto" w:w="0"/>
+        <w:tblLook w:firstColumn="1" w:firstRow="1" w:lastColumn="0" w:lastRow="0" w:noHBand="0" w:noVBand="1" w:val="04A0"/>
+      </w:tblPr>
+      <w:tblGrid>
+        <w:gridCol w:w="2880"/>
+        <w:gridCol w:w="2880"/>
+        <w:gridCol w:w="2880"/>
+      </w:tblGrid>
+      <w:tr>
+        <w:tc>
+          <w:tcPr>
+            <w:tcW w:type="dxa" w:w="2880"/>
+          </w:tcPr>
+          <w:p>
+            <w:r>
+              <w:rPr>
+                <w:rFonts w:ascii="Noto Sans CJK JP" w:hAnsi="Noto Sans CJK JP"/>
+                <w:b/>
+                <w:sz w:val="20"/>
+              </w:rPr>
+              <w:t>ブルームレベル</w:t>
+            </w:r>
+          </w:p>
+        </w:tc>
+        <w:tc>
+          <w:tcPr>
+            <w:tcW w:type="dxa" w:w="2880"/>
+          </w:tcPr>
+          <w:p>
+            <w:r>
+              <w:rPr>
+                <w:rFonts w:ascii="Noto Sans CJK JP" w:hAnsi="Noto Sans CJK JP"/>
+                <w:b/>
+                <w:sz w:val="20"/>
+              </w:rPr>
+              <w:t>学習目標</w:t>
+            </w:r>
+          </w:p>
+        </w:tc>
+        <w:tc>
+          <w:tcPr>
+            <w:tcW w:type="dxa" w:w="2880"/>
+          </w:tcPr>
+          <w:p>
+            <w:r>
+              <w:rPr>
+                <w:rFonts w:ascii="Noto Sans CJK JP" w:hAnsi="Noto Sans CJK JP"/>
+                <w:b/>
+                <w:sz w:val="20"/>
+              </w:rPr>
+              <w:t>評価方法</w:t>
+            </w:r>
+          </w:p>
+        </w:tc>
+      </w:tr>
+      <w:tr>
+        <w:tc>
+          <w:tcPr>
+            <w:tcW w:type="dxa" w:w="2880"/>
+          </w:tcPr>
+          <w:p>
+            <w:r>
+              <w:rPr>
+                <w:rFonts w:ascii="Noto Sans CJK JP" w:hAnsi="Noto Sans CJK JP"/>
+                <w:sz w:val="20"/>
+              </w:rPr>
+              <w:t>**理解** (Understand)</w:t>
+            </w:r>
+          </w:p>
+        </w:tc>
+        <w:tc>
+          <w:tcPr>
+            <w:tcW w:type="dxa" w:w="2880"/>
+          </w:tcPr>
+          <w:p>
+            <w:r>
+              <w:rPr>
+                <w:rFonts w:ascii="Noto Sans CJK JP" w:hAnsi="Noto Sans CJK JP"/>
+                <w:sz w:val="20"/>
+              </w:rPr>
+              <w:t>利用可能性バイアスをざっくり説明できる</w:t>
+            </w:r>
+          </w:p>
+        </w:tc>
+        <w:tc>
+          <w:tcPr>
+            <w:tcW w:type="dxa" w:w="2880"/>
+          </w:tcPr>
+          <w:p>
+            <w:r>
+              <w:rPr>
+                <w:rFonts w:ascii="Noto Sans CJK JP" w:hAnsi="Noto Sans CJK JP"/>
+                <w:sz w:val="20"/>
+              </w:rPr>
+              <w:t>隣の人に30秒で説明</w:t>
+            </w:r>
+          </w:p>
+        </w:tc>
+      </w:tr>
+      <w:tr>
+        <w:tc>
+          <w:tcPr>
+            <w:tcW w:type="dxa" w:w="2880"/>
+          </w:tcPr>
+          <w:p>
+            <w:r>
+              <w:rPr>
+                <w:rFonts w:ascii="Noto Sans CJK JP" w:hAnsi="Noto Sans CJK JP"/>
+                <w:sz w:val="20"/>
+              </w:rPr>
+              <w:t>**適用** (Apply)</w:t>
+            </w:r>
+          </w:p>
+        </w:tc>
+        <w:tc>
+          <w:tcPr>
+            <w:tcW w:type="dxa" w:w="2880"/>
+          </w:tcPr>
+          <w:p>
+            <w:r>
+              <w:rPr>
+                <w:rFonts w:ascii="Noto Sans CJK JP" w:hAnsi="Noto Sans CJK JP"/>
+                <w:sz w:val="20"/>
+              </w:rPr>
+              <w:t>自分の職種で「思い込み」が起きやすい場面を1つ挙げ、対策を1つ実践できる</w:t>
+            </w:r>
+          </w:p>
+        </w:tc>
+        <w:tc>
+          <w:tcPr>
+            <w:tcW w:type="dxa" w:w="2880"/>
+          </w:tcPr>
+          <w:p>
+            <w:r>
+              <w:rPr>
+                <w:rFonts w:ascii="Noto Sans CJK JP" w:hAnsi="Noto Sans CJK JP"/>
+                <w:sz w:val="20"/>
+              </w:rPr>
+              <w:t>グループトーク + 3つのコツから選択</w:t>
+            </w:r>
+          </w:p>
+        </w:tc>
+      </w:tr>
+      <w:tr>
+        <w:tc>
+          <w:tcPr>
+            <w:tcW w:type="dxa" w:w="2880"/>
+          </w:tcPr>
+          <w:p>
+            <w:r>
+              <w:rPr>
+                <w:rFonts w:ascii="Noto Sans CJK JP" w:hAnsi="Noto Sans CJK JP"/>
+                <w:sz w:val="20"/>
+              </w:rPr>
+              <w:t>**評価** (Evaluate)</w:t>
+            </w:r>
+          </w:p>
+        </w:tc>
+        <w:tc>
+          <w:tcPr>
+            <w:tcW w:type="dxa" w:w="2880"/>
+          </w:tcPr>
+          <w:p>
+            <w:r>
+              <w:rPr>
+                <w:rFonts w:ascii="Noto Sans CJK JP" w:hAnsi="Noto Sans CJK JP"/>
+                <w:sz w:val="20"/>
+              </w:rPr>
+              <w:t>自分の判断が「思い込み」に影響されていたか振り返れる</w:t>
+            </w:r>
+          </w:p>
+        </w:tc>
+        <w:tc>
+          <w:tcPr>
+            <w:tcW w:type="dxa" w:w="2880"/>
+          </w:tcPr>
+          <w:p>
+            <w:r>
+              <w:rPr>
+                <w:rFonts w:ascii="Noto Sans CJK JP" w:hAnsi="Noto Sans CJK JP"/>
+                <w:sz w:val="20"/>
+              </w:rPr>
+              <w:t>1週間後のフォローアップ</w:t>
+            </w:r>
+          </w:p>
+        </w:tc>
+      </w:tr>
+    </w:tbl>
+    <w:p>
+      <w:r>
+        <w:br w:type="page"/>
+      </w:r>
+    </w:p>
+    <w:p>
+      <w:pPr>
+        <w:pStyle w:val="Heading2"/>
+      </w:pPr>
+      <w:r>
+        <w:t>設計上の意図メモ</w:t>
+      </w:r>
+    </w:p>
+    <w:p>
+      <w:pPr>
+        <w:pStyle w:val="ListBullet"/>
+      </w:pPr>
+      <w:r>
+        <w:t>**研修医版**: 論文の批判的吟味を含めることで「読んで使える」力を養う。b値やp値を示し、効果量の解釈まで踏み込む。ペアディスカッションでは自己の経験を言語化することでメタ認知を促進。</w:t>
+      </w:r>
+    </w:p>
+    <w:p>
+      <w:pPr>
+        <w:pStyle w:val="ListBullet"/>
+      </w:pPr>
+      <w:r>
+        <w:t>**全スタッフ版**: 専門用語を極力排除し、「速い脳・遅い脳」「思い込み」など日常語に置き換え。全職種の場面例を入れることで「自分ごと化」を促す。アクションは3択から1つ選ぶ形式にして行動変容のハードルを下げた。</w:t>
+      </w:r>
+    </w:p>
+    <w:p>
+      <w:pPr>
+        <w:pStyle w:val="ListBullet"/>
+      </w:pPr>
+      <w:r>
+        <w:t>**共通**: 「経験年数ではなく構造化されたフィードバックが重要」というメッセージは、両版とも核心に置いている。これはたまさんの教育設計の正当性を裏付ける知見でもある。</w:t>
+      </w:r>
+    </w:p>
+    <w:p>
+      <w:r>
+        <w:br w:type="page"/>
+      </w:r>
+    </w:p>
+    <w:p>
+      <w:pPr>
+        <w:pStyle w:val="Heading1"/>
+      </w:pPr>
+      <w:r>
+        <w:t>Part 3: 参考文献・リンク（配布用）</w:t>
+      </w:r>
+    </w:p>
+    <w:p>
+      <w:r>
+        <w:br w:type="page"/>
+      </w:r>
+    </w:p>
+    <w:p>
+      <w:pPr>
+        <w:pStyle w:val="Heading2"/>
+      </w:pPr>
+      <w:r>
+        <w:t>一次ソース</w:t>
+      </w:r>
+    </w:p>
+    <w:p>
+      <w:pPr>
+        <w:pStyle w:val="ListBullet"/>
+      </w:pPr>
+      <w:r>
+        <w:t>**Moura EC et al. (2026)**. "Availability Bias in Diagnostic Reasoning Following Real Clinical Encounters: A Cross-Sectional Survey of 1015 Physicians." *BMJ Quality &amp; Safety*.</w:t>
+      </w:r>
+    </w:p>
+    <w:p>
+      <w:pPr>
+        <w:pStyle w:val="ListBullet"/>
+      </w:pPr>
+      <w:r>
+        <w:t>DOI: [10.1136/bmjqs-2025-019520](https://doi.org/10.1136/bmjqs-2025-019520)</w:t>
+      </w:r>
+    </w:p>
+    <w:p>
+      <w:pPr>
+        <w:pStyle w:val="Heading2"/>
+      </w:pPr>
+      <w:r>
+        <w:t>二次ソース・関連文献</w:t>
+      </w:r>
+    </w:p>
+    <w:p>
+      <w:pPr>
+        <w:pStyle w:val="ListBullet"/>
+      </w:pPr>
+      <w:r>
+        <w:t>**American Journal of Medicine (2025)**. "Over-investigation and cognitive bias."</w:t>
+      </w:r>
+    </w:p>
+    <w:p>
+      <w:pPr>
+        <w:pStyle w:val="ListBullet"/>
+      </w:pPr>
+      <w:r>
+        <w:t>DOI: [10.1016/j.amjmed.2025.10.013](https://doi.org/10.1016/j.amjmed.2025.10.013)</w:t>
+      </w:r>
+    </w:p>
+    <w:p>
+      <w:pPr>
+        <w:pStyle w:val="Heading2"/>
+      </w:pPr>
+      <w:r>
+        <w:t>背景知識</w:t>
+      </w:r>
+    </w:p>
+    <w:p>
+      <w:pPr>
+        <w:pStyle w:val="ListBullet"/>
+      </w:pPr>
+      <w:r>
+        <w:t>**Kahneman D. (2011)**. *Thinking, Fast and Slow*. Farrar, Straus and Giroux.</w:t>
+      </w:r>
+    </w:p>
+    <w:p>
+      <w:pPr>
+        <w:pStyle w:val="ListBullet"/>
+      </w:pPr>
+      <w:r>
+        <w:t>邦訳: ダニエル・カーネマン『ファスト&amp;スロー』（早川書房）</w:t>
+      </w:r>
+    </w:p>
+    <w:p>
+      <w:pPr>
+        <w:pStyle w:val="ListBullet"/>
+      </w:pPr>
+      <w:r>
+        <w:t>**Tversky A, Kahneman D. (1973)**. "Availability: A heuristic for judging frequency and probability." *Cognitive Psychology*, 5(2), 207-232.</w:t>
+      </w:r>
+    </w:p>
+    <w:p>
+      <w:pPr>
+        <w:pStyle w:val="ListBullet"/>
+      </w:pPr>
+      <w:r>
+        <w:t>**Croskerry P. (2009)**. "A Universal Model of Diagnostic Reasoning." *Academic Medicine*, 84(8), 1022-1028.</w:t>
+      </w:r>
+    </w:p>
+    <w:p>
+      <w:pPr>
+        <w:pStyle w:val="ListBullet"/>
+      </w:pPr>
+      <w:r>
+        <w:t>診断推論における認知バイアスの包括的モデル</w:t>
+      </w:r>
+    </w:p>
+    <w:p>
+      <w:pPr>
+        <w:pStyle w:val="ListBullet"/>
+      </w:pPr>
+      <w:r>
+        <w:t>**Croskerry P. (2003)**. "The Importance of Cognitive Errors in Diagnosis and Strategies to Minimize Them." *Academic Medicine*, 78(8), 775-780.</w:t>
+      </w:r>
+    </w:p>
+    <w:p>
+      <w:pPr>
+        <w:pStyle w:val="ListBullet"/>
+      </w:pPr>
+      <w:r>
+        <w:t>認知的脱バイアス戦略のレビュー</w:t>
+      </w:r>
+    </w:p>
+    <w:p>
+      <w:pPr>
+        <w:pStyle w:val="Heading2"/>
+      </w:pPr>
+      <w:r>
+        <w:t>キーワード（検索用）</w:t>
+      </w:r>
+    </w:p>
     <w:p>
       <w:r>
         <w:rPr>
-          <w:rFonts w:ascii="Calibri" w:hAnsi="Calibri"/>
+          <w:rFonts w:ascii="Noto Sans CJK JP" w:hAnsi="Noto Sans CJK JP"/>
           <w:b w:val="0"/>
-          <w:i/>
-          <w:sz w:val="16"/>
+          <w:sz w:val="22"/>
         </w:rPr>
-        <w:t>Publisher Agent | AI Agent Team | 2026-03-29</w:t>
+        <w:t>利用可能性バイアス / Availability Bias / Availability Heuristic / 認知バイアス / Cognitive Bias / 診断エラー / Diagnostic Error / 臨床推論 / Clinical Reasoning / 双対プロセス理論 / Dual Process Theory / System 1 System 2 / 患者安全 / Patient Safety / Debiasing</w:t>
       </w:r>
     </w:p>
+    <w:p>
+      <w:r>
+        <w:br w:type="page"/>
+      </w:r>
+    </w:p>
+    <w:p>
+      <w:pPr>
+        <w:pStyle w:val="Heading3"/>
+      </w:pPr>
+      <w:r>
+        <w:t>メタ情報</w:t>
+      </w:r>
+    </w:p>
+    <w:tbl>
+      <w:tblPr>
+        <w:tblStyle w:val="TableGrid"/>
+        <w:tblW w:type="auto" w:w="0"/>
+        <w:tblLook w:firstColumn="1" w:firstRow="1" w:lastColumn="0" w:lastRow="0" w:noHBand="0" w:noVBand="1" w:val="04A0"/>
+      </w:tblPr>
+      <w:tblGrid>
+        <w:gridCol w:w="4320"/>
+        <w:gridCol w:w="4320"/>
+      </w:tblGrid>
+      <w:tr>
+        <w:tc>
+          <w:tcPr>
+            <w:tcW w:type="dxa" w:w="4320"/>
+          </w:tcPr>
+          <w:p>
+            <w:r>
+              <w:rPr>
+                <w:rFonts w:ascii="Noto Sans CJK JP" w:hAnsi="Noto Sans CJK JP"/>
+                <w:b/>
+                <w:sz w:val="20"/>
+              </w:rPr>
+              <w:t>項目</w:t>
+            </w:r>
+          </w:p>
+        </w:tc>
+        <w:tc>
+          <w:tcPr>
+            <w:tcW w:type="dxa" w:w="4320"/>
+          </w:tcPr>
+          <w:p>
+            <w:r>
+              <w:rPr>
+                <w:rFonts w:ascii="Noto Sans CJK JP" w:hAnsi="Noto Sans CJK JP"/>
+                <w:b/>
+                <w:sz w:val="20"/>
+              </w:rPr>
+              <w:t>内容</w:t>
+            </w:r>
+          </w:p>
+        </w:tc>
+      </w:tr>
+      <w:tr>
+        <w:tc>
+          <w:tcPr>
+            <w:tcW w:type="dxa" w:w="4320"/>
+          </w:tcPr>
+          <w:p>
+            <w:r>
+              <w:rPr>
+                <w:rFonts w:ascii="Noto Sans CJK JP" w:hAnsi="Noto Sans CJK JP"/>
+                <w:sz w:val="20"/>
+              </w:rPr>
+              <w:t>ソース</w:t>
+            </w:r>
+          </w:p>
+        </w:tc>
+        <w:tc>
+          <w:tcPr>
+            <w:tcW w:type="dxa" w:w="4320"/>
+          </w:tcPr>
+          <w:p>
+            <w:r>
+              <w:rPr>
+                <w:rFonts w:ascii="Noto Sans CJK JP" w:hAnsi="Noto Sans CJK JP"/>
+                <w:sz w:val="20"/>
+              </w:rPr>
+              <w:t>data/briefings/2026-03-29.json item-006</w:t>
+            </w:r>
+          </w:p>
+        </w:tc>
+      </w:tr>
+      <w:tr>
+        <w:tc>
+          <w:tcPr>
+            <w:tcW w:type="dxa" w:w="4320"/>
+          </w:tcPr>
+          <w:p>
+            <w:r>
+              <w:rPr>
+                <w:rFonts w:ascii="Noto Sans CJK JP" w:hAnsi="Noto Sans CJK JP"/>
+                <w:sz w:val="20"/>
+              </w:rPr>
+              <w:t>IDモデル</w:t>
+            </w:r>
+          </w:p>
+        </w:tc>
+        <w:tc>
+          <w:tcPr>
+            <w:tcW w:type="dxa" w:w="4320"/>
+          </w:tcPr>
+          <w:p>
+            <w:r>
+              <w:rPr>
+                <w:rFonts w:ascii="Noto Sans CJK JP" w:hAnsi="Noto Sans CJK JP"/>
+                <w:sz w:val="20"/>
+              </w:rPr>
+              <w:t>ガニェの9教授事象</w:t>
+            </w:r>
+          </w:p>
+        </w:tc>
+      </w:tr>
+      <w:tr>
+        <w:tc>
+          <w:tcPr>
+            <w:tcW w:type="dxa" w:w="4320"/>
+          </w:tcPr>
+          <w:p>
+            <w:r>
+              <w:rPr>
+                <w:rFonts w:ascii="Noto Sans CJK JP" w:hAnsi="Noto Sans CJK JP"/>
+                <w:sz w:val="20"/>
+              </w:rPr>
+              <w:t>対象スライド</w:t>
+            </w:r>
+          </w:p>
+        </w:tc>
+        <w:tc>
+          <w:tcPr>
+            <w:tcW w:type="dxa" w:w="4320"/>
+          </w:tcPr>
+          <w:p>
+            <w:r>
+              <w:rPr>
+                <w:rFonts w:ascii="Noto Sans CJK JP" w:hAnsi="Noto Sans CJK JP"/>
+                <w:sz w:val="20"/>
+              </w:rPr>
+              <w:t>residents版（15分）+ allstaff版（10分）</w:t>
+            </w:r>
+          </w:p>
+        </w:tc>
+      </w:tr>
+      <w:tr>
+        <w:tc>
+          <w:tcPr>
+            <w:tcW w:type="dxa" w:w="4320"/>
+          </w:tcPr>
+          <w:p>
+            <w:r>
+              <w:rPr>
+                <w:rFonts w:ascii="Noto Sans CJK JP" w:hAnsi="Noto Sans CJK JP"/>
+                <w:sz w:val="20"/>
+              </w:rPr>
+              <w:t>作成日</w:t>
+            </w:r>
+          </w:p>
+        </w:tc>
+        <w:tc>
+          <w:tcPr>
+            <w:tcW w:type="dxa" w:w="4320"/>
+          </w:tcPr>
+          <w:p>
+            <w:r>
+              <w:rPr>
+                <w:rFonts w:ascii="Noto Sans CJK JP" w:hAnsi="Noto Sans CJK JP"/>
+                <w:sz w:val="20"/>
+              </w:rPr>
+              <w:t>2026-03-29</w:t>
+            </w:r>
+          </w:p>
+        </w:tc>
+      </w:tr>
+    </w:tbl>
     <w:sectPr>
       <w:pgSz w:w="12240" w:h="15840"/>
       <w:pgMar w:top="1440" w:right="1800" w:bottom="1440" w:left="1800" w:header="720" w:footer="720" w:gutter="0"/>
@@ -3582,11 +4535,8 @@
     <w:name w:val="Normal"/>
     <w:qFormat/>
     <w:rsid w:val="00FC693F"/>
-    <w:pPr>
-      <w:spacing w:after="80" w:before="40"/>
-    </w:pPr>
     <w:rPr>
-      <w:rFonts w:ascii="Calibri" w:hAnsi="Calibri"/>
+      <w:rFonts w:ascii="Noto Sans CJK JP" w:hAnsi="Noto Sans CJK JP"/>
       <w:sz w:val="22"/>
     </w:rPr>
   </w:style>

--- a/output/education/2026-03-29_availability-bias/availability-bias_guide_facilitator.docx
+++ b/output/education/2026-03-29_availability-bias/availability-bias_guide_facilitator.docx
@@ -4162,6 +4162,166 @@
         </w:tc>
       </w:tr>
     </w:tbl>
+    <w:p>
+      <w:pPr>
+        <w:pStyle w:val="Heading1"/>
+      </w:pPr>
+      <w:r>
+        <w:t>QRコード付き参考文献</w:t>
+      </w:r>
+    </w:p>
+    <w:tbl>
+      <w:tblPr>
+        <w:tblW w:type="auto" w:w="0"/>
+        <w:jc w:val="center"/>
+        <w:tblLook w:firstColumn="1" w:firstRow="1" w:lastColumn="0" w:lastRow="0" w:noHBand="0" w:noVBand="1" w:val="04A0"/>
+      </w:tblPr>
+      <w:tblGrid>
+        <w:gridCol w:w="2160"/>
+        <w:gridCol w:w="2160"/>
+        <w:gridCol w:w="2160"/>
+        <w:gridCol w:w="2160"/>
+      </w:tblGrid>
+      <w:tr>
+        <w:tc>
+          <w:tcPr>
+            <w:tcW w:type="dxa" w:w="2160"/>
+          </w:tcPr>
+          <w:p>
+            <w:pPr>
+              <w:jc w:val="center"/>
+            </w:pPr>
+            <w:r>
+              <w:drawing>
+                <wp:inline xmlns:a="http://schemas.openxmlformats.org/drawingml/2006/main" xmlns:pic="http://schemas.openxmlformats.org/drawingml/2006/picture">
+                  <wp:extent cx="900000" cy="900000"/>
+                  <wp:docPr id="1" name="Picture 1"/>
+                  <wp:cNvGraphicFramePr>
+                    <a:graphicFrameLocks noChangeAspect="1"/>
+                  </wp:cNvGraphicFramePr>
+                  <a:graphic>
+                    <a:graphicData uri="http://schemas.openxmlformats.org/drawingml/2006/picture">
+                      <pic:pic>
+                        <pic:nvPicPr>
+                          <pic:cNvPr id="0" name="image.png"/>
+                          <pic:cNvPicPr/>
+                        </pic:nvPicPr>
+                        <pic:blipFill>
+                          <a:blip r:embed="rId9"/>
+                          <a:stretch>
+                            <a:fillRect/>
+                          </a:stretch>
+                        </pic:blipFill>
+                        <pic:spPr>
+                          <a:xfrm>
+                            <a:off x="0" y="0"/>
+                            <a:ext cx="900000" cy="900000"/>
+                          </a:xfrm>
+                          <a:prstGeom prst="rect"/>
+                        </pic:spPr>
+                      </pic:pic>
+                    </a:graphicData>
+                  </a:graphic>
+                </wp:inline>
+              </w:drawing>
+            </w:r>
+          </w:p>
+        </w:tc>
+        <w:tc>
+          <w:tcPr>
+            <w:tcW w:type="dxa" w:w="2160"/>
+          </w:tcPr>
+          <w:p>
+            <w:r>
+              <w:rPr>
+                <w:rFonts w:ascii="Calibri" w:hAnsi="Calibri"/>
+                <w:b/>
+                <w:sz w:val="16"/>
+              </w:rPr>
+              <w:t>Moura EC et al. (2026) — Availability Bias, BMJ Qual Saf</w:t>
+            </w:r>
+          </w:p>
+          <w:p>
+            <w:r>
+              <w:rPr>
+                <w:color w:val="444499"/>
+                <w:sz w:val="12"/>
+              </w:rPr>
+              <w:t>https://doi.org/10.1136/bmjqs-2025-019520</w:t>
+            </w:r>
+          </w:p>
+        </w:tc>
+        <w:tc>
+          <w:tcPr>
+            <w:tcW w:type="dxa" w:w="2160"/>
+          </w:tcPr>
+          <w:p>
+            <w:pPr>
+              <w:jc w:val="center"/>
+            </w:pPr>
+            <w:r>
+              <w:drawing>
+                <wp:inline xmlns:a="http://schemas.openxmlformats.org/drawingml/2006/main" xmlns:pic="http://schemas.openxmlformats.org/drawingml/2006/picture">
+                  <wp:extent cx="900000" cy="900000"/>
+                  <wp:docPr id="2" name="Picture 2"/>
+                  <wp:cNvGraphicFramePr>
+                    <a:graphicFrameLocks noChangeAspect="1"/>
+                  </wp:cNvGraphicFramePr>
+                  <a:graphic>
+                    <a:graphicData uri="http://schemas.openxmlformats.org/drawingml/2006/picture">
+                      <pic:pic>
+                        <pic:nvPicPr>
+                          <pic:cNvPr id="0" name="image.png"/>
+                          <pic:cNvPicPr/>
+                        </pic:nvPicPr>
+                        <pic:blipFill>
+                          <a:blip r:embed="rId10"/>
+                          <a:stretch>
+                            <a:fillRect/>
+                          </a:stretch>
+                        </pic:blipFill>
+                        <pic:spPr>
+                          <a:xfrm>
+                            <a:off x="0" y="0"/>
+                            <a:ext cx="900000" cy="900000"/>
+                          </a:xfrm>
+                          <a:prstGeom prst="rect"/>
+                        </pic:spPr>
+                      </pic:pic>
+                    </a:graphicData>
+                  </a:graphic>
+                </wp:inline>
+              </w:drawing>
+            </w:r>
+          </w:p>
+        </w:tc>
+        <w:tc>
+          <w:tcPr>
+            <w:tcW w:type="dxa" w:w="2160"/>
+          </w:tcPr>
+          <w:p>
+            <w:r>
+              <w:rPr>
+                <w:rFonts w:ascii="Calibri" w:hAnsi="Calibri"/>
+                <w:b/>
+                <w:sz w:val="16"/>
+              </w:rPr>
+              <w:t>AJM (2025) — Over-investigation &amp; cognitive bias</w:t>
+            </w:r>
+          </w:p>
+          <w:p>
+            <w:r>
+              <w:rPr>
+                <w:color w:val="444499"/>
+                <w:sz w:val="12"/>
+              </w:rPr>
+              <w:t>https://doi.org/10.1016/j.amjmed.2025.10.013</w:t>
+            </w:r>
+          </w:p>
+        </w:tc>
+      </w:tr>
+    </w:tbl>
+    <w:p/>
     <w:sectPr>
       <w:pgSz w:w="12240" w:h="15840"/>
       <w:pgMar w:top="1440" w:right="1800" w:bottom="1440" w:left="1800" w:header="720" w:footer="720" w:gutter="0"/>

--- a/output/education/2026-03-29_availability-bias/availability-bias_guide_facilitator.docx
+++ b/output/education/2026-03-29_availability-bias/availability-bias_guide_facilitator.docx
@@ -51,9 +51,9 @@
         <w:tblLook w:firstColumn="1" w:firstRow="1" w:lastColumn="0" w:lastRow="0" w:noHBand="0" w:noVBand="1" w:val="04A0"/>
       </w:tblPr>
       <w:tblGrid>
-        <w:gridCol w:w="2880"/>
-        <w:gridCol w:w="2880"/>
-        <w:gridCol w:w="2880"/>
+        <w:gridCol w:w="3416"/>
+        <w:gridCol w:w="2474"/>
+        <w:gridCol w:w="3181"/>
       </w:tblGrid>
       <w:tr>
         <w:tc>
@@ -991,9 +991,9 @@
         <w:tblLook w:firstColumn="1" w:firstRow="1" w:lastColumn="0" w:lastRow="0" w:noHBand="0" w:noVBand="1" w:val="04A0"/>
       </w:tblPr>
       <w:tblGrid>
-        <w:gridCol w:w="2880"/>
-        <w:gridCol w:w="2880"/>
-        <w:gridCol w:w="2880"/>
+        <w:gridCol w:w="850"/>
+        <w:gridCol w:w="1180"/>
+        <w:gridCol w:w="7797"/>
       </w:tblGrid>
       <w:tr>
         <w:tc>
@@ -1415,10 +1415,10 @@
         <w:tblLook w:firstColumn="1" w:firstRow="1" w:lastColumn="0" w:lastRow="0" w:noHBand="0" w:noVBand="1" w:val="04A0"/>
       </w:tblPr>
       <w:tblGrid>
-        <w:gridCol w:w="2160"/>
-        <w:gridCol w:w="2160"/>
-        <w:gridCol w:w="2160"/>
-        <w:gridCol w:w="2160"/>
+        <w:gridCol w:w="850"/>
+        <w:gridCol w:w="850"/>
+        <w:gridCol w:w="1314"/>
+        <w:gridCol w:w="6600"/>
       </w:tblGrid>
       <w:tr>
         <w:tc>
@@ -1981,10 +1981,10 @@
         <w:tblLook w:firstColumn="1" w:firstRow="1" w:lastColumn="0" w:lastRow="0" w:noHBand="0" w:noVBand="1" w:val="04A0"/>
       </w:tblPr>
       <w:tblGrid>
-        <w:gridCol w:w="2160"/>
-        <w:gridCol w:w="2160"/>
-        <w:gridCol w:w="2160"/>
-        <w:gridCol w:w="2160"/>
+        <w:gridCol w:w="850"/>
+        <w:gridCol w:w="850"/>
+        <w:gridCol w:w="1262"/>
+        <w:gridCol w:w="6758"/>
       </w:tblGrid>
       <w:tr>
         <w:tc>
@@ -2800,10 +2800,10 @@
         <w:tblLook w:firstColumn="1" w:firstRow="1" w:lastColumn="0" w:lastRow="0" w:noHBand="0" w:noVBand="1" w:val="04A0"/>
       </w:tblPr>
       <w:tblGrid>
-        <w:gridCol w:w="2160"/>
-        <w:gridCol w:w="2160"/>
-        <w:gridCol w:w="2160"/>
-        <w:gridCol w:w="2160"/>
+        <w:gridCol w:w="850"/>
+        <w:gridCol w:w="1701"/>
+        <w:gridCol w:w="3814"/>
+        <w:gridCol w:w="3247"/>
       </w:tblGrid>
       <w:tr>
         <w:tc>
@@ -3418,9 +3418,9 @@
         <w:tblLook w:firstColumn="1" w:firstRow="1" w:lastColumn="0" w:lastRow="0" w:noHBand="0" w:noVBand="1" w:val="04A0"/>
       </w:tblPr>
       <w:tblGrid>
-        <w:gridCol w:w="2880"/>
-        <w:gridCol w:w="2880"/>
-        <w:gridCol w:w="2880"/>
+        <w:gridCol w:w="1695"/>
+        <w:gridCol w:w="4832"/>
+        <w:gridCol w:w="2543"/>
       </w:tblGrid>
       <w:tr>
         <w:tc>
@@ -3617,9 +3617,9 @@
         <w:tblLook w:firstColumn="1" w:firstRow="1" w:lastColumn="0" w:lastRow="0" w:noHBand="0" w:noVBand="1" w:val="04A0"/>
       </w:tblPr>
       <w:tblGrid>
-        <w:gridCol w:w="2880"/>
-        <w:gridCol w:w="2880"/>
-        <w:gridCol w:w="2880"/>
+        <w:gridCol w:w="1823"/>
+        <w:gridCol w:w="4832"/>
+        <w:gridCol w:w="2416"/>
       </w:tblGrid>
       <w:tr>
         <w:tc>
@@ -4177,10 +4177,10 @@
         <w:tblLook w:firstColumn="1" w:firstRow="1" w:lastColumn="0" w:lastRow="0" w:noHBand="0" w:noVBand="1" w:val="04A0"/>
       </w:tblPr>
       <w:tblGrid>
-        <w:gridCol w:w="2160"/>
-        <w:gridCol w:w="2160"/>
-        <w:gridCol w:w="2160"/>
-        <w:gridCol w:w="2160"/>
+        <w:gridCol w:w="850"/>
+        <w:gridCol w:w="4512"/>
+        <w:gridCol w:w="850"/>
+        <w:gridCol w:w="4282"/>
       </w:tblGrid>
       <w:tr>
         <w:tc>
